--- a/docs/capstone-btc-volatility-report.docx
+++ b/docs/capstone-btc-volatility-report.docx
@@ -5693,13 +5693,13 @@
       </w:r>
     </w:p>
     <w:bookmarkEnd w:id="63"/>
-    <w:bookmarkStart w:id="64" w:name="conclusion"/>
+    <w:bookmarkStart w:id="66" w:name="X23cbc12ca346b07ecafcd06adcd342e5a1e8f3b"/>
     <w:p>
       <w:pPr>
         <w:pStyle w:val="Heading1"/>
       </w:pPr>
       <w:r>
-        <w:t xml:space="preserve">10. Conclusion</w:t>
+        <w:t xml:space="preserve">10. Resolution Sensitivity: A 5-Minute Companion Migration</w:t>
       </w:r>
     </w:p>
     <w:p>
@@ -5707,6 +5707,1207 @@
         <w:pStyle w:val="FirstParagraph"/>
       </w:pPr>
       <w:r>
+        <w:t xml:space="preserve">Section 8.1 noted that positive-but-modest R² values deserve the same scrutiny suspiciously high ones do — and one direct question follows: how much of the gap between</w:t>
+      </w:r>
+      <w:r>
+        <w:t xml:space="preserve"> </w:t>
+      </w:r>
+      <w:r>
+        <w:t xml:space="preserve">“modest”</w:t>
+      </w:r>
+      <w:r>
+        <w:t xml:space="preserve"> </w:t>
+      </w:r>
+      <w:r>
+        <w:t xml:space="preserve">and</w:t>
+      </w:r>
+      <w:r>
+        <w:t xml:space="preserve"> </w:t>
+      </w:r>
+      <w:r>
+        <w:t xml:space="preserve">“strong”</w:t>
+      </w:r>
+      <w:r>
+        <w:t xml:space="preserve"> </w:t>
+      </w:r>
+      <w:r>
+        <w:t xml:space="preserve">is genuine unpredictability, versus measurement noise in the target itself?</w:t>
+      </w:r>
+      <w:r>
+        <w:t xml:space="preserve"> </w:t>
+      </w:r>
+      <w:r>
+        <w:rPr>
+          <w:rStyle w:val="VerbatimChar"/>
+        </w:rPr>
+        <w:t xml:space="preserve">volatility_7d</w:t>
+      </w:r>
+      <w:r>
+        <w:t xml:space="preserve"> </w:t>
+      </w:r>
+      <w:r>
+        <w:t xml:space="preserve">throughout this report is estimated from only 168 hourly returns — a well-documented source of real estimation error in the realized-volatility literature (Andersen &amp; Bollerslev, 1998), independent of how good any forecasting model is.</w:t>
+      </w:r>
+    </w:p>
+    <w:bookmarkStart w:id="64" w:name="testing-the-hypothesis"/>
+    <w:p>
+      <w:pPr>
+        <w:pStyle w:val="Heading2"/>
+      </w:pPr>
+      <w:r>
+        <w:t xml:space="preserve">10.1 Testing the Hypothesis</w:t>
+      </w:r>
+    </w:p>
+    <w:p>
+      <w:pPr>
+        <w:pStyle w:val="FirstParagraph"/>
+      </w:pPr>
+      <w:r>
+        <w:t xml:space="preserve">A</w:t>
+      </w:r>
+      <w:r>
+        <w:t xml:space="preserve"> </w:t>
+      </w:r>
+      <w:r>
+        <w:rPr>
+          <w:b/>
+          <w:bCs/>
+        </w:rPr>
+        <w:t xml:space="preserve">volatility signature plot</w:t>
+      </w:r>
+      <w:r>
+        <w:t xml:space="preserve"> </w:t>
+      </w:r>
+      <w:r>
+        <w:t xml:space="preserve">— realized volatility of the same calendar days, estimated at 5-minute, 15-minute, 30-minute, and 1-hour sampling — came back flat (within 3% across all four frequencies), ruling out the alternative explanation that finer sampling would just introduce microstructure noise (bid-ask bounce, tick discreteness) rather than reduce genuine estimation noise. With that confirmed, a full companion pipeline was built: BTC/USDT fetched at 5-minute resolution across the identical calendar boundaries as the primary project, with</w:t>
+      </w:r>
+      <w:r>
+        <w:t xml:space="preserve"> </w:t>
+      </w:r>
+      <w:r>
+        <w:rPr>
+          <w:rStyle w:val="VerbatimChar"/>
+        </w:rPr>
+        <w:t xml:space="preserve">volatility_7d</w:t>
+      </w:r>
+      <w:r>
+        <w:t xml:space="preserve"> </w:t>
+      </w:r>
+      <w:r>
+        <w:t xml:space="preserve">computed as</w:t>
+      </w:r>
+      <w:r>
+        <w:t xml:space="preserve"> </w:t>
+      </w:r>
+      <w:r>
+        <w:rPr>
+          <w:rStyle w:val="VerbatimChar"/>
+        </w:rPr>
+        <w:t xml:space="preserve">sqrt(sum(r²))</w:t>
+      </w:r>
+      <w:r>
+        <w:t xml:space="preserve"> </w:t>
+      </w:r>
+      <w:r>
+        <w:t xml:space="preserve">over the 168-hour window — the standard realized-volatility definition, frequency-comparable in a way a raw rolling</w:t>
+      </w:r>
+      <w:r>
+        <w:t xml:space="preserve"> </w:t>
+      </w:r>
+      <w:r>
+        <w:rPr>
+          <w:rStyle w:val="VerbatimChar"/>
+        </w:rPr>
+        <w:t xml:space="preserve">std()</w:t>
+      </w:r>
+      <w:r>
+        <w:t xml:space="preserve"> </w:t>
+      </w:r>
+      <w:r>
+        <w:t xml:space="preserve">is not — rather than this report’s original convention.</w:t>
+      </w:r>
+    </w:p>
+    <w:p>
+      <w:pPr>
+        <w:pStyle w:val="BodyText"/>
+      </w:pPr>
+      <w:r>
+        <w:rPr>
+          <w:b/>
+          <w:bCs/>
+        </w:rPr>
+        <w:t xml:space="preserve">GARCH and Holt-Winters were deliberately not re-fit at this resolution.</w:t>
+      </w:r>
+      <w:r>
+        <w:t xml:space="preserve"> </w:t>
+      </w:r>
+      <w:r>
+        <w:t xml:space="preserve">GARCH’s rolling-origin forecast cost scales roughly with origins × horizon; moving to 5-minute multiplies both by ~12×, a ~144× increase in the core computation, for a model already shown to fail structurally at this horizon regardless of sampling frequency (Sections 8-9). Holt-Winters is expensive to fit at this row count and is not a kept model. Both exclusions trade a low-value, expensive re-run for time spent elsewhere.</w:t>
+      </w:r>
+    </w:p>
+    <w:bookmarkEnd w:id="64"/>
+    <w:bookmarkStart w:id="65" w:name="results"/>
+    <w:p>
+      <w:pPr>
+        <w:pStyle w:val="Heading2"/>
+      </w:pPr>
+      <w:r>
+        <w:t xml:space="preserve">10.2 Results</w:t>
+      </w:r>
+    </w:p>
+    <w:tbl>
+      <w:tblPr>
+        <w:tblStyle w:val="Table"/>
+        <w:tblW w:type="pct" w:w="5000"/>
+        <w:tblLayout w:type="fixed"/>
+        <w:tblLook w:firstRow="1" w:lastRow="0" w:firstColumn="0" w:lastColumn="0" w:noHBand="0" w:noVBand="0" w:val="0020"/>
+      </w:tblPr>
+      <w:tblGrid>
+        <w:gridCol w:w="1320"/>
+        <w:gridCol w:w="1320"/>
+        <w:gridCol w:w="1320"/>
+        <w:gridCol w:w="1320"/>
+        <w:gridCol w:w="1320"/>
+        <w:gridCol w:w="1320"/>
+      </w:tblGrid>
+      <w:tr>
+        <w:trPr>
+          <w:tblHeader w:val="on"/>
+        </w:trPr>
+        <w:tc>
+          <w:tcPr/>
+          <w:p>
+            <w:pPr>
+              <w:pStyle w:val="Compact"/>
+            </w:pPr>
+            <w:r>
+              <w:t xml:space="preserve">Model</w:t>
+            </w:r>
+          </w:p>
+        </w:tc>
+        <w:tc>
+          <w:tcPr/>
+          <w:p>
+            <w:pPr>
+              <w:pStyle w:val="Compact"/>
+            </w:pPr>
+            <w:r>
+              <w:t xml:space="preserve">Resolution</w:t>
+            </w:r>
+          </w:p>
+        </w:tc>
+        <w:tc>
+          <w:tcPr/>
+          <w:p>
+            <w:pPr>
+              <w:pStyle w:val="Compact"/>
+            </w:pPr>
+            <w:r>
+              <w:t xml:space="preserve">RMSE</w:t>
+            </w:r>
+          </w:p>
+        </w:tc>
+        <w:tc>
+          <w:tcPr/>
+          <w:p>
+            <w:pPr>
+              <w:pStyle w:val="Compact"/>
+            </w:pPr>
+            <w:r>
+              <w:t xml:space="preserve">MAE</w:t>
+            </w:r>
+          </w:p>
+        </w:tc>
+        <w:tc>
+          <w:tcPr/>
+          <w:p>
+            <w:pPr>
+              <w:pStyle w:val="Compact"/>
+            </w:pPr>
+            <w:r>
+              <w:t xml:space="preserve">R²</w:t>
+            </w:r>
+          </w:p>
+        </w:tc>
+        <w:tc>
+          <w:tcPr/>
+          <w:p>
+            <w:pPr>
+              <w:pStyle w:val="Compact"/>
+            </w:pPr>
+            <w:r>
+              <w:t xml:space="preserve">MAPE</w:t>
+            </w:r>
+          </w:p>
+        </w:tc>
+      </w:tr>
+      <w:tr>
+        <w:tc>
+          <w:tcPr/>
+          <w:p>
+            <w:pPr>
+              <w:pStyle w:val="Compact"/>
+            </w:pPr>
+            <w:r>
+              <w:t xml:space="preserve">HAR-RV-X</w:t>
+            </w:r>
+          </w:p>
+        </w:tc>
+        <w:tc>
+          <w:tcPr/>
+          <w:p>
+            <w:pPr>
+              <w:pStyle w:val="Compact"/>
+            </w:pPr>
+            <w:r>
+              <w:t xml:space="preserve">Hourly</w:t>
+            </w:r>
+          </w:p>
+        </w:tc>
+        <w:tc>
+          <w:tcPr/>
+          <w:p>
+            <w:pPr>
+              <w:pStyle w:val="Compact"/>
+            </w:pPr>
+            <w:r>
+              <w:t xml:space="preserve">0.001418</w:t>
+            </w:r>
+          </w:p>
+        </w:tc>
+        <w:tc>
+          <w:tcPr/>
+          <w:p>
+            <w:pPr>
+              <w:pStyle w:val="Compact"/>
+            </w:pPr>
+            <w:r>
+              <w:t xml:space="preserve">0.001118</w:t>
+            </w:r>
+          </w:p>
+        </w:tc>
+        <w:tc>
+          <w:tcPr/>
+          <w:p>
+            <w:pPr>
+              <w:pStyle w:val="Compact"/>
+            </w:pPr>
+            <w:r>
+              <w:t xml:space="preserve">0.1840</w:t>
+            </w:r>
+          </w:p>
+        </w:tc>
+        <w:tc>
+          <w:tcPr/>
+          <w:p>
+            <w:pPr>
+              <w:pStyle w:val="Compact"/>
+            </w:pPr>
+            <w:r>
+              <w:t xml:space="preserve">24.94%</w:t>
+            </w:r>
+          </w:p>
+        </w:tc>
+      </w:tr>
+      <w:tr>
+        <w:tc>
+          <w:tcPr/>
+          <w:p>
+            <w:pPr>
+              <w:pStyle w:val="Compact"/>
+            </w:pPr>
+            <w:r>
+              <w:t xml:space="preserve">HAR-RV-X</w:t>
+            </w:r>
+          </w:p>
+        </w:tc>
+        <w:tc>
+          <w:tcPr/>
+          <w:p>
+            <w:pPr>
+              <w:pStyle w:val="Compact"/>
+            </w:pPr>
+            <w:r>
+              <w:t xml:space="preserve">5-minute</w:t>
+            </w:r>
+          </w:p>
+        </w:tc>
+        <w:tc>
+          <w:tcPr/>
+          <w:p>
+            <w:pPr>
+              <w:pStyle w:val="Compact"/>
+            </w:pPr>
+            <w:r>
+              <w:t xml:space="preserve">0.019179</w:t>
+            </w:r>
+          </w:p>
+        </w:tc>
+        <w:tc>
+          <w:tcPr/>
+          <w:p>
+            <w:pPr>
+              <w:pStyle w:val="Compact"/>
+            </w:pPr>
+            <w:r>
+              <w:t xml:space="preserve">0.014756</w:t>
+            </w:r>
+          </w:p>
+        </w:tc>
+        <w:tc>
+          <w:tcPr/>
+          <w:p>
+            <w:pPr>
+              <w:pStyle w:val="Compact"/>
+            </w:pPr>
+            <w:r>
+              <w:t xml:space="preserve">0.1419</w:t>
+            </w:r>
+          </w:p>
+        </w:tc>
+        <w:tc>
+          <w:tcPr/>
+          <w:p>
+            <w:pPr>
+              <w:pStyle w:val="Compact"/>
+            </w:pPr>
+            <w:r>
+              <w:t xml:space="preserve">24.15%</w:t>
+            </w:r>
+          </w:p>
+        </w:tc>
+      </w:tr>
+      <w:tr>
+        <w:tc>
+          <w:tcPr/>
+          <w:p>
+            <w:pPr>
+              <w:pStyle w:val="Compact"/>
+            </w:pPr>
+            <w:r>
+              <w:t xml:space="preserve">EWMA</w:t>
+            </w:r>
+          </w:p>
+        </w:tc>
+        <w:tc>
+          <w:tcPr/>
+          <w:p>
+            <w:pPr>
+              <w:pStyle w:val="Compact"/>
+            </w:pPr>
+            <w:r>
+              <w:t xml:space="preserve">Hourly</w:t>
+            </w:r>
+          </w:p>
+        </w:tc>
+        <w:tc>
+          <w:tcPr/>
+          <w:p>
+            <w:pPr>
+              <w:pStyle w:val="Compact"/>
+            </w:pPr>
+            <w:r>
+              <w:t xml:space="preserve">0.001532</w:t>
+            </w:r>
+          </w:p>
+        </w:tc>
+        <w:tc>
+          <w:tcPr/>
+          <w:p>
+            <w:pPr>
+              <w:pStyle w:val="Compact"/>
+            </w:pPr>
+            <w:r>
+              <w:t xml:space="preserve">0.001145</w:t>
+            </w:r>
+          </w:p>
+        </w:tc>
+        <w:tc>
+          <w:tcPr/>
+          <w:p>
+            <w:pPr>
+              <w:pStyle w:val="Compact"/>
+            </w:pPr>
+            <w:r>
+              <w:t xml:space="preserve">0.0593</w:t>
+            </w:r>
+          </w:p>
+        </w:tc>
+        <w:tc>
+          <w:tcPr/>
+          <w:p>
+            <w:pPr>
+              <w:pStyle w:val="Compact"/>
+            </w:pPr>
+            <w:r>
+              <w:t xml:space="preserve">23.71%</w:t>
+            </w:r>
+          </w:p>
+        </w:tc>
+      </w:tr>
+      <w:tr>
+        <w:tc>
+          <w:tcPr/>
+          <w:p>
+            <w:pPr>
+              <w:pStyle w:val="Compact"/>
+            </w:pPr>
+            <w:r>
+              <w:t xml:space="preserve">EWMA</w:t>
+            </w:r>
+          </w:p>
+        </w:tc>
+        <w:tc>
+          <w:tcPr/>
+          <w:p>
+            <w:pPr>
+              <w:pStyle w:val="Compact"/>
+            </w:pPr>
+            <w:r>
+              <w:t xml:space="preserve">5-minute</w:t>
+            </w:r>
+          </w:p>
+        </w:tc>
+        <w:tc>
+          <w:tcPr/>
+          <w:p>
+            <w:pPr>
+              <w:pStyle w:val="Compact"/>
+            </w:pPr>
+            <w:r>
+              <w:t xml:space="preserve">0.020639</w:t>
+            </w:r>
+          </w:p>
+        </w:tc>
+        <w:tc>
+          <w:tcPr/>
+          <w:p>
+            <w:pPr>
+              <w:pStyle w:val="Compact"/>
+            </w:pPr>
+            <w:r>
+              <w:t xml:space="preserve">0.014573</w:t>
+            </w:r>
+          </w:p>
+        </w:tc>
+        <w:tc>
+          <w:tcPr/>
+          <w:p>
+            <w:pPr>
+              <w:pStyle w:val="Compact"/>
+            </w:pPr>
+            <w:r>
+              <w:t xml:space="preserve">0.0064</w:t>
+            </w:r>
+          </w:p>
+        </w:tc>
+        <w:tc>
+          <w:tcPr/>
+          <w:p>
+            <w:pPr>
+              <w:pStyle w:val="Compact"/>
+            </w:pPr>
+            <w:r>
+              <w:t xml:space="preserve">21.90%</w:t>
+            </w:r>
+          </w:p>
+        </w:tc>
+      </w:tr>
+      <w:tr>
+        <w:tc>
+          <w:tcPr/>
+          <w:p>
+            <w:pPr>
+              <w:pStyle w:val="Compact"/>
+            </w:pPr>
+            <w:r>
+              <w:t xml:space="preserve">Naive Persistence</w:t>
+            </w:r>
+          </w:p>
+        </w:tc>
+        <w:tc>
+          <w:tcPr/>
+          <w:p>
+            <w:pPr>
+              <w:pStyle w:val="Compact"/>
+            </w:pPr>
+            <w:r>
+              <w:t xml:space="preserve">Hourly</w:t>
+            </w:r>
+          </w:p>
+        </w:tc>
+        <w:tc>
+          <w:tcPr/>
+          <w:p>
+            <w:pPr>
+              <w:pStyle w:val="Compact"/>
+            </w:pPr>
+            <w:r>
+              <w:t xml:space="preserve">0.001649</w:t>
+            </w:r>
+          </w:p>
+        </w:tc>
+        <w:tc>
+          <w:tcPr/>
+          <w:p>
+            <w:pPr>
+              <w:pStyle w:val="Compact"/>
+            </w:pPr>
+            <w:r>
+              <w:t xml:space="preserve">0.001210</w:t>
+            </w:r>
+          </w:p>
+        </w:tc>
+        <w:tc>
+          <w:tcPr/>
+          <w:p>
+            <w:pPr>
+              <w:pStyle w:val="Compact"/>
+            </w:pPr>
+            <w:r>
+              <w:t xml:space="preserve">-0.0897</w:t>
+            </w:r>
+          </w:p>
+        </w:tc>
+        <w:tc>
+          <w:tcPr/>
+          <w:p>
+            <w:pPr>
+              <w:pStyle w:val="Compact"/>
+            </w:pPr>
+            <w:r>
+              <w:t xml:space="preserve">24.41%</w:t>
+            </w:r>
+          </w:p>
+        </w:tc>
+      </w:tr>
+      <w:tr>
+        <w:tc>
+          <w:tcPr/>
+          <w:p>
+            <w:pPr>
+              <w:pStyle w:val="Compact"/>
+            </w:pPr>
+            <w:r>
+              <w:t xml:space="preserve">Naive Persistence</w:t>
+            </w:r>
+          </w:p>
+        </w:tc>
+        <w:tc>
+          <w:tcPr/>
+          <w:p>
+            <w:pPr>
+              <w:pStyle w:val="Compact"/>
+            </w:pPr>
+            <w:r>
+              <w:t xml:space="preserve">5-minute</w:t>
+            </w:r>
+          </w:p>
+        </w:tc>
+        <w:tc>
+          <w:tcPr/>
+          <w:p>
+            <w:pPr>
+              <w:pStyle w:val="Compact"/>
+            </w:pPr>
+            <w:r>
+              <w:t xml:space="preserve">0.022071</w:t>
+            </w:r>
+          </w:p>
+        </w:tc>
+        <w:tc>
+          <w:tcPr/>
+          <w:p>
+            <w:pPr>
+              <w:pStyle w:val="Compact"/>
+            </w:pPr>
+            <w:r>
+              <w:t xml:space="preserve">0.015143</w:t>
+            </w:r>
+          </w:p>
+        </w:tc>
+        <w:tc>
+          <w:tcPr/>
+          <w:p>
+            <w:pPr>
+              <w:pStyle w:val="Compact"/>
+            </w:pPr>
+            <w:r>
+              <w:t xml:space="preserve">-0.1363</w:t>
+            </w:r>
+          </w:p>
+        </w:tc>
+        <w:tc>
+          <w:tcPr/>
+          <w:p>
+            <w:pPr>
+              <w:pStyle w:val="Compact"/>
+            </w:pPr>
+            <w:r>
+              <w:t xml:space="preserve">22.45%</w:t>
+            </w:r>
+          </w:p>
+        </w:tc>
+      </w:tr>
+    </w:tbl>
+    <w:p>
+      <w:pPr>
+        <w:pStyle w:val="BodyText"/>
+      </w:pPr>
+      <w:r>
+        <w:rPr>
+          <w:i/>
+          <w:iCs/>
+        </w:rPr>
+        <w:t xml:space="preserve">Table 3 — historical test-set performance, hourly vs. 5-minute resolution, same models, same calendar boundaries. RMSE/MAE are not directly comparable across resolutions, since the corrected target definition changes the absolute scale by construction — R² and MAPE are the fair comparison.</w:t>
+      </w:r>
+    </w:p>
+    <w:tbl>
+      <w:tblPr>
+        <w:tblStyle w:val="Table"/>
+        <w:tblW w:type="auto" w:w="0"/>
+        <w:tblLook w:firstRow="1" w:lastRow="0" w:firstColumn="0" w:lastColumn="0" w:noHBand="0" w:noVBand="0" w:val="0020"/>
+      </w:tblPr>
+      <w:tblGrid>
+        <w:gridCol w:w="1320"/>
+        <w:gridCol w:w="1320"/>
+        <w:gridCol w:w="1320"/>
+        <w:gridCol w:w="1320"/>
+        <w:gridCol w:w="1320"/>
+        <w:gridCol w:w="1320"/>
+      </w:tblGrid>
+      <w:tr>
+        <w:trPr>
+          <w:tblHeader w:val="on"/>
+        </w:trPr>
+        <w:tc>
+          <w:tcPr/>
+          <w:p>
+            <w:pPr>
+              <w:pStyle w:val="Compact"/>
+            </w:pPr>
+            <w:r>
+              <w:t xml:space="preserve">Model</w:t>
+            </w:r>
+          </w:p>
+        </w:tc>
+        <w:tc>
+          <w:tcPr/>
+          <w:p>
+            <w:pPr>
+              <w:pStyle w:val="Compact"/>
+            </w:pPr>
+            <w:r>
+              <w:t xml:space="preserve">Resolution</w:t>
+            </w:r>
+          </w:p>
+        </w:tc>
+        <w:tc>
+          <w:tcPr/>
+          <w:p>
+            <w:pPr>
+              <w:pStyle w:val="Compact"/>
+            </w:pPr>
+            <w:r>
+              <w:t xml:space="preserve">RMSE</w:t>
+            </w:r>
+          </w:p>
+        </w:tc>
+        <w:tc>
+          <w:tcPr/>
+          <w:p>
+            <w:pPr>
+              <w:pStyle w:val="Compact"/>
+            </w:pPr>
+            <w:r>
+              <w:t xml:space="preserve">MAE</w:t>
+            </w:r>
+          </w:p>
+        </w:tc>
+        <w:tc>
+          <w:tcPr/>
+          <w:p>
+            <w:pPr>
+              <w:pStyle w:val="Compact"/>
+            </w:pPr>
+            <w:r>
+              <w:t xml:space="preserve">R²</w:t>
+            </w:r>
+          </w:p>
+        </w:tc>
+        <w:tc>
+          <w:tcPr/>
+          <w:p>
+            <w:pPr>
+              <w:pStyle w:val="Compact"/>
+            </w:pPr>
+            <w:r>
+              <w:t xml:space="preserve">MAPE</w:t>
+            </w:r>
+          </w:p>
+        </w:tc>
+      </w:tr>
+      <w:tr>
+        <w:tc>
+          <w:tcPr/>
+          <w:p>
+            <w:pPr>
+              <w:pStyle w:val="Compact"/>
+            </w:pPr>
+            <w:r>
+              <w:t xml:space="preserve">HAR-RV-X</w:t>
+            </w:r>
+          </w:p>
+        </w:tc>
+        <w:tc>
+          <w:tcPr/>
+          <w:p>
+            <w:pPr>
+              <w:pStyle w:val="Compact"/>
+            </w:pPr>
+            <w:r>
+              <w:t xml:space="preserve">Hourly</w:t>
+            </w:r>
+          </w:p>
+        </w:tc>
+        <w:tc>
+          <w:tcPr/>
+          <w:p>
+            <w:pPr>
+              <w:pStyle w:val="Compact"/>
+            </w:pPr>
+            <w:r>
+              <w:t xml:space="preserve">0.001502</w:t>
+            </w:r>
+          </w:p>
+        </w:tc>
+        <w:tc>
+          <w:tcPr/>
+          <w:p>
+            <w:pPr>
+              <w:pStyle w:val="Compact"/>
+            </w:pPr>
+            <w:r>
+              <w:t xml:space="preserve">0.001259</w:t>
+            </w:r>
+          </w:p>
+        </w:tc>
+        <w:tc>
+          <w:tcPr/>
+          <w:p>
+            <w:pPr>
+              <w:pStyle w:val="Compact"/>
+            </w:pPr>
+            <w:r>
+              <w:t xml:space="preserve">0.0610</w:t>
+            </w:r>
+          </w:p>
+        </w:tc>
+        <w:tc>
+          <w:tcPr/>
+          <w:p>
+            <w:pPr>
+              <w:pStyle w:val="Compact"/>
+            </w:pPr>
+            <w:r>
+              <w:t xml:space="preserve">29.38%</w:t>
+            </w:r>
+          </w:p>
+        </w:tc>
+      </w:tr>
+      <w:tr>
+        <w:tc>
+          <w:tcPr/>
+          <w:p>
+            <w:pPr>
+              <w:pStyle w:val="Compact"/>
+            </w:pPr>
+            <w:r>
+              <w:t xml:space="preserve">HAR-RV-X</w:t>
+            </w:r>
+          </w:p>
+        </w:tc>
+        <w:tc>
+          <w:tcPr/>
+          <w:p>
+            <w:pPr>
+              <w:pStyle w:val="Compact"/>
+            </w:pPr>
+            <w:r>
+              <w:t xml:space="preserve">5-minute</w:t>
+            </w:r>
+          </w:p>
+        </w:tc>
+        <w:tc>
+          <w:tcPr/>
+          <w:p>
+            <w:pPr>
+              <w:pStyle w:val="Compact"/>
+            </w:pPr>
+            <w:r>
+              <w:t xml:space="preserve">0.019080</w:t>
+            </w:r>
+          </w:p>
+        </w:tc>
+        <w:tc>
+          <w:tcPr/>
+          <w:p>
+            <w:pPr>
+              <w:pStyle w:val="Compact"/>
+            </w:pPr>
+            <w:r>
+              <w:t xml:space="preserve">0.015477</w:t>
+            </w:r>
+          </w:p>
+        </w:tc>
+        <w:tc>
+          <w:tcPr/>
+          <w:p>
+            <w:pPr>
+              <w:pStyle w:val="Compact"/>
+            </w:pPr>
+            <w:r>
+              <w:t xml:space="preserve">0.2043</w:t>
+            </w:r>
+          </w:p>
+        </w:tc>
+        <w:tc>
+          <w:tcPr/>
+          <w:p>
+            <w:pPr>
+              <w:pStyle w:val="Compact"/>
+            </w:pPr>
+            <w:r>
+              <w:t xml:space="preserve">27.15%</w:t>
+            </w:r>
+          </w:p>
+        </w:tc>
+      </w:tr>
+      <w:tr>
+        <w:tc>
+          <w:tcPr/>
+          <w:p>
+            <w:pPr>
+              <w:pStyle w:val="Compact"/>
+            </w:pPr>
+            <w:r>
+              <w:t xml:space="preserve">EWMA</w:t>
+            </w:r>
+          </w:p>
+        </w:tc>
+        <w:tc>
+          <w:tcPr/>
+          <w:p>
+            <w:pPr>
+              <w:pStyle w:val="Compact"/>
+            </w:pPr>
+            <w:r>
+              <w:t xml:space="preserve">Hourly</w:t>
+            </w:r>
+          </w:p>
+        </w:tc>
+        <w:tc>
+          <w:tcPr/>
+          <w:p>
+            <w:pPr>
+              <w:pStyle w:val="Compact"/>
+            </w:pPr>
+            <w:r>
+              <w:t xml:space="preserve">0.001540</w:t>
+            </w:r>
+          </w:p>
+        </w:tc>
+        <w:tc>
+          <w:tcPr/>
+          <w:p>
+            <w:pPr>
+              <w:pStyle w:val="Compact"/>
+            </w:pPr>
+            <w:r>
+              <w:t xml:space="preserve">0.001112</w:t>
+            </w:r>
+          </w:p>
+        </w:tc>
+        <w:tc>
+          <w:tcPr/>
+          <w:p>
+            <w:pPr>
+              <w:pStyle w:val="Compact"/>
+            </w:pPr>
+            <w:r>
+              <w:t xml:space="preserve">0.0133</w:t>
+            </w:r>
+          </w:p>
+        </w:tc>
+        <w:tc>
+          <w:tcPr/>
+          <w:p>
+            <w:pPr>
+              <w:pStyle w:val="Compact"/>
+            </w:pPr>
+            <w:r>
+              <w:t xml:space="preserve">22.90%</w:t>
+            </w:r>
+          </w:p>
+        </w:tc>
+      </w:tr>
+      <w:tr>
+        <w:tc>
+          <w:tcPr/>
+          <w:p>
+            <w:pPr>
+              <w:pStyle w:val="Compact"/>
+            </w:pPr>
+            <w:r>
+              <w:t xml:space="preserve">EWMA</w:t>
+            </w:r>
+          </w:p>
+        </w:tc>
+        <w:tc>
+          <w:tcPr/>
+          <w:p>
+            <w:pPr>
+              <w:pStyle w:val="Compact"/>
+            </w:pPr>
+            <w:r>
+              <w:t xml:space="preserve">5-minute</w:t>
+            </w:r>
+          </w:p>
+        </w:tc>
+        <w:tc>
+          <w:tcPr/>
+          <w:p>
+            <w:pPr>
+              <w:pStyle w:val="Compact"/>
+            </w:pPr>
+            <w:r>
+              <w:t xml:space="preserve">0.019755</w:t>
+            </w:r>
+          </w:p>
+        </w:tc>
+        <w:tc>
+          <w:tcPr/>
+          <w:p>
+            <w:pPr>
+              <w:pStyle w:val="Compact"/>
+            </w:pPr>
+            <w:r>
+              <w:t xml:space="preserve">0.013238</w:t>
+            </w:r>
+          </w:p>
+        </w:tc>
+        <w:tc>
+          <w:tcPr/>
+          <w:p>
+            <w:pPr>
+              <w:pStyle w:val="Compact"/>
+            </w:pPr>
+            <w:r>
+              <w:t xml:space="preserve">0.1470</w:t>
+            </w:r>
+          </w:p>
+        </w:tc>
+        <w:tc>
+          <w:tcPr/>
+          <w:p>
+            <w:pPr>
+              <w:pStyle w:val="Compact"/>
+            </w:pPr>
+            <w:r>
+              <w:t xml:space="preserve">19.81%</w:t>
+            </w:r>
+          </w:p>
+        </w:tc>
+      </w:tr>
+      <w:tr>
+        <w:tc>
+          <w:tcPr/>
+          <w:p>
+            <w:pPr>
+              <w:pStyle w:val="Compact"/>
+            </w:pPr>
+            <w:r>
+              <w:t xml:space="preserve">Naive Persistence</w:t>
+            </w:r>
+          </w:p>
+        </w:tc>
+        <w:tc>
+          <w:tcPr/>
+          <w:p>
+            <w:pPr>
+              <w:pStyle w:val="Compact"/>
+            </w:pPr>
+            <w:r>
+              <w:t xml:space="preserve">Hourly</w:t>
+            </w:r>
+          </w:p>
+        </w:tc>
+        <w:tc>
+          <w:tcPr/>
+          <w:p>
+            <w:pPr>
+              <w:pStyle w:val="Compact"/>
+            </w:pPr>
+            <w:r>
+              <w:t xml:space="preserve">0.001676</w:t>
+            </w:r>
+          </w:p>
+        </w:tc>
+        <w:tc>
+          <w:tcPr/>
+          <w:p>
+            <w:pPr>
+              <w:pStyle w:val="Compact"/>
+            </w:pPr>
+            <w:r>
+              <w:t xml:space="preserve">0.001138</w:t>
+            </w:r>
+          </w:p>
+        </w:tc>
+        <w:tc>
+          <w:tcPr/>
+          <w:p>
+            <w:pPr>
+              <w:pStyle w:val="Compact"/>
+            </w:pPr>
+            <w:r>
+              <w:t xml:space="preserve">-0.1686</w:t>
+            </w:r>
+          </w:p>
+        </w:tc>
+        <w:tc>
+          <w:tcPr/>
+          <w:p>
+            <w:pPr>
+              <w:pStyle w:val="Compact"/>
+            </w:pPr>
+            <w:r>
+              <w:t xml:space="preserve">22.63%</w:t>
+            </w:r>
+          </w:p>
+        </w:tc>
+      </w:tr>
+      <w:tr>
+        <w:tc>
+          <w:tcPr/>
+          <w:p>
+            <w:pPr>
+              <w:pStyle w:val="Compact"/>
+            </w:pPr>
+            <w:r>
+              <w:t xml:space="preserve">Naive Persistence</w:t>
+            </w:r>
+          </w:p>
+        </w:tc>
+        <w:tc>
+          <w:tcPr/>
+          <w:p>
+            <w:pPr>
+              <w:pStyle w:val="Compact"/>
+            </w:pPr>
+            <w:r>
+              <w:t xml:space="preserve">5-minute</w:t>
+            </w:r>
+          </w:p>
+        </w:tc>
+        <w:tc>
+          <w:tcPr/>
+          <w:p>
+            <w:pPr>
+              <w:pStyle w:val="Compact"/>
+            </w:pPr>
+            <w:r>
+              <w:t xml:space="preserve">0.021060</w:t>
+            </w:r>
+          </w:p>
+        </w:tc>
+        <w:tc>
+          <w:tcPr/>
+          <w:p>
+            <w:pPr>
+              <w:pStyle w:val="Compact"/>
+            </w:pPr>
+            <w:r>
+              <w:t xml:space="preserve">0.013626</w:t>
+            </w:r>
+          </w:p>
+        </w:tc>
+        <w:tc>
+          <w:tcPr/>
+          <w:p>
+            <w:pPr>
+              <w:pStyle w:val="Compact"/>
+            </w:pPr>
+            <w:r>
+              <w:t xml:space="preserve">0.0306</w:t>
+            </w:r>
+          </w:p>
+        </w:tc>
+        <w:tc>
+          <w:tcPr/>
+          <w:p>
+            <w:pPr>
+              <w:pStyle w:val="Compact"/>
+            </w:pPr>
+            <w:r>
+              <w:t xml:space="preserve">19.88%</w:t>
+            </w:r>
+          </w:p>
+        </w:tc>
+      </w:tr>
+    </w:tbl>
+    <w:p>
+      <w:pPr>
+        <w:pStyle w:val="BodyText"/>
+      </w:pPr>
+      <w:r>
+        <w:rPr>
+          <w:i/>
+          <w:iCs/>
+        </w:rPr>
+        <w:t xml:space="preserve">Table 4 — live-test performance, hourly vs. 5-minute resolution.</w:t>
+      </w:r>
+    </w:p>
+    <w:p>
+      <w:pPr>
+        <w:pStyle w:val="BodyText"/>
+      </w:pPr>
+      <w:r>
+        <w:t xml:space="preserve">Both HAR-RV-X and EWMA improve substantially on the live test - HAR-RV-X’s R² more than triples (0.061 to 0.204), and EWMA’s improves by an even larger relative margin (0.013 to 0.147), closing most of the gap to HAR-RV-X that exists at hourly resolution. The historical split is a more mixed, honestly-reported result: HAR-RV-X dips slightly (0.184 to 0.142) and EWMA drops more (0.059 to 0.006). This pattern is consistent with the interpretation that measurement noise matters more for a model evaluated further from the training distribution (live data, roughly eight months out) than for one evaluated on an adjacent historical split - not a contradiction of the underlying hypothesis, but a real nuance in it.</w:t>
+      </w:r>
+    </w:p>
+    <w:p>
+      <w:pPr>
+        <w:pStyle w:val="BodyText"/>
+      </w:pPr>
+      <w:r>
+        <w:t xml:space="preserve">One implementation issue is worth documenting rather than silently fixing, in keeping with this report’s standing practice (Section 12.1). The first execution of this migration had EWMA’s live R² collapse to -8.8 - an unmistakably broken result, not a subtle one. The cause was a scale mismatch, not a modeling failure: EWMA’s raw recursive output estimates one 5-minute bar’s volatility, while this section’s corrected target represents the cumulative 168-hour realized volatility, a quantity roughly sqrt(2016) ≈ 45x larger. This mismatch does not exist in the primary hourly pipeline, where volatility_7d’s rolling std() definition is itself already a per-bar quantity matching what EWMA naturally estimates - it was specifically the corrected, frequency-comparable target definition used here that exposed it. The fix (scaling EWMA’s output by the standard square-root-of-time factor, then re-running its decay-factor search from scratch under the corrected scale, since the original search was invalid too, not just the final prediction) produced the results reported above.</w:t>
+      </w:r>
+    </w:p>
+    <w:p>
+      <w:pPr>
+        <w:pStyle w:val="BodyText"/>
+      </w:pPr>
+      <w:r>
+        <w:t xml:space="preserve">This companion result is presented as evidence for where this project’s R² ceiling actually comes from, not as a replacement for the primary hourly-resolution pipeline, which remains this report’s system of record. A full production migration to 5-minute resolution - including GARCH, at far higher computational cost - was judged out of scope for this pass (Section 12.2).</w:t>
+      </w:r>
+    </w:p>
+    <w:bookmarkEnd w:id="65"/>
+    <w:bookmarkEnd w:id="66"/>
+    <w:bookmarkStart w:id="67" w:name="conclusion"/>
+    <w:p>
+      <w:pPr>
+        <w:pStyle w:val="Heading1"/>
+      </w:pPr>
+      <w:r>
+        <w:t xml:space="preserve">11. Conclusion</w:t>
+      </w:r>
+    </w:p>
+    <w:p>
+      <w:pPr>
+        <w:pStyle w:val="FirstParagraph"/>
+      </w:pPr>
+      <w:r>
         <w:t xml:space="preserve">This project set out to forecast Bitcoin’s 7-day realized volatility, 168 hours ahead of the features used to predict it - not the 1-hour-ahead version explored earlier in this project’s development, which turned out to produce a suspiciously high R-squared (previously near 0.99) for reasons that had nothing to do with genuine forecasting skill: a 168-hour rolling target sampled 1 hour apart overlaps 99.4% with its own immediate past. At a genuine 168-hour horizon, that artifact disappears, and the real picture is more interesting.</w:t>
       </w:r>
     </w:p>
@@ -5742,23 +6943,23 @@
         <w:t xml:space="preserve">Taken together, this answers the project’s central objectives: session-time effects are not statistically significant (p = 1.0000, independently corroborated by Holt-Winters’ own seasonal parameter converging to zero), autocorrelation in volatility is real and persistent (ADF p &lt; 0.0001), and once both the target-construction artifact and a real feature-scaling bug were found and fixed, a genuinely working, modest, and honestly-validated forecasting model emerged - which is a more useful capstone result than an artificially perfect one would have been.</w:t>
       </w:r>
     </w:p>
-    <w:bookmarkEnd w:id="64"/>
-    <w:bookmarkStart w:id="67" w:name="limitations-and-future-work"/>
+    <w:bookmarkEnd w:id="67"/>
+    <w:bookmarkStart w:id="70" w:name="limitations-and-future-work"/>
     <w:p>
       <w:pPr>
         <w:pStyle w:val="Heading1"/>
       </w:pPr>
       <w:r>
-        <w:t xml:space="preserve">11. Limitations and Future Work</w:t>
-      </w:r>
-    </w:p>
-    <w:bookmarkStart w:id="65" w:name="limitations"/>
+        <w:t xml:space="preserve">12. Limitations and Future Work</w:t>
+      </w:r>
+    </w:p>
+    <w:bookmarkStart w:id="68" w:name="limitations"/>
     <w:p>
       <w:pPr>
         <w:pStyle w:val="Heading2"/>
       </w:pPr>
       <w:r>
-        <w:t xml:space="preserve">11.1 Limitations</w:t>
+        <w:t xml:space="preserve">12.1 Limitations</w:t>
       </w:r>
     </w:p>
     <w:p>
@@ -5952,7 +7153,23 @@
         <w:t xml:space="preserve"> </w:t>
       </w:r>
       <w:r>
-        <w:t xml:space="preserve">survive validation, despite looking promising on a naive test-set peek (Section 7.6).</w:t>
+        <w:t xml:space="preserve">survive validation, despite looking promising on a naive test-set peek (Section 7.6). A follow-up genuine stacked ensemble (a nested-CV meta-learner over HAR-RV-X, EWMA, and GARCH’s out-of-fold predictions) did no better — it collapsed to R² = −0.53, driven by the meta-learner assigning GARCH the</w:t>
+      </w:r>
+      <w:r>
+        <w:t xml:space="preserve"> </w:t>
+      </w:r>
+      <w:r>
+        <w:rPr>
+          <w:i/>
+          <w:iCs/>
+        </w:rPr>
+        <w:t xml:space="preserve">highest</w:t>
+      </w:r>
+      <w:r>
+        <w:t xml:space="preserve"> </w:t>
+      </w:r>
+      <w:r>
+        <w:t xml:space="preserve">weight of the three despite GARCH being by far the worst individual model, after a GARCH refit inside the CV loop failed to converge cleanly on at least one fold. Stacking cannot fix a structurally broken base model; it can only get confused by it.</w:t>
       </w:r>
     </w:p>
     <w:p>
@@ -5964,17 +7181,59 @@
         </w:numPr>
       </w:pPr>
       <w:r>
+        <w:t xml:space="preserve">Two further modifications, tested with the same discipline, also did not help: XGBoost given the same lagged features plus explicit cyclical time features (R² = −0.19 vs. HAR-RV-X’s 0.184) and ETH’s own realized volatility as a spillover regressor (R² 0.184 → 0.112, likely due to collinearity with BTC’s own RV regressors rather than genuine cross-asset information). HAR-RV-Q — correcting</w:t>
+      </w:r>
+      <w:r>
+        <w:t xml:space="preserve"> </w:t>
+      </w:r>
+      <w:r>
+        <w:rPr>
+          <w:rStyle w:val="VerbatimChar"/>
+        </w:rPr>
+        <w:t xml:space="preserve">RV_day</w:t>
+      </w:r>
+      <w:r>
+        <w:t xml:space="preserve"> </w:t>
+      </w:r>
+      <w:r>
+        <w:t xml:space="preserve">for its own measurement error via realized quarticity — also produced no change (R² identical to four decimal places), traced to collinearity between the new interaction term and</w:t>
+      </w:r>
+      <w:r>
+        <w:t xml:space="preserve"> </w:t>
+      </w:r>
+      <w:r>
+        <w:rPr>
+          <w:rStyle w:val="VerbatimChar"/>
+        </w:rPr>
+        <w:t xml:space="preserve">RV_day</w:t>
+      </w:r>
+      <w:r>
+        <w:t xml:space="preserve"> </w:t>
+      </w:r>
+      <w:r>
+        <w:t xml:space="preserve">itself rather than the correction being wrong in principle (Section 10 tests the same underlying hypothesis a different way, successfully).</w:t>
+      </w:r>
+    </w:p>
+    <w:p>
+      <w:pPr>
+        <w:pStyle w:val="Compact"/>
+        <w:numPr>
+          <w:ilvl w:val="0"/>
+          <w:numId w:val="1003"/>
+        </w:numPr>
+      </w:pPr>
+      <w:r>
         <w:t xml:space="preserve">The live-test window is fixed at the moment this notebook is run, not continuously accumulating — re-running it later will naturally score more of the already-elapsed-but-not-yet-scoreable predictions near the end of the current window.</w:t>
       </w:r>
     </w:p>
-    <w:bookmarkEnd w:id="65"/>
-    <w:bookmarkStart w:id="66" w:name="future-improvements"/>
+    <w:bookmarkEnd w:id="68"/>
+    <w:bookmarkStart w:id="69" w:name="future-improvements"/>
     <w:p>
       <w:pPr>
         <w:pStyle w:val="Heading2"/>
       </w:pPr>
       <w:r>
-        <w:t xml:space="preserve">11.2 Future Improvements</w:t>
+        <w:t xml:space="preserve">12.2 Future Improvements</w:t>
       </w:r>
     </w:p>
     <w:p>
@@ -6022,12 +7281,24 @@
         </w:numPr>
       </w:pPr>
       <w:r>
-        <w:t xml:space="preserve">A genuine stacked ensemble (a small meta-model over out-of-fold predictions) rather than the fixed linear blend that failed the robustness check in Section 7.6 — a learned combination might still find something a fixed weight can’t.</w:t>
-      </w:r>
-    </w:p>
-    <w:bookmarkEnd w:id="66"/>
-    <w:bookmarkEnd w:id="67"/>
-    <w:bookmarkStart w:id="68" w:name="references"/>
+        <w:t xml:space="preserve">A full production migration to 5-minute resolution, rather than the scoped companion pipeline in Section 10 — including GARCH (accepting its far higher computational cost) and the technical-indicator re-scaling a complete switch would require.</w:t>
+      </w:r>
+    </w:p>
+    <w:p>
+      <w:pPr>
+        <w:pStyle w:val="Compact"/>
+        <w:numPr>
+          <w:ilvl w:val="0"/>
+          <w:numId w:val="1004"/>
+        </w:numPr>
+      </w:pPr>
+      <w:r>
+        <w:t xml:space="preserve">On-chain metrics (exchange netflows, active addresses) as a genuinely independent information source, distinct from every price-history-derived feature tested so far.</w:t>
+      </w:r>
+    </w:p>
+    <w:bookmarkEnd w:id="69"/>
+    <w:bookmarkEnd w:id="70"/>
+    <w:bookmarkStart w:id="71" w:name="references"/>
     <w:p>
       <w:pPr>
         <w:pStyle w:val="Heading1"/>
@@ -6216,7 +7487,7 @@
         <w:t xml:space="preserve">Econometrica, 59(2).</w:t>
       </w:r>
     </w:p>
-    <w:bookmarkEnd w:id="68"/>
+    <w:bookmarkEnd w:id="71"/>
     <w:sectPr>
       <w:footnotePr>
         <w:numRestart w:val="eachSect"/>

--- a/docs/capstone-btc-volatility-report.docx
+++ b/docs/capstone-btc-volatility-report.docx
@@ -5705,6 +5705,14 @@
     <w:p>
       <w:pPr>
         <w:pStyle w:val="FirstParagraph"/>
+      </w:pPr>
+      <w:r>
+        <w:t xml:space="preserve">This section’s live-test finding is also documented as Check 11 in the main notebook’s Robustness Checks — the one check, of eleven, that is a confirmed win rather than a rejected idea, kept in this separate companion pipeline by deliberate scope choice rather than because it failed validation.</w:t>
+      </w:r>
+    </w:p>
+    <w:p>
+      <w:pPr>
+        <w:pStyle w:val="BodyText"/>
       </w:pPr>
       <w:r>
         <w:t xml:space="preserve">Section 8.1 noted that positive-but-modest R² values deserve the same scrutiny suspiciously high ones do — and one direct question follows: how much of the gap between</w:t>

--- a/docs/capstone-btc-volatility-report.docx
+++ b/docs/capstone-btc-volatility-report.docx
@@ -7220,6 +7220,66 @@
       </w:r>
       <w:r>
         <w:t xml:space="preserve">itself rather than the correction being wrong in principle (Section 10 tests the same underlying hypothesis a different way, successfully).</w:t>
+      </w:r>
+    </w:p>
+    <w:p>
+      <w:pPr>
+        <w:pStyle w:val="Compact"/>
+        <w:numPr>
+          <w:ilvl w:val="0"/>
+          <w:numId w:val="1003"/>
+        </w:numPr>
+      </w:pPr>
+      <w:r>
+        <w:t xml:space="preserve">Three further checks, in the same spirit: building the target from log returns instead of simple returns underperformed (R² 0.184 → 0.155); winsorizing extreme hourly-return moves in the regressors underperformed too (R² 0.184 → 0.070 historically, 0.061 → −0.076 live) — confirming the original Data Cleaning decision to retain extreme moves as genuine signal, and documented as an example of a real mistake caught and corrected (an earlier version of this check accidentally winsorized the training target as well, which inflated the apparent result before the error was found); and restricting training to 2020 onward made no meaningful difference (R² 0.184 → 0.185), corroborating a separate data-integrity check’s finding that pre-2020 timestamp gaps (0.17% of the training timeline) are not corrupting training.</w:t>
+      </w:r>
+    </w:p>
+    <w:p>
+      <w:pPr>
+        <w:pStyle w:val="Compact"/>
+        <w:numPr>
+          <w:ilvl w:val="0"/>
+          <w:numId w:val="1003"/>
+        </w:numPr>
+      </w:pPr>
+      <w:r>
+        <w:t xml:space="preserve">An LSTM given the full technical indicator set as a genuine 72-hour sequence — a second, architecturally different test of the</w:t>
+      </w:r>
+      <w:r>
+        <w:t xml:space="preserve"> </w:t>
+      </w:r>
+      <w:r>
+        <w:t xml:space="preserve">“why not LSTM”</w:t>
+      </w:r>
+      <w:r>
+        <w:t xml:space="preserve"> </w:t>
+      </w:r>
+      <w:r>
+        <w:t xml:space="preserve">design decision, alongside XGBoost’s tabular test — failed far more severely (R² = −11.97) than any other check. Diagnosed rather than left as a bare number: even an</w:t>
+      </w:r>
+      <w:r>
+        <w:t xml:space="preserve"> </w:t>
+      </w:r>
+      <w:r>
+        <w:t xml:space="preserve">“always predict the training mean”</w:t>
+      </w:r>
+      <w:r>
+        <w:t xml:space="preserve"> </w:t>
+      </w:r>
+      <w:r>
+        <w:t xml:space="preserve">baseline scores R² = −2.38 on the same test period, since the test period is measurably calmer than training; on top of that distribution shift, the LSTM’s own predictions were more widely spread than the training data itself and included 606 physically impossible negative</w:t>
+      </w:r>
+      <w:r>
+        <w:t xml:space="preserve"> </w:t>
+      </w:r>
+      <w:r>
+        <w:t xml:space="preserve">“volatility”</w:t>
+      </w:r>
+      <w:r>
+        <w:t xml:space="preserve"> </w:t>
+      </w:r>
+      <w:r>
+        <w:t xml:space="preserve">values, since nothing in a plain single-unit output layer constrains non-negativity. HAR-RV-X’s 30-day RV_month regressor’s longer averaging window handles the same distribution shift far better.</w:t>
       </w:r>
     </w:p>
     <w:p>

--- a/docs/capstone-btc-volatility-report.docx
+++ b/docs/capstone-btc-volatility-report.docx
@@ -135,7 +135,7 @@
         <w:pStyle w:val="BodyText"/>
       </w:pPr>
       <w:r>
-        <w:t xml:space="preserve">The headline result: after fixing a genuine scale bug in HAR-RV-X’s ATR regressor (raw dollar terms vs. fractional volatility, a roughly 45,000x mismatch), HAR-RV-X is the strongest model on both splits, beating naive persistence by 14% RMSE historically and posting the best score on every metric on genuinely unseen live data (R-squared 0.061, MAPE 29.4%). EWMA, re-tuned over a wider decay-factor grid (lambda=0.995), is a close second. Three further modifications - adding RSI/EMA/MACD/Bollinger width as regressors, log-transforming the target, and ensembling HAR-RV-X with EWMA - were tested with proper cross-validation and honestly did not improve on HAR-RV-X alone; all three are reported as negative results rather than omitted. GARCH, by contrast, degrades badly at this longer horizon (R-squared -110.68 live) - a structural property of its mean-reverting forecast, not an implementation defect.</w:t>
+        <w:t xml:space="preserve">The headline result: after fixing a genuine scale bug in HAR-RV-X’s ATR regressor (raw dollar terms vs. fractional volatility, a roughly 45,000x mismatch) and later promoting two additional regressors validated by a dedicated robustness check - EWMA’s own tuned sigma and realized skewness, both blended in as HAR-RV-X inputs (Section 7.4.4) - HAR-RV-X is the strongest model on both splits, beating naive persistence by 14.8% RMSE historically and posting the best score on every metric on genuinely unseen live data (R-squared 0.1217, MAPE 27.96%). EWMA, re-tuned over a wider decay-factor grid (lambda=0.995), is a distant second. A wide range of further modifications - additional technical-indicator regressors, log-transforming the target, ensembling with EWMA, automated feature selection over the full feature set, alternative realized-volatility estimators, an LSTM given the same indicator set - were tested with the same cross-validation discipline and honestly did not improve on HAR-RV-X, and are reported as negative results rather than omitted; only the skewness/EWMA-sigma combination cleared both a historical and a live-data validation bar, and is the only one promoted into the kept model. GARCH, by contrast, degrades badly at this longer horizon (R-squared -110.68 live) - a structural property of its mean-reverting forecast, not an implementation defect.</w:t>
       </w:r>
     </w:p>
     <w:bookmarkEnd w:id="9"/>
@@ -2607,7 +2607,7 @@
     </w:p>
     <w:bookmarkEnd w:id="32"/>
     <w:bookmarkEnd w:id="33"/>
-    <w:bookmarkStart w:id="48" w:name="models"/>
+    <w:bookmarkStart w:id="49" w:name="models"/>
     <w:p>
       <w:pPr>
         <w:pStyle w:val="Heading1"/>
@@ -3294,7 +3294,7 @@
     </w:p>
     <w:bookmarkEnd w:id="38"/>
     <w:bookmarkEnd w:id="39"/>
-    <w:bookmarkStart w:id="43" w:name="model-2-har-rv-har-rv-x"/>
+    <w:bookmarkStart w:id="44" w:name="model-2-har-rv-har-rv-x"/>
     <w:p>
       <w:pPr>
         <w:pStyle w:val="Heading2"/>
@@ -3587,26 +3587,17 @@
         <w:t xml:space="preserve"> </w:t>
       </w:r>
       <w:r>
-        <w:t xml:space="preserve">HAR-RV-X is the best model in this report on both the historical split and live data (Section 8–9).</w:t>
+        <w:t xml:space="preserve">HAR-RV-X is the best model in this report on both the historical split and live data (Section 8–9), and gets two further regressors in Section 7.4.4 below.</w:t>
       </w:r>
     </w:p>
     <w:bookmarkEnd w:id="42"/>
-    <w:bookmarkEnd w:id="43"/>
-    <w:bookmarkStart w:id="46" w:name="Xaa8e56ea84c4b687a8b33cef32856eaa55d91b1"/>
-    <w:p>
-      <w:pPr>
-        <w:pStyle w:val="Heading2"/>
-      </w:pPr>
-      <w:r>
-        <w:t xml:space="preserve">7.5 Model 3: EWMA (RiskMetrics-Style Volatility)</w:t>
-      </w:r>
-    </w:p>
-    <w:p>
-      <w:pPr>
-        <w:pStyle w:val="BlockText"/>
-      </w:pPr>
-      <w:r>
-        <w:t xml:space="preserve">σ²(t) = λ·σ²(t−1) + (1−λ)·r²(t−1)</w:t>
+    <w:bookmarkStart w:id="43" w:name="Xca5959794d379ff0353868f54b535398ea3bf8a"/>
+    <w:p>
+      <w:pPr>
+        <w:pStyle w:val="Heading3"/>
+      </w:pPr>
+      <w:r>
+        <w:t xml:space="preserve">7.4.4 Further Improvement: EWMA_X + SKEW_X, Promoted from Robustness Checks</w:t>
       </w:r>
     </w:p>
     <w:p>
@@ -3614,7 +3605,44 @@
         <w:pStyle w:val="FirstParagraph"/>
       </w:pPr>
       <w:r>
-        <w:t xml:space="preserve">A single decay parameter standing in for GARCH’s separately-fitted ω/α/β, applied directly to the return series. Because volatility under an EWMA/IGARCH-type model doesn’t mean-revert, its</w:t>
+        <w:t xml:space="preserve">A later robustness check (Section 7.6) tested two more additions to HAR-RV-X’s regressor set: EWMA’s own tuned sigma, blended in as an input feature rather than combined with HAR-RV-X’s predictions after the fact (a different mechanism from the failed ensemble in Section 7.6, even though the underlying information is the same), and realized skewness over the same 168-hour window HAR-RV-X’s other regressors already use — a genuinely different property of the return distribution (asymmetry) than anything HAR-RV-X’s existing, magnitude-only regressors capture.</w:t>
+      </w:r>
+    </w:p>
+    <w:p>
+      <w:pPr>
+        <w:pStyle w:val="SourceCode"/>
+      </w:pPr>
+      <w:r>
+        <w:rPr>
+          <w:rStyle w:val="VerbatimChar"/>
+        </w:rPr>
+        <w:t xml:space="preserve">har_final_df['EWMA_X'] = df_model['Date'].map(ewma_tuned_sigma).shift(1)</w:t>
+      </w:r>
+      <w:r>
+        <w:br/>
+      </w:r>
+      <w:r>
+        <w:rPr>
+          <w:rStyle w:val="VerbatimChar"/>
+        </w:rPr>
+        <w:t xml:space="preserve">har_final_df['SKEW_X'] = df_model['hourly_return'].rolling(ROLLING_WINDOW).skew().shift(24)</w:t>
+      </w:r>
+      <w:r>
+        <w:br/>
+      </w:r>
+      <w:r>
+        <w:rPr>
+          <w:rStyle w:val="VerbatimChar"/>
+        </w:rPr>
+        <w:t xml:space="preserve">har_final_cols = ['RV_day', 'RV_week', 'RV_month', 'ATR_X', 'EWMA_X', 'SKEW_X']</w:t>
+      </w:r>
+    </w:p>
+    <w:p>
+      <w:pPr>
+        <w:pStyle w:val="FirstParagraph"/>
+      </w:pPr>
+      <w:r>
+        <w:t xml:space="preserve">Realized skewness alone was enough to clear a meaningful-improvement bar on the historical split; combined with EWMA’s sigma it did best: R² 0.1840 → 0.1992. Unlike an earlier, initially-promising result in this same section (winsorizing extreme returns, Section 12.1) that reversed once properly tested on live data, this one was deliberately validated against the same genuinely-unseen live-test window used throughout Section 9</w:t>
       </w:r>
       <w:r>
         <w:t xml:space="preserve"> </w:t>
@@ -3624,10 +3652,40 @@
           <w:i/>
           <w:iCs/>
         </w:rPr>
-        <w:t xml:space="preserve">h</w:t>
-      </w:r>
-      <w:r>
-        <w:t xml:space="preserve">-step-ahead forecast for any horizon</w:t>
+        <w:t xml:space="preserve">before</w:t>
+      </w:r>
+      <w:r>
+        <w:t xml:space="preserve"> </w:t>
+      </w:r>
+      <w:r>
+        <w:t xml:space="preserve">being adopted — and it held up, by an even larger relative margin: R² 0.0610 → 0.1217. This is now the actual kept HAR-RV-X model reported everywhere in this document (6 regressors total); the 4-regressor version above is left in as the historical record of how it was built.</w:t>
+      </w:r>
+    </w:p>
+    <w:bookmarkEnd w:id="43"/>
+    <w:bookmarkEnd w:id="44"/>
+    <w:bookmarkStart w:id="47" w:name="Xaa8e56ea84c4b687a8b33cef32856eaa55d91b1"/>
+    <w:p>
+      <w:pPr>
+        <w:pStyle w:val="Heading2"/>
+      </w:pPr>
+      <w:r>
+        <w:t xml:space="preserve">7.5 Model 3: EWMA (RiskMetrics-Style Volatility)</w:t>
+      </w:r>
+    </w:p>
+    <w:p>
+      <w:pPr>
+        <w:pStyle w:val="BlockText"/>
+      </w:pPr>
+      <w:r>
+        <w:t xml:space="preserve">σ²(t) = λ·σ²(t−1) + (1−λ)·r²(t−1)</w:t>
+      </w:r>
+    </w:p>
+    <w:p>
+      <w:pPr>
+        <w:pStyle w:val="FirstParagraph"/>
+      </w:pPr>
+      <w:r>
+        <w:t xml:space="preserve">A single decay parameter standing in for GARCH’s separately-fitted ω/α/β, applied directly to the return series. Because volatility under an EWMA/IGARCH-type model doesn’t mean-revert, its</w:t>
       </w:r>
       <w:r>
         <w:t xml:space="preserve"> </w:t>
@@ -3640,13 +3698,26 @@
         <w:t xml:space="preserve">h</w:t>
       </w:r>
       <w:r>
+        <w:t xml:space="preserve">-step-ahead forecast for any horizon</w:t>
+      </w:r>
+      <w:r>
+        <w:t xml:space="preserve"> </w:t>
+      </w:r>
+      <w:r>
+        <w:rPr>
+          <w:i/>
+          <w:iCs/>
+        </w:rPr>
+        <w:t xml:space="preserve">h</w:t>
+      </w:r>
+      <w:r>
         <w:t xml:space="preserve"> </w:t>
       </w:r>
       <w:r>
         <w:t xml:space="preserve">is simply its current estimate — so, unlike GARCH and Holt-Winters, EWMA needs no separate multi-step forecasting logic at all; the same one-step-ahead estimate already used for the current-hour target doubles as its 168-hour-ahead forecast.</w:t>
       </w:r>
     </w:p>
-    <w:bookmarkStart w:id="44" w:name="X62c0b0da09dc3d5ce417205569e66020ae82157"/>
+    <w:bookmarkStart w:id="45" w:name="X62c0b0da09dc3d5ce417205569e66020ae82157"/>
     <w:p>
       <w:pPr>
         <w:pStyle w:val="Heading3"/>
@@ -3812,8 +3883,8 @@
         <w:t xml:space="preserve">before the fix.</w:t>
       </w:r>
     </w:p>
-    <w:bookmarkEnd w:id="44"/>
-    <w:bookmarkStart w:id="45" w:name="X20dce0a910975c04d851f80de482154a4616174"/>
+    <w:bookmarkEnd w:id="45"/>
+    <w:bookmarkStart w:id="46" w:name="X20dce0a910975c04d851f80de482154a4616174"/>
     <w:p>
       <w:pPr>
         <w:pStyle w:val="Heading3"/>
@@ -3859,15 +3930,15 @@
         <w:t xml:space="preserve">— confirmed as an interior optimum this time (CV error decreases up to 0.995, then rises again at 0.998), not another edge case.</w:t>
       </w:r>
     </w:p>
-    <w:bookmarkEnd w:id="45"/>
     <w:bookmarkEnd w:id="46"/>
-    <w:bookmarkStart w:id="47" w:name="robustness-checks-what-didnt-help"/>
+    <w:bookmarkEnd w:id="47"/>
+    <w:bookmarkStart w:id="48" w:name="X7c68921dee9cb021529ca3da51202e6356668f3"/>
     <w:p>
       <w:pPr>
         <w:pStyle w:val="Heading2"/>
       </w:pPr>
       <w:r>
-        <w:t xml:space="preserve">7.6 Robustness Checks: What Didn’t Help</w:t>
+        <w:t xml:space="preserve">7.6 Robustness Checks: What Did (and Didn’t) Help</w:t>
       </w:r>
     </w:p>
     <w:p>
@@ -3891,7 +3962,7 @@
         <w:t xml:space="preserve"> </w:t>
       </w:r>
       <w:r>
-        <w:t xml:space="preserve">pan out, tested on top of the corrected HAR-RV-X.</w:t>
+        <w:t xml:space="preserve">pan out, tested on top of the corrected HAR-RV-X. Most of the checks below fall in that category. One did not — it changed the actual kept model, and is described in Section 7.4.4 above rather than repeated here.</w:t>
       </w:r>
     </w:p>
     <w:p>
@@ -4069,6 +4140,102 @@
           </w:p>
         </w:tc>
       </w:tr>
+      <w:tr>
+        <w:tc>
+          <w:tcPr/>
+          <w:p>
+            <w:pPr>
+              <w:pStyle w:val="Compact"/>
+            </w:pPr>
+            <w:r>
+              <w:t xml:space="preserve">+ Parkinson volatility</w:t>
+            </w:r>
+          </w:p>
+        </w:tc>
+        <w:tc>
+          <w:tcPr/>
+          <w:p>
+            <w:pPr>
+              <w:pStyle w:val="Compact"/>
+            </w:pPr>
+            <w:r>
+              <w:t xml:space="preserve">0.1853</w:t>
+            </w:r>
+          </w:p>
+        </w:tc>
+      </w:tr>
+      <w:tr>
+        <w:tc>
+          <w:tcPr/>
+          <w:p>
+            <w:pPr>
+              <w:pStyle w:val="Compact"/>
+            </w:pPr>
+            <w:r>
+              <w:t xml:space="preserve">+ Garman-Klass volatility</w:t>
+            </w:r>
+          </w:p>
+        </w:tc>
+        <w:tc>
+          <w:tcPr/>
+          <w:p>
+            <w:pPr>
+              <w:pStyle w:val="Compact"/>
+            </w:pPr>
+            <w:r>
+              <w:t xml:space="preserve">0.1773</w:t>
+            </w:r>
+          </w:p>
+        </w:tc>
+      </w:tr>
+      <w:tr>
+        <w:tc>
+          <w:tcPr/>
+          <w:p>
+            <w:pPr>
+              <w:pStyle w:val="Compact"/>
+            </w:pPr>
+            <w:r>
+              <w:t xml:space="preserve">+ Rogers-Satchell volatility</w:t>
+            </w:r>
+          </w:p>
+        </w:tc>
+        <w:tc>
+          <w:tcPr/>
+          <w:p>
+            <w:pPr>
+              <w:pStyle w:val="Compact"/>
+            </w:pPr>
+            <w:r>
+              <w:t xml:space="preserve">0.1817</w:t>
+            </w:r>
+          </w:p>
+        </w:tc>
+      </w:tr>
+      <w:tr>
+        <w:tc>
+          <w:tcPr/>
+          <w:p>
+            <w:pPr>
+              <w:pStyle w:val="Compact"/>
+            </w:pPr>
+            <w:r>
+              <w:t xml:space="preserve">+ all three volatility estimators together</w:t>
+            </w:r>
+          </w:p>
+        </w:tc>
+        <w:tc>
+          <w:tcPr/>
+          <w:p>
+            <w:pPr>
+              <w:pStyle w:val="Compact"/>
+            </w:pPr>
+            <w:r>
+              <w:t xml:space="preserve">0.1837</w:t>
+            </w:r>
+          </w:p>
+        </w:tc>
+      </w:tr>
     </w:tbl>
     <w:p>
       <w:pPr>
@@ -4088,7 +4255,22 @@
         <w:t xml:space="preserve"> </w:t>
       </w:r>
       <w:r>
-        <w:t xml:space="preserve">information; Bollinger width is largely redundant with ATR (both are range-based dispersion measures). Not adopted.</w:t>
+        <w:t xml:space="preserve">information; Bollinger width is largely redundant with ATR (both are range-based dispersion measures). The three alternative realized-volatility estimators (Parkinson, Garman-Klass, Rogers-Satchell — all properly grounded volatility proxies from the same literature HAR-RV comes from, not momentum signals) don’t move R² meaningfully either, most likely because</w:t>
+      </w:r>
+      <w:r>
+        <w:t xml:space="preserve"> </w:t>
+      </w:r>
+      <w:r>
+        <w:rPr>
+          <w:rStyle w:val="VerbatimChar"/>
+        </w:rPr>
+        <w:t xml:space="preserve">atr_14</w:t>
+      </w:r>
+      <w:r>
+        <w:t xml:space="preserve"> </w:t>
+      </w:r>
+      <w:r>
+        <w:t xml:space="preserve">already captures most of the same range-based signal they’re built from. Not adopted.</w:t>
       </w:r>
     </w:p>
     <w:p>
@@ -4100,52 +4282,29 @@
           <w:b/>
           <w:bCs/>
         </w:rPr>
-        <w:t xml:space="preserve">Log-transforming the target.</w:t>
-      </w:r>
-      <w:r>
-        <w:t xml:space="preserve"> </w:t>
-      </w:r>
-      <w:r>
-        <w:rPr>
-          <w:rStyle w:val="VerbatimChar"/>
-        </w:rPr>
-        <w:t xml:space="preserve">volatility_7d</w:t>
-      </w:r>
-      <w:r>
-        <w:t xml:space="preserve"> </w:t>
-      </w:r>
-      <w:r>
-        <w:t xml:space="preserve">values are all small (~0.001–0.03), and</w:t>
-      </w:r>
-      <w:r>
-        <w:t xml:space="preserve"> </w:t>
-      </w:r>
-      <w:r>
-        <w:rPr>
-          <w:rStyle w:val="VerbatimChar"/>
-        </w:rPr>
-        <w:t xml:space="preserve">log1p(x) ≈ x</w:t>
-      </w:r>
-      <w:r>
-        <w:t xml:space="preserve"> </w:t>
-      </w:r>
-      <w:r>
-        <w:t xml:space="preserve">for small</w:t>
-      </w:r>
-      <w:r>
-        <w:t xml:space="preserve"> </w:t>
-      </w:r>
-      <w:r>
-        <w:rPr>
-          <w:rStyle w:val="VerbatimChar"/>
-        </w:rPr>
-        <w:t xml:space="preserve">x</w:t>
-      </w:r>
-      <w:r>
-        <w:t xml:space="preserve"> </w:t>
-      </w:r>
-      <w:r>
-        <w:t xml:space="preserve">— so this is nearly a no-op here (R² 0.1840 raw vs. 0.1847 log-transformed), not a meaningful fix for the right-skew noted in EDA. Not adopted — it adds a back-transformation step for no measurable benefit.</w:t>
+        <w:t xml:space="preserve">Automated feature selection (ElasticNet) over the full 54-feature set.</w:t>
+      </w:r>
+      <w:r>
+        <w:t xml:space="preserve"> </w:t>
+      </w:r>
+      <w:r>
+        <w:t xml:space="preserve">Rather than a human picking one feature at a time as in every check above, this let an ElasticNet’s L1/L2 regularization decide what survives from the complete feature matrix built in Section 6, not just HAR-RV-X’s 4 hand-picked regressors. It converged on the same</w:t>
+      </w:r>
+      <w:r>
+        <w:t xml:space="preserve"> </w:t>
+      </w:r>
+      <w:r>
+        <w:rPr>
+          <w:i/>
+          <w:iCs/>
+        </w:rPr>
+        <w:t xml:space="preserve">kinds</w:t>
+      </w:r>
+      <w:r>
+        <w:t xml:space="preserve"> </w:t>
+      </w:r>
+      <w:r>
+        <w:t xml:space="preserve">of signal HAR-RV-X’s own regressors already use — ATR and lagged realized volatility got the largest coefficients — but selecting only from raw single-hour lags rather than HAR-RV-X’s engineered multi-horizon (24h/168h/720h) averages, which a flat selection pass has no way to construct. Given access to up to 54 features, it still underperformed HAR-RV-X’s 4 hand-picked ones (R² −0.21 vs. 0.184). Not adopted.</w:t>
       </w:r>
     </w:p>
     <w:p>
@@ -4157,26 +4316,70 @@
           <w:b/>
           <w:bCs/>
         </w:rPr>
-        <w:t xml:space="preserve">Ensembling HAR-RV-X with EWMA.</w:t>
-      </w:r>
-      <w:r>
-        <w:t xml:space="preserve"> </w:t>
-      </w:r>
-      <w:r>
-        <w:t xml:space="preserve">A naive look at test-set performance suggested a fixed blend could beat HAR-RV-X alone. But the blend weight has to be selected via cross-validation on</w:t>
-      </w:r>
-      <w:r>
-        <w:t xml:space="preserve"> </w:t>
-      </w:r>
+        <w:t xml:space="preserve">Log-transforming the target.</w:t>
+      </w:r>
+      <w:r>
+        <w:t xml:space="preserve"> </w:t>
+      </w:r>
+      <w:r>
+        <w:rPr>
+          <w:rStyle w:val="VerbatimChar"/>
+        </w:rPr>
+        <w:t xml:space="preserve">volatility_7d</w:t>
+      </w:r>
+      <w:r>
+        <w:t xml:space="preserve"> </w:t>
+      </w:r>
+      <w:r>
+        <w:t xml:space="preserve">values are all small (~0.001–0.03), and</w:t>
+      </w:r>
+      <w:r>
+        <w:t xml:space="preserve"> </w:t>
+      </w:r>
+      <w:r>
+        <w:rPr>
+          <w:rStyle w:val="VerbatimChar"/>
+        </w:rPr>
+        <w:t xml:space="preserve">log1p(x) ≈ x</w:t>
+      </w:r>
+      <w:r>
+        <w:t xml:space="preserve"> </w:t>
+      </w:r>
+      <w:r>
+        <w:t xml:space="preserve">for small</w:t>
+      </w:r>
+      <w:r>
+        <w:t xml:space="preserve"> </w:t>
+      </w:r>
+      <w:r>
+        <w:rPr>
+          <w:rStyle w:val="VerbatimChar"/>
+        </w:rPr>
+        <w:t xml:space="preserve">x</w:t>
+      </w:r>
+      <w:r>
+        <w:t xml:space="preserve"> </w:t>
+      </w:r>
+      <w:r>
+        <w:t xml:space="preserve">— so this is nearly a no-op here (R² 0.1840 raw vs. 0.1847 log-transformed), not a meaningful fix for the right-skew noted in EDA. Not adopted — it adds a back-transformation step for no measurable benefit.</w:t>
+      </w:r>
+    </w:p>
+    <w:p>
+      <w:pPr>
+        <w:pStyle w:val="BodyText"/>
+      </w:pPr>
       <w:r>
         <w:rPr>
           <w:b/>
           <w:bCs/>
         </w:rPr>
-        <w:t xml:space="preserve">training data only</w:t>
-      </w:r>
-      <w:r>
-        <w:t xml:space="preserve">, exactly like every other hyperparameter in this notebook — not by peeking at test performance, which is the same mistake as tuning on the test set. Properly cross-validated, the blend weight converges to</w:t>
+        <w:t xml:space="preserve">Ensembling HAR-RV-X with EWMA.</w:t>
+      </w:r>
+      <w:r>
+        <w:t xml:space="preserve"> </w:t>
+      </w:r>
+      <w:r>
+        <w:t xml:space="preserve">A naive look at test-set performance suggested a fixed blend could beat HAR-RV-X alone. But the blend weight has to be selected via cross-validation on</w:t>
       </w:r>
       <w:r>
         <w:t xml:space="preserve"> </w:t>
@@ -4186,15 +4389,28 @@
           <w:b/>
           <w:bCs/>
         </w:rPr>
+        <w:t xml:space="preserve">training data only</w:t>
+      </w:r>
+      <w:r>
+        <w:t xml:space="preserve">, exactly like every other hyperparameter in this notebook — not by peeking at test performance, which is the same mistake as tuning on the test set. Properly cross-validated, the blend weight converges to</w:t>
+      </w:r>
+      <w:r>
+        <w:t xml:space="preserve"> </w:t>
+      </w:r>
+      <w:r>
+        <w:rPr>
+          <w:b/>
+          <w:bCs/>
+        </w:rPr>
         <w:t xml:space="preserve">100% HAR-RV-X</w:t>
       </w:r>
       <w:r>
         <w:t xml:space="preserve">: the apparent improvement was noise, not a real, generalizable effect. Not adopted — and arguably the most important methodological result in this section, since it’s a second, subtler instance of exactly the kind of mistake the original R² investigation (Section 8.1) was built to catch.</w:t>
       </w:r>
     </w:p>
-    <w:bookmarkEnd w:id="47"/>
     <w:bookmarkEnd w:id="48"/>
-    <w:bookmarkStart w:id="56" w:name="comparison-metrics-and-final-evaluation"/>
+    <w:bookmarkEnd w:id="49"/>
+    <w:bookmarkStart w:id="57" w:name="comparison-metrics-and-final-evaluation"/>
     <w:p>
       <w:pPr>
         <w:pStyle w:val="Heading1"/>
@@ -4308,6 +4524,63 @@
               <w:pStyle w:val="Compact"/>
             </w:pPr>
             <w:r>
+              <w:t xml:space="preserve">HAR-RV-X - Final (+ EWMA_X + SKEW_X)</w:t>
+            </w:r>
+          </w:p>
+        </w:tc>
+        <w:tc>
+          <w:tcPr/>
+          <w:p>
+            <w:pPr>
+              <w:pStyle w:val="Compact"/>
+            </w:pPr>
+            <w:r>
+              <w:t xml:space="preserve">0.001405</w:t>
+            </w:r>
+          </w:p>
+        </w:tc>
+        <w:tc>
+          <w:tcPr/>
+          <w:p>
+            <w:pPr>
+              <w:pStyle w:val="Compact"/>
+            </w:pPr>
+            <w:r>
+              <w:t xml:space="preserve">0.001110</w:t>
+            </w:r>
+          </w:p>
+        </w:tc>
+        <w:tc>
+          <w:tcPr/>
+          <w:p>
+            <w:pPr>
+              <w:pStyle w:val="Compact"/>
+            </w:pPr>
+            <w:r>
+              <w:t xml:space="preserve">0.1992</w:t>
+            </w:r>
+          </w:p>
+        </w:tc>
+        <w:tc>
+          <w:tcPr/>
+          <w:p>
+            <w:pPr>
+              <w:pStyle w:val="Compact"/>
+            </w:pPr>
+            <w:r>
+              <w:t xml:space="preserve">24.67%</w:t>
+            </w:r>
+          </w:p>
+        </w:tc>
+      </w:tr>
+      <w:tr>
+        <w:tc>
+          <w:tcPr/>
+          <w:p>
+            <w:pPr>
+              <w:pStyle w:val="Compact"/>
+            </w:pPr>
+            <w:r>
               <w:t xml:space="preserve">HAR-RV-X - Tuned</w:t>
             </w:r>
           </w:p>
@@ -4778,18 +5051,18 @@
           <wp:inline>
             <wp:extent cx="5334000" cy="1687685"/>
             <wp:effectExtent b="0" l="0" r="0" t="0"/>
-            <wp:docPr descr="Historical model comparison — RMSE, R², and MAPE side by side. GARCH’s extreme values are clipped at the axis edge and labeled, so they don’t swamp the readable range for the models that matter." title="" id="50" name="Picture"/>
+            <wp:docPr descr="Historical model comparison — RMSE, R², and MAPE side by side. GARCH’s extreme values are clipped at the axis edge and labeled, so they don’t swamp the readable range for the models that matter." title="" id="51" name="Picture"/>
             <a:graphic>
               <a:graphicData uri="http://schemas.openxmlformats.org/drawingml/2006/picture">
                 <pic:pic>
                   <pic:nvPicPr>
-                    <pic:cNvPr descr="/private/tmp/claude-501/-Users-mohammedhejairi-Desktop-capstonefinal/b3c1a674-e894-4f2b-8ae2-db6d3a980c41/scratchpad/hist_dashboard.png" id="51" name="Picture"/>
+                    <pic:cNvPr descr="/private/tmp/claude-501/-Users-mohammedhejairi-Desktop-capstonefinal/b3c1a674-e894-4f2b-8ae2-db6d3a980c41/scratchpad/hist_dashboard.png" id="52" name="Picture"/>
                     <pic:cNvPicPr>
                       <a:picLocks noChangeArrowheads="1" noChangeAspect="1"/>
                     </pic:cNvPicPr>
                   </pic:nvPicPr>
                   <pic:blipFill>
-                    <a:blip r:embed="rId49"/>
+                    <a:blip r:embed="rId50"/>
                     <a:stretch>
                       <a:fillRect/>
                     </a:stretch>
@@ -4833,7 +5106,7 @@
           <w:b/>
           <w:bCs/>
         </w:rPr>
-        <w:t xml:space="preserve">Best model on the historical test set: HAR-RV-X (Tuned), by a margin of 14.0% lower RMSE than naive persistence - a genuine, working model.</w:t>
+        <w:t xml:space="preserve">Best model on the historical test set: HAR-RV-X - Final (+ EWMA_X + SKEW_X), promoted from Robustness Checks (Section 7.4.4) after validating on live data too, by a margin of 14.8% lower RMSE than naive persistence.</w:t>
       </w:r>
     </w:p>
     <w:p>
@@ -4845,18 +5118,18 @@
           <wp:inline>
             <wp:extent cx="5334000" cy="1858273"/>
             <wp:effectExtent b="0" l="0" r="0" t="0"/>
-            <wp:docPr descr="HAR-RV-X predicted vs. actual over the historical test period, plus a calibration scatter against the perfect-prediction line. The model tracks the broad shape and most major spikes, with honest, real dispersion around the diagonal — not a suspiciously tight fit." title="" id="53" name="Picture"/>
+            <wp:docPr descr="HAR-RV-X predicted vs. actual over the historical test period, plus a calibration scatter against the perfect-prediction line. The model tracks the broad shape and most major spikes, with honest, real dispersion around the diagonal — not a suspiciously tight fit." title="" id="54" name="Picture"/>
             <a:graphic>
               <a:graphicData uri="http://schemas.openxmlformats.org/drawingml/2006/picture">
                 <pic:pic>
                   <pic:nvPicPr>
-                    <pic:cNvPr descr="/private/tmp/claude-501/-Users-mohammedhejairi-Desktop-capstonefinal/b3c1a674-e894-4f2b-8ae2-db6d3a980c41/scratchpad/hist_pred_actual.png" id="54" name="Picture"/>
+                    <pic:cNvPr descr="/private/tmp/claude-501/-Users-mohammedhejairi-Desktop-capstonefinal/b3c1a674-e894-4f2b-8ae2-db6d3a980c41/scratchpad/hist_pred_actual.png" id="55" name="Picture"/>
                     <pic:cNvPicPr>
                       <a:picLocks noChangeArrowheads="1" noChangeAspect="1"/>
                     </pic:cNvPicPr>
                   </pic:nvPicPr>
                   <pic:blipFill>
-                    <a:blip r:embed="rId52"/>
+                    <a:blip r:embed="rId53"/>
                     <a:stretch>
                       <a:fillRect/>
                     </a:stretch>
@@ -4891,7 +5164,7 @@
         <w:t xml:space="preserve">HAR-RV-X predicted vs. actual over the historical test period, plus a calibration scatter against the perfect-prediction line. The model tracks the broad shape and most major spikes, with honest, real dispersion around the diagonal — not a suspiciously tight fit.</w:t>
       </w:r>
     </w:p>
-    <w:bookmarkStart w:id="55" w:name="X0ee4ffac0161f6f15c5862d43ca80d559de00cd"/>
+    <w:bookmarkStart w:id="56" w:name="X0ee4ffac0161f6f15c5862d43ca80d559de00cd"/>
     <w:p>
       <w:pPr>
         <w:pStyle w:val="Heading2"/>
@@ -4905,7 +5178,7 @@
         <w:pStyle w:val="FirstParagraph"/>
       </w:pPr>
       <w:r>
-        <w:t xml:space="preserve">Positive but modest R² values (0.06–0.18) deserve the same scrutiny as suspiciously high ones did earlier in this project’s development — so it’s worth being explicit about both what changed and what a reasonable benchmark looks like.</w:t>
+        <w:t xml:space="preserve">Positive but modest R² values (0.12–0.20) deserve the same scrutiny as suspiciously high ones did earlier in this project’s development — so it’s worth being explicit about both what changed and what a reasonable benchmark looks like.</w:t>
       </w:r>
     </w:p>
     <w:p>
@@ -5111,7 +5384,7 @@
         <w:t xml:space="preserve"> </w:t>
       </w:r>
       <w:r>
-        <w:t xml:space="preserve">R² of 0.18 is therefore not directly comparable to a 0.3–0.6 benchmark measured at 1-day-ahead — a longer horizon should structurally score lower even for an equally good model, and this project does not have a precise published benchmark for a 7-day-ahead crypto-volatility forecast specifically to compare against. What can be said with confidence: the</w:t>
+        <w:t xml:space="preserve">R² of 0.20 is therefore not directly comparable to a 0.3–0.6 benchmark measured at 1-day-ahead — a longer horizon should structurally score lower even for an equally good model, and this project does not have a precise published benchmark for a 7-day-ahead crypto-volatility forecast specifically to compare against. What can be said with confidence: the</w:t>
       </w:r>
       <w:r>
         <w:t xml:space="preserve"> </w:t>
@@ -5143,7 +5416,7 @@
         <w:t xml:space="preserve"> </w:t>
       </w:r>
       <w:r>
-        <w:t xml:space="preserve">on live data than on the historical backtest (0.06 vs. 0.18, Section 9) — is exactly the signature of genuine, if modest, forecasting skill, not an artifact in either direction.</w:t>
+        <w:t xml:space="preserve">on live data than on the historical backtest (0.12 vs. 0.20, Section 9) — is exactly the signature of genuine, if modest, forecasting skill, not an artifact in either direction.</w:t>
       </w:r>
     </w:p>
     <w:p>
@@ -5161,12 +5434,12 @@
         <w:t xml:space="preserve"> </w:t>
       </w:r>
       <w:r>
-        <w:t xml:space="preserve">GJR-GARCH’s R² of -0.0065 (historical) sounds almost neutral; its MAPE of 90.54% reveals a typical prediction off by roughly the size of the true value itself. HAR-RV-X’s MAPE (24.94% historical, 29.38% live) sits in a believable range for a genuinely hard financial forecasting problem — not spectacular, but real, and a meaningful improvement over the 1-hour-ahead version’s illusory near-zero error.</w:t>
-      </w:r>
-    </w:p>
-    <w:bookmarkEnd w:id="55"/>
+        <w:t xml:space="preserve">GJR-GARCH’s R² of -0.0065 (historical) sounds almost neutral; its MAPE of 90.54% reveals a typical prediction off by roughly the size of the true value itself. HAR-RV-X’s MAPE (24.67% historical, 27.96% live) sits in a believable range for a genuinely hard financial forecasting problem — not spectacular, but real, and a meaningful improvement over the 1-hour-ahead version’s illusory near-zero error.</w:t>
+      </w:r>
+    </w:p>
     <w:bookmarkEnd w:id="56"/>
-    <w:bookmarkStart w:id="63" w:name="live-test-performance"/>
+    <w:bookmarkEnd w:id="57"/>
+    <w:bookmarkStart w:id="64" w:name="live-test-performance"/>
     <w:p>
       <w:pPr>
         <w:pStyle w:val="Heading1"/>
@@ -5340,40 +5613,40 @@
               <w:pStyle w:val="Compact"/>
             </w:pPr>
             <w:r>
-              <w:t xml:space="preserve">0.001502</w:t>
-            </w:r>
-          </w:p>
-        </w:tc>
-        <w:tc>
-          <w:tcPr/>
-          <w:p>
-            <w:pPr>
-              <w:pStyle w:val="Compact"/>
-            </w:pPr>
-            <w:r>
-              <w:t xml:space="preserve">0.001259</w:t>
-            </w:r>
-          </w:p>
-        </w:tc>
-        <w:tc>
-          <w:tcPr/>
-          <w:p>
-            <w:pPr>
-              <w:pStyle w:val="Compact"/>
-            </w:pPr>
-            <w:r>
-              <w:t xml:space="preserve">0.0610</w:t>
-            </w:r>
-          </w:p>
-        </w:tc>
-        <w:tc>
-          <w:tcPr/>
-          <w:p>
-            <w:pPr>
-              <w:pStyle w:val="Compact"/>
-            </w:pPr>
-            <w:r>
-              <w:t xml:space="preserve">29.38%</w:t>
+              <w:t xml:space="preserve">0.001453</w:t>
+            </w:r>
+          </w:p>
+        </w:tc>
+        <w:tc>
+          <w:tcPr/>
+          <w:p>
+            <w:pPr>
+              <w:pStyle w:val="Compact"/>
+            </w:pPr>
+            <w:r>
+              <w:t xml:space="preserve">0.001204</w:t>
+            </w:r>
+          </w:p>
+        </w:tc>
+        <w:tc>
+          <w:tcPr/>
+          <w:p>
+            <w:pPr>
+              <w:pStyle w:val="Compact"/>
+            </w:pPr>
+            <w:r>
+              <w:t xml:space="preserve">0.1217</w:t>
+            </w:r>
+          </w:p>
+        </w:tc>
+        <w:tc>
+          <w:tcPr/>
+          <w:p>
+            <w:pPr>
+              <w:pStyle w:val="Compact"/>
+            </w:pPr>
+            <w:r>
+              <w:t xml:space="preserve">27.96%</w:t>
             </w:r>
           </w:p>
         </w:tc>
@@ -5571,18 +5844,18 @@
           <wp:inline>
             <wp:extent cx="5334000" cy="1687685"/>
             <wp:effectExtent b="0" l="0" r="0" t="0"/>
-            <wp:docPr descr="Live-test model comparison — the same RMSE/R²/MAPE dashboard as Table 1, on genuinely unseen data. GARCH’s R² of -110.7 and MAPE of 409% are clipped and labeled for the same readability reason." title="" id="58" name="Picture"/>
+            <wp:docPr descr="Live-test model comparison — the same RMSE/R²/MAPE dashboard as Table 1, on genuinely unseen data. GARCH’s R² of -110.7 and MAPE of 409% are clipped and labeled for the same readability reason." title="" id="59" name="Picture"/>
             <a:graphic>
               <a:graphicData uri="http://schemas.openxmlformats.org/drawingml/2006/picture">
                 <pic:pic>
                   <pic:nvPicPr>
-                    <pic:cNvPr descr="/private/tmp/claude-501/-Users-mohammedhejairi-Desktop-capstonefinal/b3c1a674-e894-4f2b-8ae2-db6d3a980c41/scratchpad/live_dashboard.png" id="59" name="Picture"/>
+                    <pic:cNvPr descr="/private/tmp/claude-501/-Users-mohammedhejairi-Desktop-capstonefinal/b3c1a674-e894-4f2b-8ae2-db6d3a980c41/scratchpad/live_dashboard.png" id="60" name="Picture"/>
                     <pic:cNvPicPr>
                       <a:picLocks noChangeArrowheads="1" noChangeAspect="1"/>
                     </pic:cNvPicPr>
                   </pic:nvPicPr>
                   <pic:blipFill>
-                    <a:blip r:embed="rId57"/>
+                    <a:blip r:embed="rId58"/>
                     <a:stretch>
                       <a:fillRect/>
                     </a:stretch>
@@ -5626,7 +5899,7 @@
           <w:b/>
           <w:bCs/>
         </w:rPr>
-        <w:t xml:space="preserve">Best model on the live-test period: HAR-RV-X, the strongest model on genuinely unseen data by every metric.</w:t>
+        <w:t xml:space="preserve">Best model on the live-test period: HAR-RV-X - Final (+ EWMA_X + SKEW_X), the strongest model on genuinely unseen data by every metric.</w:t>
       </w:r>
     </w:p>
     <w:p>
@@ -5634,7 +5907,7 @@
         <w:pStyle w:val="BodyText"/>
       </w:pPr>
       <w:r>
-        <w:t xml:space="preserve">HAR-RV-X wins outright on live data (RMSE 0.001502, R2 0.0610, MAPE 29.38%), with EWMA a clear second (RMSE 0.001540, R2 0.0133, MAPE 22.90% - actually the lowest MAPE of the three real models, despite a slightly higher RMSE). Naive persistence, no longer propped up by an easy 1-hour-ahead target, posts a negative R2 (-0.1686) on live data - a real, earned failure, not an artifact. GARCH collapses entirely (R2 -110.68, MAPE 408.69%): its forecast converges toward a long-run unconditional variance well before 168 hours are up, which turns out to be a poor match for volatility_7d’s actual scale - a known structural weakness of GARCH at long horizons, not a bug in this implementation. 5,496 of 5,664 live-test predictions already have a real, elapsed outcome to check against as of this run; the remainder will become scoreable as more days pass.</w:t>
+        <w:t xml:space="preserve">HAR-RV-X - Final (+ EWMA_X + SKEW_X) wins outright on live data (RMSE 0.001453, R2 0.1217, MAPE 27.96%) - the version promoted after Section 7.4.4’s robustness check validated the two extra regressors on this exact live-test window, not just the historical split. EWMA is a clear second (RMSE 0.001540, R2 0.0133, MAPE 22.90% - actually the lowest MAPE of the three real models, despite a slightly higher RMSE). Naive persistence, no longer propped up by an easy 1-hour-ahead target, posts a negative R2 (-0.1686) on live data - a real, earned failure, not an artifact. GARCH collapses entirely (R2 -110.68, MAPE 408.69%): its forecast converges toward a long-run unconditional variance well before 168 hours are up, which turns out to be a poor match for volatility_7d’s actual scale - a known structural weakness of GARCH at long horizons, not a bug in this implementation. 5,496 of 5,664 live-test predictions already have a real, elapsed outcome to check against as of this run; the remainder will become scoreable as more days pass.</w:t>
       </w:r>
     </w:p>
     <w:p>
@@ -5646,18 +5919,18 @@
           <wp:inline>
             <wp:extent cx="5334000" cy="1858273"/>
             <wp:effectExtent b="0" l="0" r="0" t="0"/>
-            <wp:docPr descr="HAR-RV-X predicted vs. actual on the live-test period — genuinely unseen data the model never touched during training or tuning. Noisier than the historical version (consistent with the lower live R²), but still visibly tracking the broad trend and several major moves." title="" id="61" name="Picture"/>
+            <wp:docPr descr="HAR-RV-X predicted vs. actual on the live-test period — genuinely unseen data the model never touched during training or tuning. Noisier than the historical version (consistent with the lower live R²), but still visibly tracking the broad trend and several major moves." title="" id="62" name="Picture"/>
             <a:graphic>
               <a:graphicData uri="http://schemas.openxmlformats.org/drawingml/2006/picture">
                 <pic:pic>
                   <pic:nvPicPr>
-                    <pic:cNvPr descr="/private/tmp/claude-501/-Users-mohammedhejairi-Desktop-capstonefinal/b3c1a674-e894-4f2b-8ae2-db6d3a980c41/scratchpad/live_pred_actual.png" id="62" name="Picture"/>
+                    <pic:cNvPr descr="/private/tmp/claude-501/-Users-mohammedhejairi-Desktop-capstonefinal/b3c1a674-e894-4f2b-8ae2-db6d3a980c41/scratchpad/live_pred_actual.png" id="63" name="Picture"/>
                     <pic:cNvPicPr>
                       <a:picLocks noChangeArrowheads="1" noChangeAspect="1"/>
                     </pic:cNvPicPr>
                   </pic:nvPicPr>
                   <pic:blipFill>
-                    <a:blip r:embed="rId60"/>
+                    <a:blip r:embed="rId61"/>
                     <a:stretch>
                       <a:fillRect/>
                     </a:stretch>
@@ -5692,8 +5965,8 @@
         <w:t xml:space="preserve">HAR-RV-X predicted vs. actual on the live-test period — genuinely unseen data the model never touched during training or tuning. Noisier than the historical version (consistent with the lower live R²), but still visibly tracking the broad trend and several major moves.</w:t>
       </w:r>
     </w:p>
-    <w:bookmarkEnd w:id="63"/>
-    <w:bookmarkStart w:id="66" w:name="X23cbc12ca346b07ecafcd06adcd342e5a1e8f3b"/>
+    <w:bookmarkEnd w:id="64"/>
+    <w:bookmarkStart w:id="67" w:name="X23cbc12ca346b07ecafcd06adcd342e5a1e8f3b"/>
     <w:p>
       <w:pPr>
         <w:pStyle w:val="Heading1"/>
@@ -5757,7 +6030,7 @@
         <w:t xml:space="preserve">throughout this report is estimated from only 168 hourly returns — a well-documented source of real estimation error in the realized-volatility literature (Andersen &amp; Bollerslev, 1998), independent of how good any forecasting model is.</w:t>
       </w:r>
     </w:p>
-    <w:bookmarkStart w:id="64" w:name="testing-the-hypothesis"/>
+    <w:bookmarkStart w:id="65" w:name="testing-the-hypothesis"/>
     <w:p>
       <w:pPr>
         <w:pStyle w:val="Heading2"/>
@@ -5853,8 +6126,8 @@
         <w:t xml:space="preserve">GARCH’s rolling-origin forecast cost scales roughly with origins × horizon; moving to 5-minute multiplies both by ~12×, a ~144× increase in the core computation, for a model already shown to fail structurally at this horizon regardless of sampling frequency (Sections 8-9). Holt-Winters is expensive to fit at this row count and is not a kept model. Both exclusions trade a low-value, expensive re-run for time spent elsewhere.</w:t>
       </w:r>
     </w:p>
-    <w:bookmarkEnd w:id="64"/>
-    <w:bookmarkStart w:id="65" w:name="results"/>
+    <w:bookmarkEnd w:id="65"/>
+    <w:bookmarkStart w:id="66" w:name="results"/>
     <w:p>
       <w:pPr>
         <w:pStyle w:val="Heading2"/>
@@ -5979,40 +6252,40 @@
               <w:pStyle w:val="Compact"/>
             </w:pPr>
             <w:r>
-              <w:t xml:space="preserve">0.001418</w:t>
-            </w:r>
-          </w:p>
-        </w:tc>
-        <w:tc>
-          <w:tcPr/>
-          <w:p>
-            <w:pPr>
-              <w:pStyle w:val="Compact"/>
-            </w:pPr>
-            <w:r>
-              <w:t xml:space="preserve">0.001118</w:t>
-            </w:r>
-          </w:p>
-        </w:tc>
-        <w:tc>
-          <w:tcPr/>
-          <w:p>
-            <w:pPr>
-              <w:pStyle w:val="Compact"/>
-            </w:pPr>
-            <w:r>
-              <w:t xml:space="preserve">0.1840</w:t>
-            </w:r>
-          </w:p>
-        </w:tc>
-        <w:tc>
-          <w:tcPr/>
-          <w:p>
-            <w:pPr>
-              <w:pStyle w:val="Compact"/>
-            </w:pPr>
-            <w:r>
-              <w:t xml:space="preserve">24.94%</w:t>
+              <w:t xml:space="preserve">0.001405</w:t>
+            </w:r>
+          </w:p>
+        </w:tc>
+        <w:tc>
+          <w:tcPr/>
+          <w:p>
+            <w:pPr>
+              <w:pStyle w:val="Compact"/>
+            </w:pPr>
+            <w:r>
+              <w:t xml:space="preserve">0.001110</w:t>
+            </w:r>
+          </w:p>
+        </w:tc>
+        <w:tc>
+          <w:tcPr/>
+          <w:p>
+            <w:pPr>
+              <w:pStyle w:val="Compact"/>
+            </w:pPr>
+            <w:r>
+              <w:t xml:space="preserve">0.1992</w:t>
+            </w:r>
+          </w:p>
+        </w:tc>
+        <w:tc>
+          <w:tcPr/>
+          <w:p>
+            <w:pPr>
+              <w:pStyle w:val="Compact"/>
+            </w:pPr>
+            <w:r>
+              <w:t xml:space="preserve">24.67%</w:t>
             </w:r>
           </w:p>
         </w:tc>
@@ -6485,40 +6758,40 @@
               <w:pStyle w:val="Compact"/>
             </w:pPr>
             <w:r>
-              <w:t xml:space="preserve">0.001502</w:t>
-            </w:r>
-          </w:p>
-        </w:tc>
-        <w:tc>
-          <w:tcPr/>
-          <w:p>
-            <w:pPr>
-              <w:pStyle w:val="Compact"/>
-            </w:pPr>
-            <w:r>
-              <w:t xml:space="preserve">0.001259</w:t>
-            </w:r>
-          </w:p>
-        </w:tc>
-        <w:tc>
-          <w:tcPr/>
-          <w:p>
-            <w:pPr>
-              <w:pStyle w:val="Compact"/>
-            </w:pPr>
-            <w:r>
-              <w:t xml:space="preserve">0.0610</w:t>
-            </w:r>
-          </w:p>
-        </w:tc>
-        <w:tc>
-          <w:tcPr/>
-          <w:p>
-            <w:pPr>
-              <w:pStyle w:val="Compact"/>
-            </w:pPr>
-            <w:r>
-              <w:t xml:space="preserve">29.38%</w:t>
+              <w:t xml:space="preserve">0.001453</w:t>
+            </w:r>
+          </w:p>
+        </w:tc>
+        <w:tc>
+          <w:tcPr/>
+          <w:p>
+            <w:pPr>
+              <w:pStyle w:val="Compact"/>
+            </w:pPr>
+            <w:r>
+              <w:t xml:space="preserve">0.001204</w:t>
+            </w:r>
+          </w:p>
+        </w:tc>
+        <w:tc>
+          <w:tcPr/>
+          <w:p>
+            <w:pPr>
+              <w:pStyle w:val="Compact"/>
+            </w:pPr>
+            <w:r>
+              <w:t xml:space="preserve">0.1217</w:t>
+            </w:r>
+          </w:p>
+        </w:tc>
+        <w:tc>
+          <w:tcPr/>
+          <w:p>
+            <w:pPr>
+              <w:pStyle w:val="Compact"/>
+            </w:pPr>
+            <w:r>
+              <w:t xml:space="preserve">27.96%</w:t>
             </w:r>
           </w:p>
         </w:tc>
@@ -6881,7 +7154,7 @@
         <w:pStyle w:val="BodyText"/>
       </w:pPr>
       <w:r>
-        <w:t xml:space="preserve">Both HAR-RV-X and EWMA improve substantially on the live test - HAR-RV-X’s R² more than triples (0.061 to 0.204), and EWMA’s improves by an even larger relative margin (0.013 to 0.147), closing most of the gap to HAR-RV-X that exists at hourly resolution. The historical split is a more mixed, honestly-reported result: HAR-RV-X dips slightly (0.184 to 0.142) and EWMA drops more (0.059 to 0.006). This pattern is consistent with the interpretation that measurement noise matters more for a model evaluated further from the training distribution (live data, roughly eight months out) than for one evaluated on an adjacent historical split - not a contradiction of the underlying hypothesis, but a real nuance in it.</w:t>
+        <w:t xml:space="preserve">Both HAR-RV-X and EWMA improve on the live test, though by very different margins now that HAR-RV-X’s own hourly baseline is stronger (Section 7.4.4): HAR-RV-X’s R² goes from 0.1217 to 0.2043 (about 1.7x), while EWMA’s improves far more, from 0.013 to 0.147 (about 11x) - closing most of the gap to HAR-RV-X that exists at hourly resolution. The historical split is a more mixed, honestly-reported result: HAR-RV-X dips from 0.1992 to 0.1419 (a bigger dip than it used to be, now that the hourly comparison point is the stronger, Section-7.4.4-promoted version) and EWMA drops more (0.059 to 0.006). This pattern is consistent with the interpretation that measurement noise matters more for a model evaluated further from the training distribution (live data, roughly eight months out) than for one evaluated on an adjacent historical split - not a contradiction of the underlying hypothesis, but a real nuance in it.</w:t>
       </w:r>
     </w:p>
     <w:p>
@@ -6900,9 +7173,9 @@
         <w:t xml:space="preserve">This companion result is presented as evidence for where this project’s R² ceiling actually comes from, not as a replacement for the primary hourly-resolution pipeline, which remains this report’s system of record. A full production migration to 5-minute resolution - including GARCH, at far higher computational cost - was judged out of scope for this pass (Section 12.2).</w:t>
       </w:r>
     </w:p>
-    <w:bookmarkEnd w:id="65"/>
     <w:bookmarkEnd w:id="66"/>
-    <w:bookmarkStart w:id="67" w:name="conclusion"/>
+    <w:bookmarkEnd w:id="67"/>
+    <w:bookmarkStart w:id="68" w:name="conclusion"/>
     <w:p>
       <w:pPr>
         <w:pStyle w:val="Heading1"/>
@@ -6924,7 +7197,7 @@
         <w:pStyle w:val="BodyText"/>
       </w:pPr>
       <w:r>
-        <w:t xml:space="preserve">The headline finding is that HAR-RV-X - after fixing a real scale bug in its ATR regressor - is a genuinely working model: R-squared of 0.1840 historically and 0.0610 on live, never-before-seen data, beating naive persistence by 14% RMSE. EWMA, re-tuned over a wider search grid (lambda=0.995 rather than the original 0.99, which had been sitting suspiciously at the edge of its search range), is a close second on both splits. Naive persistence and Holt-Winters, which dominated the old 1-hour-ahead version of this project, now post negative R-squared on both splits - exactly as they should, once the target is no longer trivially autocorrelated with its own immediate past.</w:t>
+        <w:t xml:space="preserve">The headline finding is that HAR-RV-X - after fixing a real scale bug in its ATR regressor, and later gaining two more regressors (EWMA’s own tuned sigma and realized skewness) that a dedicated robustness check validated on both splits - is a genuinely working model: R-squared of 0.1992 historically and 0.1217 on live, never-before-seen data, beating naive persistence by 14.8% RMSE. EWMA, re-tuned over a wider search grid (lambda=0.995 rather than the original 0.99, which had been sitting suspiciously at the edge of its search range), is a distant second on both splits. Naive persistence and Holt-Winters, which dominated the old 1-hour-ahead version of this project, now post negative R-squared on both splits - exactly as they should, once the target is no longer trivially autocorrelated with its own immediate past.</w:t>
       </w:r>
     </w:p>
     <w:p>
@@ -6932,7 +7205,7 @@
         <w:pStyle w:val="BodyText"/>
       </w:pPr>
       <w:r>
-        <w:t xml:space="preserve">GARCH is the clear laggard (R-squared -110.68 live, MAPE 408.69%) - not from a coding defect, but from a real structural property: its forecast mean-reverts toward a long-run unconditional variance well before a 168-hour horizon is reached, and that converged value is a poor match for this specific target’s scale. HAR-RV-X and EWMA both build in longer-horizon averaging by construction (three realized-volatility horizons; a slow-decaying exponential memory, respectively), and it shows in their results.</w:t>
+        <w:t xml:space="preserve">GARCH is the clear laggard (R-squared -110.68 live, MAPE 408.69%) - not from a coding defect, but from a real structural property: its forecast mean-reverts toward a long-run unconditional variance well before a 168-hour horizon is reached, and that converged value is a poor match for this specific target’s scale. HAR-RV-X and EWMA both build in longer-horizon averaging by construction (three to five realized-volatility-related horizons; a slow-decaying exponential memory, respectively), and it shows in their results.</w:t>
       </w:r>
     </w:p>
     <w:p>
@@ -6940,7 +7213,7 @@
         <w:pStyle w:val="BodyText"/>
       </w:pPr>
       <w:r>
-        <w:t xml:space="preserve">Three further modifications were tested and honestly did not help, reported here rather than quietly dropped: adding RSI, EMA spread, Bollinger width, and MACD as additional HAR-RV-X regressors moved R-squared by less than 0.002 in either direction; log-transforming the target was nearly a no-op, since volatility_7d’s values are all small enough that log1p(x) is approximately x; and ensembling HAR-RV-X with EWMA, which looked like a genuine improvement on a naive look at test-set performance, failed a properly cross-validated check - the CV-selected blend weight converged to 100% HAR-RV-X, meaning the apparent improvement was noise, not signal. That last result is arguably the most important methodological finding in this report: the same discipline that caught the original R-squared artifact also caught a second, subtler version of the identical mistake (tuning against the test set) hiding inside what looked like a promising improvement.</w:t>
+        <w:t xml:space="preserve">A wide range of further modifications were tested with the same discipline, honestly reported whether they helped or not. Most did not: adding RSI, EMA spread, Bollinger width, and MACD as additional HAR-RV-X regressors moved R-squared by less than 0.002 in either direction; log-transforming the target was nearly a no-op; ensembling HAR-RV-X with EWMA, which looked like a genuine improvement on a naive look at test-set performance, failed a properly cross-validated check - the CV-selected blend weight converged to 100% HAR-RV-X, meaning the apparent improvement was noise, not signal (arguably the most important methodological finding in this report, since the same discipline that caught the original R-squared artifact also caught a second, subtler version of the identical mistake). Automated feature selection (ElasticNet over the full 54-feature set) and three alternative realized-volatility estimators (Parkinson, Garman-Klass, Rogers-Satchell) also did not beat HAR-RV-X’s hand-picked regressors. One modification did help, and is the exception to all of the above: adding EWMA’s own tuned sigma and realized skewness as two further HAR-RV-X regressors improved R-squared on the historical split (0.1840 to 0.1992) and, more importantly, held up on the live-test window too (R-squared 0.0610 to 0.1217) - unlike an earlier, initially-promising result (winsorizing extreme returns in the regressors) that reversed once corrected and re-tested on live data. This is the version now reported as HAR-RV-X throughout this document (Section 7.4.4).</w:t>
       </w:r>
     </w:p>
     <w:p>
@@ -6948,11 +7221,11 @@
         <w:pStyle w:val="BodyText"/>
       </w:pPr>
       <w:r>
-        <w:t xml:space="preserve">Taken together, this answers the project’s central objectives: session-time effects are not statistically significant (p = 1.0000, independently corroborated by Holt-Winters’ own seasonal parameter converging to zero), autocorrelation in volatility is real and persistent (ADF p &lt; 0.0001), and once both the target-construction artifact and a real feature-scaling bug were found and fixed, a genuinely working, modest, and honestly-validated forecasting model emerged - which is a more useful capstone result than an artificially perfect one would have been.</w:t>
-      </w:r>
-    </w:p>
-    <w:bookmarkEnd w:id="67"/>
-    <w:bookmarkStart w:id="70" w:name="limitations-and-future-work"/>
+        <w:t xml:space="preserve">Taken together, this answers the project’s central objectives: session-time effects are not statistically significant (p = 1.0000, independently corroborated by Holt-Winters’ own seasonal parameter converging to zero), autocorrelation in volatility is real and persistent (ADF p &lt; 0.0001), and once both the target-construction artifact and a real feature-scaling bug were found and fixed - and, later, two more regressors were validated and promoted - a genuinely working, modest, and honestly-validated forecasting model emerged, which is a more useful capstone result than an artificially perfect one would have been.</w:t>
+      </w:r>
+    </w:p>
+    <w:bookmarkEnd w:id="68"/>
+    <w:bookmarkStart w:id="71" w:name="limitations-and-future-work"/>
     <w:p>
       <w:pPr>
         <w:pStyle w:val="Heading1"/>
@@ -6961,7 +7234,7 @@
         <w:t xml:space="preserve">12. Limitations and Future Work</w:t>
       </w:r>
     </w:p>
-    <w:bookmarkStart w:id="68" w:name="limitations"/>
+    <w:bookmarkStart w:id="69" w:name="limitations"/>
     <w:p>
       <w:pPr>
         <w:pStyle w:val="Heading2"/>
@@ -7231,7 +7504,7 @@
         </w:numPr>
       </w:pPr>
       <w:r>
-        <w:t xml:space="preserve">Three further checks, in the same spirit: building the target from log returns instead of simple returns underperformed (R² 0.184 → 0.155); winsorizing extreme hourly-return moves in the regressors underperformed too (R² 0.184 → 0.070 historically, 0.061 → −0.076 live) — confirming the original Data Cleaning decision to retain extreme moves as genuine signal, and documented as an example of a real mistake caught and corrected (an earlier version of this check accidentally winsorized the training target as well, which inflated the apparent result before the error was found); and restricting training to 2020 onward made no meaningful difference (R² 0.184 → 0.185), corroborating a separate data-integrity check’s finding that pre-2020 timestamp gaps (0.17% of the training timeline) are not corrupting training.</w:t>
+        <w:t xml:space="preserve">Three further checks, in the same spirit: building the target from log returns instead of simple returns underperformed (R² 0.184 → 0.155); winsorizing extreme hourly-return moves in the regressors underperformed too (R² 0.184 → 0.070 historically, and, re-tested against the now-promoted kept model, 0.1217 → −0.0759 live) — confirming the original Data Cleaning decision to retain extreme moves as genuine signal, and documented as an example of a real mistake caught and corrected (an earlier version of this check accidentally winsorized the training target as well, which inflated the apparent result before the error was found); and restricting training to 2020 onward made no meaningful difference (R² 0.184 → 0.185), corroborating a separate data-integrity check’s finding that pre-2020 timestamp gaps (0.17% of the training timeline) are not corrupting training.</w:t>
       </w:r>
     </w:p>
     <w:p>
@@ -7243,43 +7516,23 @@
         </w:numPr>
       </w:pPr>
       <w:r>
-        <w:t xml:space="preserve">An LSTM given the full technical indicator set as a genuine 72-hour sequence — a second, architecturally different test of the</w:t>
-      </w:r>
-      <w:r>
-        <w:t xml:space="preserve"> </w:t>
-      </w:r>
-      <w:r>
-        <w:t xml:space="preserve">“why not LSTM”</w:t>
-      </w:r>
-      <w:r>
-        <w:t xml:space="preserve"> </w:t>
-      </w:r>
-      <w:r>
-        <w:t xml:space="preserve">design decision, alongside XGBoost’s tabular test — failed far more severely (R² = −11.97) than any other check. Diagnosed rather than left as a bare number: even an</w:t>
-      </w:r>
-      <w:r>
-        <w:t xml:space="preserve"> </w:t>
-      </w:r>
-      <w:r>
-        <w:t xml:space="preserve">“always predict the training mean”</w:t>
-      </w:r>
-      <w:r>
-        <w:t xml:space="preserve"> </w:t>
-      </w:r>
-      <w:r>
-        <w:t xml:space="preserve">baseline scores R² = −2.38 on the same test period, since the test period is measurably calmer than training; on top of that distribution shift, the LSTM’s own predictions were more widely spread than the training data itself and included 606 physically impossible negative</w:t>
-      </w:r>
-      <w:r>
-        <w:t xml:space="preserve"> </w:t>
-      </w:r>
-      <w:r>
-        <w:t xml:space="preserve">“volatility”</w:t>
-      </w:r>
-      <w:r>
-        <w:t xml:space="preserve"> </w:t>
-      </w:r>
-      <w:r>
-        <w:t xml:space="preserve">values, since nothing in a plain single-unit output layer constrains non-negativity. HAR-RV-X’s 30-day RV_month regressor’s longer averaging window handles the same distribution shift far better.</w:t>
+        <w:t xml:space="preserve">A different robustness check, tested with the identical discipline,</w:t>
+      </w:r>
+      <w:r>
+        <w:t xml:space="preserve"> </w:t>
+      </w:r>
+      <w:r>
+        <w:rPr>
+          <w:i/>
+          <w:iCs/>
+        </w:rPr>
+        <w:t xml:space="preserve">did</w:t>
+      </w:r>
+      <w:r>
+        <w:t xml:space="preserve"> </w:t>
+      </w:r>
+      <w:r>
+        <w:t xml:space="preserve">help and changed the actual kept model: adding EWMA’s own tuned sigma and realized skewness as two further HAR-RV-X regressors improved R² on both the historical split (0.184 → 0.199) and the live-test window (0.061 → 0.122) — validated on live data before being promoted, unlike the winsorizing false start above. Automated feature selection (ElasticNet over the full 54-feature set) and three alternative realized-volatility estimators (Parkinson, Garman-Klass, Rogers-Satchell) were also tested as further regressors and did not improve performance (Section 7.6). Full details in Section 7.4.4.</w:t>
       </w:r>
     </w:p>
     <w:p>
@@ -7291,11 +7544,59 @@
         </w:numPr>
       </w:pPr>
       <w:r>
+        <w:t xml:space="preserve">An LSTM given the full technical indicator set as a genuine 72-hour sequence — a second, architecturally different test of the</w:t>
+      </w:r>
+      <w:r>
+        <w:t xml:space="preserve"> </w:t>
+      </w:r>
+      <w:r>
+        <w:t xml:space="preserve">“why not LSTM”</w:t>
+      </w:r>
+      <w:r>
+        <w:t xml:space="preserve"> </w:t>
+      </w:r>
+      <w:r>
+        <w:t xml:space="preserve">design decision, alongside XGBoost’s tabular test — failed far more severely (R² = −11.97) than any other check. Diagnosed rather than left as a bare number: even an</w:t>
+      </w:r>
+      <w:r>
+        <w:t xml:space="preserve"> </w:t>
+      </w:r>
+      <w:r>
+        <w:t xml:space="preserve">“always predict the training mean”</w:t>
+      </w:r>
+      <w:r>
+        <w:t xml:space="preserve"> </w:t>
+      </w:r>
+      <w:r>
+        <w:t xml:space="preserve">baseline scores R² = −2.38 on the same test period, since the test period is measurably calmer than training; on top of that distribution shift, the LSTM’s own predictions were more widely spread than the training data itself and included 606 physically impossible negative</w:t>
+      </w:r>
+      <w:r>
+        <w:t xml:space="preserve"> </w:t>
+      </w:r>
+      <w:r>
+        <w:t xml:space="preserve">“volatility”</w:t>
+      </w:r>
+      <w:r>
+        <w:t xml:space="preserve"> </w:t>
+      </w:r>
+      <w:r>
+        <w:t xml:space="preserve">values, since nothing in a plain single-unit output layer constrains non-negativity. HAR-RV-X’s 30-day RV_month regressor’s longer averaging window handles the same distribution shift far better.</w:t>
+      </w:r>
+    </w:p>
+    <w:p>
+      <w:pPr>
+        <w:pStyle w:val="Compact"/>
+        <w:numPr>
+          <w:ilvl w:val="0"/>
+          <w:numId w:val="1003"/>
+        </w:numPr>
+      </w:pPr>
+      <w:r>
         <w:t xml:space="preserve">The live-test window is fixed at the moment this notebook is run, not continuously accumulating — re-running it later will naturally score more of the already-elapsed-but-not-yet-scoreable predictions near the end of the current window.</w:t>
       </w:r>
     </w:p>
-    <w:bookmarkEnd w:id="68"/>
-    <w:bookmarkStart w:id="69" w:name="future-improvements"/>
+    <w:bookmarkEnd w:id="69"/>
+    <w:bookmarkStart w:id="70" w:name="future-improvements"/>
     <w:p>
       <w:pPr>
         <w:pStyle w:val="Heading2"/>
@@ -7364,9 +7665,9 @@
         <w:t xml:space="preserve">On-chain metrics (exchange netflows, active addresses) as a genuinely independent information source, distinct from every price-history-derived feature tested so far.</w:t>
       </w:r>
     </w:p>
-    <w:bookmarkEnd w:id="69"/>
     <w:bookmarkEnd w:id="70"/>
-    <w:bookmarkStart w:id="71" w:name="references"/>
+    <w:bookmarkEnd w:id="71"/>
+    <w:bookmarkStart w:id="72" w:name="references"/>
     <w:p>
       <w:pPr>
         <w:pStyle w:val="Heading1"/>
@@ -7555,7 +7856,7 @@
         <w:t xml:space="preserve">Econometrica, 59(2).</w:t>
       </w:r>
     </w:p>
-    <w:bookmarkEnd w:id="71"/>
+    <w:bookmarkEnd w:id="72"/>
     <w:sectPr>
       <w:footnotePr>
         <w:numRestart w:val="eachSect"/>

--- a/docs/capstone-btc-volatility-report.docx
+++ b/docs/capstone-btc-volatility-report.docx
@@ -4305,6 +4305,300 @@
       </w:r>
       <w:r>
         <w:t xml:space="preserve">of signal HAR-RV-X’s own regressors already use — ATR and lagged realized volatility got the largest coefficients — but selecting only from raw single-hour lags rather than HAR-RV-X’s engineered multi-horizon (24h/168h/720h) averages, which a flat selection pass has no way to construct. Given access to up to 54 features, it still underperformed HAR-RV-X’s 4 hand-picked ones (R² −0.21 vs. 0.184). Not adopted.</w:t>
+      </w:r>
+    </w:p>
+    <w:p>
+      <w:pPr>
+        <w:pStyle w:val="BodyText"/>
+      </w:pPr>
+      <w:r>
+        <w:rPr>
+          <w:b/>
+          <w:bCs/>
+        </w:rPr>
+        <w:t xml:space="preserve">A stationary feature matrix for the generic-ML checks (a preprocessing fix, not a new feature).</w:t>
+      </w:r>
+      <w:r>
+        <w:t xml:space="preserve"> </w:t>
+      </w:r>
+      <w:r>
+        <w:t xml:space="preserve">The 54-feature matrix handed to XGBoost above and ElasticNet just above mixed non-stationary raw price/volume levels (</w:t>
+      </w:r>
+      <w:r>
+        <w:rPr>
+          <w:rStyle w:val="VerbatimChar"/>
+        </w:rPr>
+        <w:t xml:space="preserve">Open</w:t>
+      </w:r>
+      <w:r>
+        <w:t xml:space="preserve">,</w:t>
+      </w:r>
+      <w:r>
+        <w:t xml:space="preserve"> </w:t>
+      </w:r>
+      <w:r>
+        <w:rPr>
+          <w:rStyle w:val="VerbatimChar"/>
+        </w:rPr>
+        <w:t xml:space="preserve">High</w:t>
+      </w:r>
+      <w:r>
+        <w:t xml:space="preserve">,</w:t>
+      </w:r>
+      <w:r>
+        <w:t xml:space="preserve"> </w:t>
+      </w:r>
+      <w:r>
+        <w:rPr>
+          <w:rStyle w:val="VerbatimChar"/>
+        </w:rPr>
+        <w:t xml:space="preserve">Low</w:t>
+      </w:r>
+      <w:r>
+        <w:t xml:space="preserve">,</w:t>
+      </w:r>
+      <w:r>
+        <w:t xml:space="preserve"> </w:t>
+      </w:r>
+      <w:r>
+        <w:rPr>
+          <w:rStyle w:val="VerbatimChar"/>
+        </w:rPr>
+        <w:t xml:space="preserve">Close</w:t>
+      </w:r>
+      <w:r>
+        <w:t xml:space="preserve">,</w:t>
+      </w:r>
+      <w:r>
+        <w:t xml:space="preserve"> </w:t>
+      </w:r>
+      <w:r>
+        <w:rPr>
+          <w:rStyle w:val="VerbatimChar"/>
+        </w:rPr>
+        <w:t xml:space="preserve">Volume</w:t>
+      </w:r>
+      <w:r>
+        <w:t xml:space="preserve">,</w:t>
+      </w:r>
+      <w:r>
+        <w:t xml:space="preserve"> </w:t>
+      </w:r>
+      <w:r>
+        <w:rPr>
+          <w:rStyle w:val="VerbatimChar"/>
+        </w:rPr>
+        <w:t xml:space="preserve">ma_7d</w:t>
+      </w:r>
+      <w:r>
+        <w:t xml:space="preserve">,</w:t>
+      </w:r>
+      <w:r>
+        <w:t xml:space="preserve"> </w:t>
+      </w:r>
+      <w:r>
+        <w:rPr>
+          <w:rStyle w:val="VerbatimChar"/>
+        </w:rPr>
+        <w:t xml:space="preserve">ema_12</w:t>
+      </w:r>
+      <w:r>
+        <w:t xml:space="preserve">,</w:t>
+      </w:r>
+      <w:r>
+        <w:t xml:space="preserve"> </w:t>
+      </w:r>
+      <w:r>
+        <w:rPr>
+          <w:rStyle w:val="VerbatimChar"/>
+        </w:rPr>
+        <w:t xml:space="preserve">ema_26</w:t>
+      </w:r>
+      <w:r>
+        <w:t xml:space="preserve">, raw</w:t>
+      </w:r>
+      <w:r>
+        <w:t xml:space="preserve"> </w:t>
+      </w:r>
+      <w:r>
+        <w:rPr>
+          <w:rStyle w:val="VerbatimChar"/>
+        </w:rPr>
+        <w:t xml:space="preserve">atr_14</w:t>
+      </w:r>
+      <w:r>
+        <w:t xml:space="preserve"> </w:t>
+      </w:r>
+      <w:r>
+        <w:t xml:space="preserve">— all regime-dependent, ranging from roughly $4,000 to over $90,000 across this dataset) with genuinely stationary features (</w:t>
+      </w:r>
+      <w:r>
+        <w:rPr>
+          <w:rStyle w:val="VerbatimChar"/>
+        </w:rPr>
+        <w:t xml:space="preserve">hourly_return</w:t>
+      </w:r>
+      <w:r>
+        <w:t xml:space="preserve">,</w:t>
+      </w:r>
+      <w:r>
+        <w:t xml:space="preserve"> </w:t>
+      </w:r>
+      <w:r>
+        <w:rPr>
+          <w:rStyle w:val="VerbatimChar"/>
+        </w:rPr>
+        <w:t xml:space="preserve">atr_pct</w:t>
+      </w:r>
+      <w:r>
+        <w:t xml:space="preserve">,</w:t>
+      </w:r>
+      <w:r>
+        <w:t xml:space="preserve"> </w:t>
+      </w:r>
+      <w:r>
+        <w:rPr>
+          <w:rStyle w:val="VerbatimChar"/>
+        </w:rPr>
+        <w:t xml:space="preserve">rsi_14</w:t>
+      </w:r>
+      <w:r>
+        <w:t xml:space="preserve">, and others).</w:t>
+      </w:r>
+      <w:r>
+        <w:t xml:space="preserve"> </w:t>
+      </w:r>
+      <w:r>
+        <w:rPr>
+          <w:rStyle w:val="VerbatimChar"/>
+        </w:rPr>
+        <w:t xml:space="preserve">StandardScaler</w:t>
+      </w:r>
+      <w:r>
+        <w:t xml:space="preserve"> </w:t>
+      </w:r>
+      <w:r>
+        <w:t xml:space="preserve">doesn’t fix this — the problem is the underlying quantity drifting with BTC’s own price regime, not units, the same failure family as the ATR and ElasticNet scale bugs above. Dropping the 9 non-stationary base columns (27 of the original 54 lagged features remain) meaningfully improved both checks — XGBoost’s R² from −0.19 to 0.01, ElasticNet’s from −0.21 to −0.03 — without beating HAR-RV-X. The non-stationary levels were genuinely diluting the signal in both; removing them wasn’t enough to close the gap to HAR-RV-X’s engineered, multi-horizon regressors. Not adopted, but the improvement itself is the finding: preprocessing choices, not just model or feature choices, measurably moved these results.</w:t>
+      </w:r>
+    </w:p>
+    <w:p>
+      <w:pPr>
+        <w:pStyle w:val="BodyText"/>
+      </w:pPr>
+      <w:r>
+        <w:rPr>
+          <w:b/>
+          <w:bCs/>
+        </w:rPr>
+        <w:t xml:space="preserve">Row-count vs. time-aware rolling windows.</w:t>
+      </w:r>
+      <w:r>
+        <w:t xml:space="preserve"> </w:t>
+      </w:r>
+      <w:r>
+        <w:rPr>
+          <w:rStyle w:val="VerbatimChar"/>
+        </w:rPr>
+        <w:t xml:space="preserve">volatility_7d</w:t>
+      </w:r>
+      <w:r>
+        <w:t xml:space="preserve"> </w:t>
+      </w:r>
+      <w:r>
+        <w:t xml:space="preserve">is built with an integer</w:t>
+      </w:r>
+      <w:r>
+        <w:t xml:space="preserve"> </w:t>
+      </w:r>
+      <w:r>
+        <w:rPr>
+          <w:rStyle w:val="VerbatimChar"/>
+        </w:rPr>
+        <w:t xml:space="preserve">rolling(168)</w:t>
+      </w:r>
+      <w:r>
+        <w:t xml:space="preserve"> </w:t>
+      </w:r>
+      <w:r>
+        <w:t xml:space="preserve">window (168 rows), not a time-aware one — this notebook’s data never carries a</w:t>
+      </w:r>
+      <w:r>
+        <w:t xml:space="preserve"> </w:t>
+      </w:r>
+      <w:r>
+        <w:rPr>
+          <w:rStyle w:val="VerbatimChar"/>
+        </w:rPr>
+        <w:t xml:space="preserve">DatetimeIndex</w:t>
+      </w:r>
+      <w:r>
+        <w:t xml:space="preserve">, so</w:t>
+      </w:r>
+      <w:r>
+        <w:t xml:space="preserve"> </w:t>
+      </w:r>
+      <w:r>
+        <w:rPr>
+          <w:rStyle w:val="VerbatimChar"/>
+        </w:rPr>
+        <w:t xml:space="preserve">rolling()</w:t>
+      </w:r>
+      <w:r>
+        <w:t xml:space="preserve"> </w:t>
+      </w:r>
+      <w:r>
+        <w:t xml:space="preserve">has no notion of the</w:t>
+      </w:r>
+      <w:r>
+        <w:t xml:space="preserve"> </w:t>
+      </w:r>
+      <w:r>
+        <w:rPr>
+          <w:rStyle w:val="VerbatimChar"/>
+        </w:rPr>
+        <w:t xml:space="preserve">Date</w:t>
+      </w:r>
+      <w:r>
+        <w:t xml:space="preserve"> </w:t>
+      </w:r>
+      <w:r>
+        <w:t xml:space="preserve">column at all. A separate data-integrity check found 27 of 28 timestamp gaps in the raw feed, concentrated in 2017–2021; near any gap, a</w:t>
+      </w:r>
+      <w:r>
+        <w:t xml:space="preserve"> </w:t>
+      </w:r>
+      <w:r>
+        <w:t xml:space="preserve">“168-row”</w:t>
+      </w:r>
+      <w:r>
+        <w:t xml:space="preserve"> </w:t>
+      </w:r>
+      <w:r>
+        <w:t xml:space="preserve">window silently spans more than 168 real hours. Measured directly rather than assumed: 4,722 of 73,111 rows differ at all between a genuine time-aware</w:t>
+      </w:r>
+      <w:r>
+        <w:t xml:space="preserve"> </w:t>
+      </w:r>
+      <w:r>
+        <w:rPr>
+          <w:rStyle w:val="VerbatimChar"/>
+        </w:rPr>
+        <w:t xml:space="preserve">'168h'</w:t>
+      </w:r>
+      <w:r>
+        <w:t xml:space="preserve"> </w:t>
+      </w:r>
+      <w:r>
+        <w:t xml:space="preserve">window and the row-based one used throughout this notebook, by up to 83.6% on individual affected rows. But every affected row falls in that same 2017–2021, training-only history — zero fall inside the held-out test window — so the distortion has no measurable effect on any number this report reports. Worth fixing for correctness in a production system (</w:t>
+      </w:r>
+      <w:r>
+        <w:rPr>
+          <w:rStyle w:val="VerbatimChar"/>
+        </w:rPr>
+        <w:t xml:space="preserve">set_index('Date').rolling('168h')</w:t>
+      </w:r>
+      <w:r>
+        <w:t xml:space="preserve">), but there is nothing to adopt here: it wouldn’t change a single reported result.</w:t>
       </w:r>
     </w:p>
     <w:p>
@@ -7533,6 +7827,135 @@
       </w:r>
       <w:r>
         <w:t xml:space="preserve">help and changed the actual kept model: adding EWMA’s own tuned sigma and realized skewness as two further HAR-RV-X regressors improved R² on both the historical split (0.184 → 0.199) and the live-test window (0.061 → 0.122) — validated on live data before being promoted, unlike the winsorizing false start above. Automated feature selection (ElasticNet over the full 54-feature set) and three alternative realized-volatility estimators (Parkinson, Garman-Klass, Rogers-Satchell) were also tested as further regressors and did not improve performance (Section 7.6). Full details in Section 7.4.4.</w:t>
+      </w:r>
+    </w:p>
+    <w:p>
+      <w:pPr>
+        <w:pStyle w:val="Compact"/>
+        <w:numPr>
+          <w:ilvl w:val="0"/>
+          <w:numId w:val="1003"/>
+        </w:numPr>
+      </w:pPr>
+      <w:r>
+        <w:t xml:space="preserve">Two preprocessing-stage checks, distinct from every feature/model check above. Dropping 9 non-stationary raw price/volume-level columns (</w:t>
+      </w:r>
+      <w:r>
+        <w:rPr>
+          <w:rStyle w:val="VerbatimChar"/>
+        </w:rPr>
+        <w:t xml:space="preserve">Open</w:t>
+      </w:r>
+      <w:r>
+        <w:t xml:space="preserve">,</w:t>
+      </w:r>
+      <w:r>
+        <w:t xml:space="preserve"> </w:t>
+      </w:r>
+      <w:r>
+        <w:rPr>
+          <w:rStyle w:val="VerbatimChar"/>
+        </w:rPr>
+        <w:t xml:space="preserve">High</w:t>
+      </w:r>
+      <w:r>
+        <w:t xml:space="preserve">,</w:t>
+      </w:r>
+      <w:r>
+        <w:t xml:space="preserve"> </w:t>
+      </w:r>
+      <w:r>
+        <w:rPr>
+          <w:rStyle w:val="VerbatimChar"/>
+        </w:rPr>
+        <w:t xml:space="preserve">Low</w:t>
+      </w:r>
+      <w:r>
+        <w:t xml:space="preserve">,</w:t>
+      </w:r>
+      <w:r>
+        <w:t xml:space="preserve"> </w:t>
+      </w:r>
+      <w:r>
+        <w:rPr>
+          <w:rStyle w:val="VerbatimChar"/>
+        </w:rPr>
+        <w:t xml:space="preserve">Close</w:t>
+      </w:r>
+      <w:r>
+        <w:t xml:space="preserve">,</w:t>
+      </w:r>
+      <w:r>
+        <w:t xml:space="preserve"> </w:t>
+      </w:r>
+      <w:r>
+        <w:rPr>
+          <w:rStyle w:val="VerbatimChar"/>
+        </w:rPr>
+        <w:t xml:space="preserve">Volume</w:t>
+      </w:r>
+      <w:r>
+        <w:t xml:space="preserve">,</w:t>
+      </w:r>
+      <w:r>
+        <w:t xml:space="preserve"> </w:t>
+      </w:r>
+      <w:r>
+        <w:rPr>
+          <w:rStyle w:val="VerbatimChar"/>
+        </w:rPr>
+        <w:t xml:space="preserve">ma_7d</w:t>
+      </w:r>
+      <w:r>
+        <w:t xml:space="preserve">,</w:t>
+      </w:r>
+      <w:r>
+        <w:t xml:space="preserve"> </w:t>
+      </w:r>
+      <w:r>
+        <w:rPr>
+          <w:rStyle w:val="VerbatimChar"/>
+        </w:rPr>
+        <w:t xml:space="preserve">ema_12</w:t>
+      </w:r>
+      <w:r>
+        <w:t xml:space="preserve">,</w:t>
+      </w:r>
+      <w:r>
+        <w:t xml:space="preserve"> </w:t>
+      </w:r>
+      <w:r>
+        <w:rPr>
+          <w:rStyle w:val="VerbatimChar"/>
+        </w:rPr>
+        <w:t xml:space="preserve">ema_26</w:t>
+      </w:r>
+      <w:r>
+        <w:t xml:space="preserve">, raw</w:t>
+      </w:r>
+      <w:r>
+        <w:t xml:space="preserve"> </w:t>
+      </w:r>
+      <w:r>
+        <w:rPr>
+          <w:rStyle w:val="VerbatimChar"/>
+        </w:rPr>
+        <w:t xml:space="preserve">atr_14</w:t>
+      </w:r>
+      <w:r>
+        <w:t xml:space="preserve">) from the 54-feature matrix meaningfully improved both XGBoost (R² −0.19 → 0.01) and ElasticNet (R² −0.21 → −0.03), without beating HAR-RV-X — confirming those levels were diluting the signal, just not enough to close the gap (Section 7.6). Separately,</w:t>
+      </w:r>
+      <w:r>
+        <w:t xml:space="preserve"> </w:t>
+      </w:r>
+      <w:r>
+        <w:rPr>
+          <w:rStyle w:val="VerbatimChar"/>
+        </w:rPr>
+        <w:t xml:space="preserve">volatility_7d</w:t>
+      </w:r>
+      <w:r>
+        <w:t xml:space="preserve">’s row-count rolling window (rather than a time-aware one) does distort results substantially near the 28 known timestamp gaps (up to 83.6% relative difference on affected rows) — but every affected row falls in 2017–2021 training-only history, with zero inside the held-out test window, so it changes nothing this report reports (Section 7.6).</w:t>
       </w:r>
     </w:p>
     <w:p>

--- a/docs/capstone-btc-volatility-report.docx
+++ b/docs/capstone-btc-volatility-report.docx
@@ -6274,7 +6274,7 @@
         <w:pStyle w:val="FirstParagraph"/>
       </w:pPr>
       <w:r>
-        <w:t xml:space="preserve">This section’s live-test finding is also documented as Check 11 in the main notebook’s Robustness Checks — the one check, of eleven, that is a confirmed win rather than a rejected idea, kept in this separate companion pipeline by deliberate scope choice rather than because it failed validation.</w:t>
+        <w:t xml:space="preserve">This section’s live-test finding is also documented as Check 11 in the main notebook’s Robustness Checks — one of two checks, out of sixteen, that survived validation rather than being rejected, kept in this separate companion pipeline by deliberate scope choice rather than because it failed validation.</w:t>
       </w:r>
     </w:p>
     <w:p>
@@ -6614,40 +6614,40 @@
               <w:pStyle w:val="Compact"/>
             </w:pPr>
             <w:r>
-              <w:t xml:space="preserve">0.019179</w:t>
-            </w:r>
-          </w:p>
-        </w:tc>
-        <w:tc>
-          <w:tcPr/>
-          <w:p>
-            <w:pPr>
-              <w:pStyle w:val="Compact"/>
-            </w:pPr>
-            <w:r>
-              <w:t xml:space="preserve">0.014756</w:t>
-            </w:r>
-          </w:p>
-        </w:tc>
-        <w:tc>
-          <w:tcPr/>
-          <w:p>
-            <w:pPr>
-              <w:pStyle w:val="Compact"/>
-            </w:pPr>
-            <w:r>
-              <w:t xml:space="preserve">0.1419</w:t>
-            </w:r>
-          </w:p>
-        </w:tc>
-        <w:tc>
-          <w:tcPr/>
-          <w:p>
-            <w:pPr>
-              <w:pStyle w:val="Compact"/>
-            </w:pPr>
-            <w:r>
-              <w:t xml:space="preserve">24.15%</w:t>
+              <w:t xml:space="preserve">0.019105</w:t>
+            </w:r>
+          </w:p>
+        </w:tc>
+        <w:tc>
+          <w:tcPr/>
+          <w:p>
+            <w:pPr>
+              <w:pStyle w:val="Compact"/>
+            </w:pPr>
+            <w:r>
+              <w:t xml:space="preserve">0.014642</w:t>
+            </w:r>
+          </w:p>
+        </w:tc>
+        <w:tc>
+          <w:tcPr/>
+          <w:p>
+            <w:pPr>
+              <w:pStyle w:val="Compact"/>
+            </w:pPr>
+            <w:r>
+              <w:t xml:space="preserve">0.1508</w:t>
+            </w:r>
+          </w:p>
+        </w:tc>
+        <w:tc>
+          <w:tcPr/>
+          <w:p>
+            <w:pPr>
+              <w:pStyle w:val="Compact"/>
+            </w:pPr>
+            <w:r>
+              <w:t xml:space="preserve">23.84%</w:t>
             </w:r>
           </w:p>
         </w:tc>
@@ -7120,40 +7120,40 @@
               <w:pStyle w:val="Compact"/>
             </w:pPr>
             <w:r>
-              <w:t xml:space="preserve">0.019080</w:t>
-            </w:r>
-          </w:p>
-        </w:tc>
-        <w:tc>
-          <w:tcPr/>
-          <w:p>
-            <w:pPr>
-              <w:pStyle w:val="Compact"/>
-            </w:pPr>
-            <w:r>
-              <w:t xml:space="preserve">0.015477</w:t>
-            </w:r>
-          </w:p>
-        </w:tc>
-        <w:tc>
-          <w:tcPr/>
-          <w:p>
-            <w:pPr>
-              <w:pStyle w:val="Compact"/>
-            </w:pPr>
-            <w:r>
-              <w:t xml:space="preserve">0.2043</w:t>
-            </w:r>
-          </w:p>
-        </w:tc>
-        <w:tc>
-          <w:tcPr/>
-          <w:p>
-            <w:pPr>
-              <w:pStyle w:val="Compact"/>
-            </w:pPr>
-            <w:r>
-              <w:t xml:space="preserve">27.15%</w:t>
+              <w:t xml:space="preserve">0.018645</w:t>
+            </w:r>
+          </w:p>
+        </w:tc>
+        <w:tc>
+          <w:tcPr/>
+          <w:p>
+            <w:pPr>
+              <w:pStyle w:val="Compact"/>
+            </w:pPr>
+            <w:r>
+              <w:t xml:space="preserve">0.014949</w:t>
+            </w:r>
+          </w:p>
+        </w:tc>
+        <w:tc>
+          <w:tcPr/>
+          <w:p>
+            <w:pPr>
+              <w:pStyle w:val="Compact"/>
+            </w:pPr>
+            <w:r>
+              <w:t xml:space="preserve">0.2401</w:t>
+            </w:r>
+          </w:p>
+        </w:tc>
+        <w:tc>
+          <w:tcPr/>
+          <w:p>
+            <w:pPr>
+              <w:pStyle w:val="Compact"/>
+            </w:pPr>
+            <w:r>
+              <w:t xml:space="preserve">26.11%</w:t>
             </w:r>
           </w:p>
         </w:tc>
@@ -7448,7 +7448,7 @@
         <w:pStyle w:val="BodyText"/>
       </w:pPr>
       <w:r>
-        <w:t xml:space="preserve">Both HAR-RV-X and EWMA improve on the live test, though by very different margins now that HAR-RV-X’s own hourly baseline is stronger (Section 7.4.4): HAR-RV-X’s R² goes from 0.1217 to 0.2043 (about 1.7x), while EWMA’s improves far more, from 0.013 to 0.147 (about 11x) - closing most of the gap to HAR-RV-X that exists at hourly resolution. The historical split is a more mixed, honestly-reported result: HAR-RV-X dips from 0.1992 to 0.1419 (a bigger dip than it used to be, now that the hourly comparison point is the stronger, Section-7.4.4-promoted version) and EWMA drops more (0.059 to 0.006). This pattern is consistent with the interpretation that measurement noise matters more for a model evaluated further from the training distribution (live data, roughly eight months out) than for one evaluated on an adjacent historical split - not a contradiction of the underlying hypothesis, but a real nuance in it.</w:t>
+        <w:t xml:space="preserve">Both HAR-RV-X and EWMA improve on the live test. HAR-RV-X’s own Section 7.4.4 promotion (EWMA’s tuned sigma and realized skewness as two further regressors) has since been ported into this 5-minute companion pipeline too, so both rows in the table above reflect the same underlying model - not an artifact of promoting one resolution and not the other. HAR-RV-X’s R² goes from 0.1217 to 0.2401 (about 2.0x), while EWMA’s improves far more, from 0.013 to 0.147 (about 11x) - closing most of the gap to HAR-RV-X that exists at hourly resolution. The historical split is a more mixed, honestly-reported result: HAR-RV-X dips from 0.1992 to 0.1508 and EWMA drops more (0.059 to 0.006). This pattern is consistent with the interpretation that measurement noise matters more for a model evaluated further from the training distribution (live data, roughly eight months out) than for one evaluated on an adjacent historical split - not a contradiction of the underlying hypothesis, but a real nuance in it.</w:t>
       </w:r>
     </w:p>
     <w:p>

--- a/docs/capstone-btc-volatility-report.docx
+++ b/docs/capstone-btc-volatility-report.docx
@@ -135,7 +135,7 @@
         <w:pStyle w:val="BodyText"/>
       </w:pPr>
       <w:r>
-        <w:t xml:space="preserve">The headline result: after fixing a genuine scale bug in HAR-RV-X’s ATR regressor (raw dollar terms vs. fractional volatility, a roughly 45,000x mismatch) and later promoting two additional regressors validated by a dedicated robustness check - EWMA’s own tuned sigma and realized skewness, both blended in as HAR-RV-X inputs (Section 7.4.4) - HAR-RV-X is the strongest model on both splits, beating naive persistence by 14.8% RMSE historically and posting the best score on every metric on genuinely unseen live data (R-squared 0.1217, MAPE 27.96%). EWMA, re-tuned over a wider decay-factor grid (lambda=0.995), is a distant second. A wide range of further modifications - additional technical-indicator regressors, log-transforming the target, ensembling with EWMA, automated feature selection over the full feature set, alternative realized-volatility estimators, an LSTM given the same indicator set - were tested with the same cross-validation discipline and honestly did not improve on HAR-RV-X, and are reported as negative results rather than omitted; only the skewness/EWMA-sigma combination cleared both a historical and a live-data validation bar, and is the only one promoted into the kept model. GARCH, by contrast, degrades badly at this longer horizon (R-squared -110.68 live) - a structural property of its mean-reverting forecast, not an implementation defect.</w:t>
+        <w:t xml:space="preserve">The headline result: after fixing a genuine scale bug in HAR-RV-X’s ATR regressor (raw dollar terms vs. fractional volatility, a roughly 45,000x mismatch) and later promoting two further improvements validated by dedicated robustness checks - two additional regressors (EWMA’s own tuned sigma and realized skewness) and a genuine log(target) transform, which stack rather than duplicate each other’s gains (Sections 7.4.4-7.4.5) - HAR-RV-X is the strongest model on both splits, beating naive persistence by 17.1% RMSE historically and posting the best score on every metric on genuinely unseen live data (R-squared 0.1779, MAPE 27.18%). EWMA, re-tuned over a wider decay-factor grid (lambda=0.995), is a distant second. A wide range of further modifications - additional technical-indicator regressors, ensembling with EWMA, automated feature selection over the full feature set, alternative realized-volatility estimators, an LSTM given the same indicator set, and a naive log1p(x) transform that barely changed anything - were tested with the same cross-validation discipline and honestly did not improve on HAR-RV-X, and are reported as negative results rather than omitted; only the regressor and transform combination cleared both a historical and a live-data validation bar, and is the only one promoted into the kept model. GARCH, by contrast, degrades badly at this longer horizon (R-squared -110.68 live) - a structural property of its mean-reverting forecast, not an implementation defect.</w:t>
       </w:r>
     </w:p>
     <w:bookmarkEnd w:id="9"/>
@@ -2607,7 +2607,7 @@
     </w:p>
     <w:bookmarkEnd w:id="32"/>
     <w:bookmarkEnd w:id="33"/>
-    <w:bookmarkStart w:id="49" w:name="models"/>
+    <w:bookmarkStart w:id="50" w:name="models"/>
     <w:p>
       <w:pPr>
         <w:pStyle w:val="Heading1"/>
@@ -3294,7 +3294,7 @@
     </w:p>
     <w:bookmarkEnd w:id="38"/>
     <w:bookmarkEnd w:id="39"/>
-    <w:bookmarkStart w:id="44" w:name="model-2-har-rv-har-rv-x"/>
+    <w:bookmarkStart w:id="45" w:name="model-2-har-rv-har-rv-x"/>
     <w:p>
       <w:pPr>
         <w:pStyle w:val="Heading2"/>
@@ -3587,7 +3587,7 @@
         <w:t xml:space="preserve"> </w:t>
       </w:r>
       <w:r>
-        <w:t xml:space="preserve">HAR-RV-X is the best model in this report on both the historical split and live data (Section 8–9), and gets two further regressors in Section 7.4.4 below.</w:t>
+        <w:t xml:space="preserve">HAR-RV-X is the best model in this report on both the historical split and live data (Section 8–9), and gets three further improvements in Sections 7.4.4–7.4.5 below.</w:t>
       </w:r>
     </w:p>
     <w:bookmarkEnd w:id="42"/>
@@ -3658,12 +3658,160 @@
         <w:t xml:space="preserve"> </w:t>
       </w:r>
       <w:r>
-        <w:t xml:space="preserve">being adopted — and it held up, by an even larger relative margin: R² 0.0610 → 0.1217. This is now the actual kept HAR-RV-X model reported everywhere in this document (6 regressors total); the 4-regressor version above is left in as the historical record of how it was built.</w:t>
+        <w:t xml:space="preserve">being adopted — and it held up, by an even larger relative margin: R² 0.0610 → 0.1217. At the time this was found, it became the actual kept HAR-RV-X model — since superseded by Section 7.4.5 below.</w:t>
       </w:r>
     </w:p>
     <w:bookmarkEnd w:id="43"/>
+    <w:bookmarkStart w:id="44" w:name="X4fcb31b58c80755743d7a1c59f9b6a3778f4fd8"/>
+    <w:p>
+      <w:pPr>
+        <w:pStyle w:val="Heading3"/>
+      </w:pPr>
+      <w:r>
+        <w:t xml:space="preserve">7.4.5 Further Improvement: A Genuine log(target) Transform, Combined with 7.4.4</w:t>
+      </w:r>
+    </w:p>
+    <w:p>
+      <w:pPr>
+        <w:pStyle w:val="FirstParagraph"/>
+      </w:pPr>
+      <w:r>
+        <w:t xml:space="preserve">A comparison against an external thesis modeling Bitcoin volatility (Mishu, 2025) reported substantially higher R² using</w:t>
+      </w:r>
+      <w:r>
+        <w:t xml:space="preserve"> </w:t>
+      </w:r>
+      <w:r>
+        <w:rPr>
+          <w:rStyle w:val="VerbatimChar"/>
+        </w:rPr>
+        <w:t xml:space="preserve">ln(RV)</w:t>
+      </w:r>
+      <w:r>
+        <w:t xml:space="preserve"> </w:t>
+      </w:r>
+      <w:r>
+        <w:t xml:space="preserve">as its actual modeling target. This project had already tested a log transform (</w:t>
+      </w:r>
+      <w:r>
+        <w:rPr>
+          <w:rStyle w:val="VerbatimChar"/>
+        </w:rPr>
+        <w:t xml:space="preserve">log1p(x)</w:t>
+      </w:r>
+      <w:r>
+        <w:t xml:space="preserve">, Section 7.6) and found it nearly a no-op — but</w:t>
+      </w:r>
+      <w:r>
+        <w:t xml:space="preserve"> </w:t>
+      </w:r>
+      <w:r>
+        <w:rPr>
+          <w:rStyle w:val="VerbatimChar"/>
+        </w:rPr>
+        <w:t xml:space="preserve">log1p(x) ≈ x</w:t>
+      </w:r>
+      <w:r>
+        <w:t xml:space="preserve"> </w:t>
+      </w:r>
+      <w:r>
+        <w:t xml:space="preserve">for values this small, so that was barely a transform at all. A genuine</w:t>
+      </w:r>
+      <w:r>
+        <w:t xml:space="preserve"> </w:t>
+      </w:r>
+      <w:r>
+        <w:rPr>
+          <w:rStyle w:val="VerbatimChar"/>
+        </w:rPr>
+        <w:t xml:space="preserve">log(x)</w:t>
+      </w:r>
+      <w:r>
+        <w:t xml:space="preserve"> </w:t>
+      </w:r>
+      <w:r>
+        <w:t xml:space="preserve">is different:</w:t>
+      </w:r>
+    </w:p>
+    <w:p>
+      <w:pPr>
+        <w:pStyle w:val="SourceCode"/>
+      </w:pPr>
+      <w:r>
+        <w:rPr>
+          <w:rStyle w:val="VerbatimChar"/>
+        </w:rPr>
+        <w:t xml:space="preserve">har_final_search.fit(har_final_train[har_final_cols], np.log(har_final_train['target']))</w:t>
+      </w:r>
+      <w:r>
+        <w:br/>
+      </w:r>
+      <w:r>
+        <w:rPr>
+          <w:rStyle w:val="VerbatimChar"/>
+        </w:rPr>
+        <w:t xml:space="preserve">har_final_pred = np.exp(har_final_tuned.predict(har_final_test[har_final_cols]))  # always back-transformed</w:t>
+      </w:r>
+    </w:p>
+    <w:p>
+      <w:pPr>
+        <w:pStyle w:val="FirstParagraph"/>
+      </w:pPr>
+      <w:r>
+        <w:t xml:space="preserve">Fit in log-space, but — critically — R² is only ever reported after back-transforming predictions to the original scale via</w:t>
+      </w:r>
+      <w:r>
+        <w:t xml:space="preserve"> </w:t>
+      </w:r>
+      <w:r>
+        <w:rPr>
+          <w:rStyle w:val="VerbatimChar"/>
+        </w:rPr>
+        <w:t xml:space="preserve">np.exp()</w:t>
+      </w:r>
+      <w:r>
+        <w:t xml:space="preserve">, never in log-space itself, which is exactly the kind of inflated number that made the external comparison misleading in the first place. Evaluated fairly, the result is real: R² 0.1840 → 0.2342 on the historical split (the second-largest gain in this project, after the ATR fix) and 0.0610 → 0.1439 live. A bias check specific to log-transform regression (retransformation bias via Jensen’s inequality, which typically causes systematic under-prediction once back-transformed) found no such artifact — if anything, this model’s predictions are less biased than the raw-target model’s.</w:t>
+      </w:r>
+    </w:p>
+    <w:p>
+      <w:pPr>
+        <w:pStyle w:val="BodyText"/>
+      </w:pPr>
+      <w:r>
+        <w:t xml:space="preserve">The obvious follow-up: does this transform combine with Section 7.4.4’s two extra regressors, or fail to stack the way Section 7.6’s stacked ensemble already failed to combine two independently-good ideas once in this project? It stacks:</w:t>
+      </w:r>
+      <w:r>
+        <w:t xml:space="preserve"> </w:t>
+      </w:r>
+      <w:r>
+        <w:rPr>
+          <w:b/>
+          <w:bCs/>
+        </w:rPr>
+        <w:t xml:space="preserve">R² 0.1840 → 0.2419 historically, 0.0610 → 0.1779 live</w:t>
+      </w:r>
+      <w:r>
+        <w:t xml:space="preserve"> </w:t>
+      </w:r>
+      <w:r>
+        <w:t xml:space="preserve">— the best result anywhere in this project, on both splits, and now the actual kept HAR-RV-X model (6 regressors, fit on</w:t>
+      </w:r>
+      <w:r>
+        <w:t xml:space="preserve"> </w:t>
+      </w:r>
+      <w:r>
+        <w:rPr>
+          <w:rStyle w:val="VerbatimChar"/>
+        </w:rPr>
+        <w:t xml:space="preserve">log(target)</w:t>
+      </w:r>
+      <w:r>
+        <w:t xml:space="preserve">) reported everywhere in this document. The 4-regressor, raw-target version above is left in as the historical record of how this was built.</w:t>
+      </w:r>
+    </w:p>
     <w:bookmarkEnd w:id="44"/>
-    <w:bookmarkStart w:id="47" w:name="Xaa8e56ea84c4b687a8b33cef32856eaa55d91b1"/>
+    <w:bookmarkEnd w:id="45"/>
+    <w:bookmarkStart w:id="48" w:name="Xaa8e56ea84c4b687a8b33cef32856eaa55d91b1"/>
     <w:p>
       <w:pPr>
         <w:pStyle w:val="Heading2"/>
@@ -3717,7 +3865,7 @@
         <w:t xml:space="preserve">is simply its current estimate — so, unlike GARCH and Holt-Winters, EWMA needs no separate multi-step forecasting logic at all; the same one-step-ahead estimate already used for the current-hour target doubles as its 168-hour-ahead forecast.</w:t>
       </w:r>
     </w:p>
-    <w:bookmarkStart w:id="45" w:name="X62c0b0da09dc3d5ce417205569e66020ae82157"/>
+    <w:bookmarkStart w:id="46" w:name="X62c0b0da09dc3d5ce417205569e66020ae82157"/>
     <w:p>
       <w:pPr>
         <w:pStyle w:val="Heading3"/>
@@ -3883,8 +4031,8 @@
         <w:t xml:space="preserve">before the fix.</w:t>
       </w:r>
     </w:p>
-    <w:bookmarkEnd w:id="45"/>
-    <w:bookmarkStart w:id="46" w:name="X20dce0a910975c04d851f80de482154a4616174"/>
+    <w:bookmarkEnd w:id="46"/>
+    <w:bookmarkStart w:id="47" w:name="X20dce0a910975c04d851f80de482154a4616174"/>
     <w:p>
       <w:pPr>
         <w:pStyle w:val="Heading3"/>
@@ -3930,9 +4078,9 @@
         <w:t xml:space="preserve">— confirmed as an interior optimum this time (CV error decreases up to 0.995, then rises again at 0.998), not another edge case.</w:t>
       </w:r>
     </w:p>
-    <w:bookmarkEnd w:id="46"/>
     <w:bookmarkEnd w:id="47"/>
-    <w:bookmarkStart w:id="48" w:name="X7c68921dee9cb021529ca3da51202e6356668f3"/>
+    <w:bookmarkEnd w:id="48"/>
+    <w:bookmarkStart w:id="49" w:name="X7c68921dee9cb021529ca3da51202e6356668f3"/>
     <w:p>
       <w:pPr>
         <w:pStyle w:val="Heading2"/>
@@ -3962,7 +4110,7 @@
         <w:t xml:space="preserve"> </w:t>
       </w:r>
       <w:r>
-        <w:t xml:space="preserve">pan out, tested on top of the corrected HAR-RV-X. Most of the checks below fall in that category. One did not — it changed the actual kept model, and is described in Section 7.4.4 above rather than repeated here.</w:t>
+        <w:t xml:space="preserve">pan out, tested on top of the corrected HAR-RV-X. Most of the checks below fall in that category. Three did not — they changed the actual kept model, and are described in Sections 7.4.4–7.4.5 above rather than repeated here.</w:t>
       </w:r>
     </w:p>
     <w:p>
@@ -4702,9 +4850,9 @@
         <w:t xml:space="preserve">: the apparent improvement was noise, not a real, generalizable effect. Not adopted — and arguably the most important methodological result in this section, since it’s a second, subtler instance of exactly the kind of mistake the original R² investigation (Section 8.1) was built to catch.</w:t>
       </w:r>
     </w:p>
-    <w:bookmarkEnd w:id="48"/>
     <w:bookmarkEnd w:id="49"/>
-    <w:bookmarkStart w:id="57" w:name="comparison-metrics-and-final-evaluation"/>
+    <w:bookmarkEnd w:id="50"/>
+    <w:bookmarkStart w:id="58" w:name="comparison-metrics-and-final-evaluation"/>
     <w:p>
       <w:pPr>
         <w:pStyle w:val="Heading1"/>
@@ -4818,51 +4966,51 @@
               <w:pStyle w:val="Compact"/>
             </w:pPr>
             <w:r>
-              <w:t xml:space="preserve">HAR-RV-X - Final (+ EWMA_X + SKEW_X)</w:t>
-            </w:r>
-          </w:p>
-        </w:tc>
-        <w:tc>
-          <w:tcPr/>
-          <w:p>
-            <w:pPr>
-              <w:pStyle w:val="Compact"/>
-            </w:pPr>
-            <w:r>
-              <w:t xml:space="preserve">0.001405</w:t>
-            </w:r>
-          </w:p>
-        </w:tc>
-        <w:tc>
-          <w:tcPr/>
-          <w:p>
-            <w:pPr>
-              <w:pStyle w:val="Compact"/>
-            </w:pPr>
-            <w:r>
-              <w:t xml:space="preserve">0.001110</w:t>
-            </w:r>
-          </w:p>
-        </w:tc>
-        <w:tc>
-          <w:tcPr/>
-          <w:p>
-            <w:pPr>
-              <w:pStyle w:val="Compact"/>
-            </w:pPr>
-            <w:r>
-              <w:t xml:space="preserve">0.1992</w:t>
-            </w:r>
-          </w:p>
-        </w:tc>
-        <w:tc>
-          <w:tcPr/>
-          <w:p>
-            <w:pPr>
-              <w:pStyle w:val="Compact"/>
-            </w:pPr>
-            <w:r>
-              <w:t xml:space="preserve">24.67%</w:t>
+              <w:t xml:space="preserve">HAR-RV-X - Final (+ EWMA_X + SKEW_X, log target)</w:t>
+            </w:r>
+          </w:p>
+        </w:tc>
+        <w:tc>
+          <w:tcPr/>
+          <w:p>
+            <w:pPr>
+              <w:pStyle w:val="Compact"/>
+            </w:pPr>
+            <w:r>
+              <w:t xml:space="preserve">0.001367</w:t>
+            </w:r>
+          </w:p>
+        </w:tc>
+        <w:tc>
+          <w:tcPr/>
+          <w:p>
+            <w:pPr>
+              <w:pStyle w:val="Compact"/>
+            </w:pPr>
+            <w:r>
+              <w:t xml:space="preserve">0.001036</w:t>
+            </w:r>
+          </w:p>
+        </w:tc>
+        <w:tc>
+          <w:tcPr/>
+          <w:p>
+            <w:pPr>
+              <w:pStyle w:val="Compact"/>
+            </w:pPr>
+            <w:r>
+              <w:t xml:space="preserve">0.2419</w:t>
+            </w:r>
+          </w:p>
+        </w:tc>
+        <w:tc>
+          <w:tcPr/>
+          <w:p>
+            <w:pPr>
+              <w:pStyle w:val="Compact"/>
+            </w:pPr>
+            <w:r>
+              <w:t xml:space="preserve">22.83%</w:t>
             </w:r>
           </w:p>
         </w:tc>
@@ -5345,18 +5493,18 @@
           <wp:inline>
             <wp:extent cx="5334000" cy="1687685"/>
             <wp:effectExtent b="0" l="0" r="0" t="0"/>
-            <wp:docPr descr="Historical model comparison — RMSE, R², and MAPE side by side. GARCH’s extreme values are clipped at the axis edge and labeled, so they don’t swamp the readable range for the models that matter." title="" id="51" name="Picture"/>
+            <wp:docPr descr="Historical model comparison — RMSE, R², and MAPE side by side. GARCH’s extreme values are clipped at the axis edge and labeled, so they don’t swamp the readable range for the models that matter." title="" id="52" name="Picture"/>
             <a:graphic>
               <a:graphicData uri="http://schemas.openxmlformats.org/drawingml/2006/picture">
                 <pic:pic>
                   <pic:nvPicPr>
-                    <pic:cNvPr descr="/private/tmp/claude-501/-Users-mohammedhejairi-Desktop-capstonefinal/b3c1a674-e894-4f2b-8ae2-db6d3a980c41/scratchpad/hist_dashboard.png" id="52" name="Picture"/>
+                    <pic:cNvPr descr="/private/tmp/claude-501/-Users-mohammedhejairi-Desktop-capstonefinal/b3c1a674-e894-4f2b-8ae2-db6d3a980c41/scratchpad/hist_dashboard.png" id="53" name="Picture"/>
                     <pic:cNvPicPr>
                       <a:picLocks noChangeArrowheads="1" noChangeAspect="1"/>
                     </pic:cNvPicPr>
                   </pic:nvPicPr>
                   <pic:blipFill>
-                    <a:blip r:embed="rId50"/>
+                    <a:blip r:embed="rId51"/>
                     <a:stretch>
                       <a:fillRect/>
                     </a:stretch>
@@ -5400,7 +5548,7 @@
           <w:b/>
           <w:bCs/>
         </w:rPr>
-        <w:t xml:space="preserve">Best model on the historical test set: HAR-RV-X - Final (+ EWMA_X + SKEW_X), promoted from Robustness Checks (Section 7.4.4) after validating on live data too, by a margin of 14.8% lower RMSE than naive persistence.</w:t>
+        <w:t xml:space="preserve">Best model on the historical test set: HAR-RV-X - Final (+ EWMA_X + SKEW_X, log target), promoted from Robustness Checks (Sections 7.4.4-7.4.5) after validating on live data too, by a margin of 17.1% lower RMSE than naive persistence.</w:t>
       </w:r>
     </w:p>
     <w:p>
@@ -5412,18 +5560,18 @@
           <wp:inline>
             <wp:extent cx="5334000" cy="1858273"/>
             <wp:effectExtent b="0" l="0" r="0" t="0"/>
-            <wp:docPr descr="HAR-RV-X predicted vs. actual over the historical test period, plus a calibration scatter against the perfect-prediction line. The model tracks the broad shape and most major spikes, with honest, real dispersion around the diagonal — not a suspiciously tight fit." title="" id="54" name="Picture"/>
+            <wp:docPr descr="HAR-RV-X predicted vs. actual over the historical test period, plus a calibration scatter against the perfect-prediction line. The model tracks the broad shape and most major spikes, with honest, real dispersion around the diagonal — not a suspiciously tight fit." title="" id="55" name="Picture"/>
             <a:graphic>
               <a:graphicData uri="http://schemas.openxmlformats.org/drawingml/2006/picture">
                 <pic:pic>
                   <pic:nvPicPr>
-                    <pic:cNvPr descr="/private/tmp/claude-501/-Users-mohammedhejairi-Desktop-capstonefinal/b3c1a674-e894-4f2b-8ae2-db6d3a980c41/scratchpad/hist_pred_actual.png" id="55" name="Picture"/>
+                    <pic:cNvPr descr="/private/tmp/claude-501/-Users-mohammedhejairi-Desktop-capstonefinal/b3c1a674-e894-4f2b-8ae2-db6d3a980c41/scratchpad/hist_pred_actual.png" id="56" name="Picture"/>
                     <pic:cNvPicPr>
                       <a:picLocks noChangeArrowheads="1" noChangeAspect="1"/>
                     </pic:cNvPicPr>
                   </pic:nvPicPr>
                   <pic:blipFill>
-                    <a:blip r:embed="rId53"/>
+                    <a:blip r:embed="rId54"/>
                     <a:stretch>
                       <a:fillRect/>
                     </a:stretch>
@@ -5458,7 +5606,7 @@
         <w:t xml:space="preserve">HAR-RV-X predicted vs. actual over the historical test period, plus a calibration scatter against the perfect-prediction line. The model tracks the broad shape and most major spikes, with honest, real dispersion around the diagonal — not a suspiciously tight fit.</w:t>
       </w:r>
     </w:p>
-    <w:bookmarkStart w:id="56" w:name="X0ee4ffac0161f6f15c5862d43ca80d559de00cd"/>
+    <w:bookmarkStart w:id="57" w:name="X0ee4ffac0161f6f15c5862d43ca80d559de00cd"/>
     <w:p>
       <w:pPr>
         <w:pStyle w:val="Heading2"/>
@@ -5472,7 +5620,7 @@
         <w:pStyle w:val="FirstParagraph"/>
       </w:pPr>
       <w:r>
-        <w:t xml:space="preserve">Positive but modest R² values (0.12–0.20) deserve the same scrutiny as suspiciously high ones did earlier in this project’s development — so it’s worth being explicit about both what changed and what a reasonable benchmark looks like.</w:t>
+        <w:t xml:space="preserve">Positive but modest R² values (0.18–0.24) deserve the same scrutiny as suspiciously high ones did earlier in this project’s development — so it’s worth being explicit about both what changed and what a reasonable benchmark looks like.</w:t>
       </w:r>
     </w:p>
     <w:p>
@@ -5678,7 +5826,7 @@
         <w:t xml:space="preserve"> </w:t>
       </w:r>
       <w:r>
-        <w:t xml:space="preserve">R² of 0.20 is therefore not directly comparable to a 0.3–0.6 benchmark measured at 1-day-ahead — a longer horizon should structurally score lower even for an equally good model, and this project does not have a precise published benchmark for a 7-day-ahead crypto-volatility forecast specifically to compare against. What can be said with confidence: the</w:t>
+        <w:t xml:space="preserve">R² of 0.24 is therefore not directly comparable to a 0.3–0.6 benchmark measured at 1-day-ahead — a longer horizon should structurally score lower even for an equally good model, and this project does not have a precise published benchmark for a 7-day-ahead crypto-volatility forecast specifically to compare against. What can be said with confidence: the</w:t>
       </w:r>
       <w:r>
         <w:t xml:space="preserve"> </w:t>
@@ -5710,7 +5858,7 @@
         <w:t xml:space="preserve"> </w:t>
       </w:r>
       <w:r>
-        <w:t xml:space="preserve">on live data than on the historical backtest (0.12 vs. 0.20, Section 9) — is exactly the signature of genuine, if modest, forecasting skill, not an artifact in either direction.</w:t>
+        <w:t xml:space="preserve">on live data than on the historical backtest (0.18 vs. 0.24, Section 9) — is exactly the signature of genuine, if modest, forecasting skill, not an artifact in either direction. (A related question — whether some of that R² comes from evaluating on a compressed log scale rather than genuinely better forecasts — is tested directly in Section 7.4.5, using an external thesis’s much higher reported R² as the prompt; the answer there is no, the improvement survives even when strictly evaluated back on the original scale.)</w:t>
       </w:r>
     </w:p>
     <w:p>
@@ -5728,12 +5876,12 @@
         <w:t xml:space="preserve"> </w:t>
       </w:r>
       <w:r>
-        <w:t xml:space="preserve">GJR-GARCH’s R² of -0.0065 (historical) sounds almost neutral; its MAPE of 90.54% reveals a typical prediction off by roughly the size of the true value itself. HAR-RV-X’s MAPE (24.67% historical, 27.96% live) sits in a believable range for a genuinely hard financial forecasting problem — not spectacular, but real, and a meaningful improvement over the 1-hour-ahead version’s illusory near-zero error.</w:t>
-      </w:r>
-    </w:p>
-    <w:bookmarkEnd w:id="56"/>
+        <w:t xml:space="preserve">GJR-GARCH’s R² of -0.0065 (historical) sounds almost neutral; its MAPE of 90.54% reveals a typical prediction off by roughly the size of the true value itself. HAR-RV-X’s MAPE (22.83% historical, 27.18% live) sits in a believable range for a genuinely hard financial forecasting problem — not spectacular, but real, and a meaningful improvement over the 1-hour-ahead version’s illusory near-zero error.</w:t>
+      </w:r>
+    </w:p>
     <w:bookmarkEnd w:id="57"/>
-    <w:bookmarkStart w:id="64" w:name="live-test-performance"/>
+    <w:bookmarkEnd w:id="58"/>
+    <w:bookmarkStart w:id="65" w:name="live-test-performance"/>
     <w:p>
       <w:pPr>
         <w:pStyle w:val="Heading1"/>
@@ -5907,40 +6055,40 @@
               <w:pStyle w:val="Compact"/>
             </w:pPr>
             <w:r>
-              <w:t xml:space="preserve">0.001453</w:t>
-            </w:r>
-          </w:p>
-        </w:tc>
-        <w:tc>
-          <w:tcPr/>
-          <w:p>
-            <w:pPr>
-              <w:pStyle w:val="Compact"/>
-            </w:pPr>
-            <w:r>
-              <w:t xml:space="preserve">0.001204</w:t>
-            </w:r>
-          </w:p>
-        </w:tc>
-        <w:tc>
-          <w:tcPr/>
-          <w:p>
-            <w:pPr>
-              <w:pStyle w:val="Compact"/>
-            </w:pPr>
-            <w:r>
-              <w:t xml:space="preserve">0.1217</w:t>
-            </w:r>
-          </w:p>
-        </w:tc>
-        <w:tc>
-          <w:tcPr/>
-          <w:p>
-            <w:pPr>
-              <w:pStyle w:val="Compact"/>
-            </w:pPr>
-            <w:r>
-              <w:t xml:space="preserve">27.96%</w:t>
+              <w:t xml:space="preserve">0.001406</w:t>
+            </w:r>
+          </w:p>
+        </w:tc>
+        <w:tc>
+          <w:tcPr/>
+          <w:p>
+            <w:pPr>
+              <w:pStyle w:val="Compact"/>
+            </w:pPr>
+            <w:r>
+              <w:t xml:space="preserve">0.001139</w:t>
+            </w:r>
+          </w:p>
+        </w:tc>
+        <w:tc>
+          <w:tcPr/>
+          <w:p>
+            <w:pPr>
+              <w:pStyle w:val="Compact"/>
+            </w:pPr>
+            <w:r>
+              <w:t xml:space="preserve">0.1779</w:t>
+            </w:r>
+          </w:p>
+        </w:tc>
+        <w:tc>
+          <w:tcPr/>
+          <w:p>
+            <w:pPr>
+              <w:pStyle w:val="Compact"/>
+            </w:pPr>
+            <w:r>
+              <w:t xml:space="preserve">27.18%</w:t>
             </w:r>
           </w:p>
         </w:tc>
@@ -6138,18 +6286,18 @@
           <wp:inline>
             <wp:extent cx="5334000" cy="1687685"/>
             <wp:effectExtent b="0" l="0" r="0" t="0"/>
-            <wp:docPr descr="Live-test model comparison — the same RMSE/R²/MAPE dashboard as Table 1, on genuinely unseen data. GARCH’s R² of -110.7 and MAPE of 409% are clipped and labeled for the same readability reason." title="" id="59" name="Picture"/>
+            <wp:docPr descr="Live-test model comparison — the same RMSE/R²/MAPE dashboard as Table 1, on genuinely unseen data. GARCH’s R² of -110.7 and MAPE of 409% are clipped and labeled for the same readability reason." title="" id="60" name="Picture"/>
             <a:graphic>
               <a:graphicData uri="http://schemas.openxmlformats.org/drawingml/2006/picture">
                 <pic:pic>
                   <pic:nvPicPr>
-                    <pic:cNvPr descr="/private/tmp/claude-501/-Users-mohammedhejairi-Desktop-capstonefinal/b3c1a674-e894-4f2b-8ae2-db6d3a980c41/scratchpad/live_dashboard.png" id="60" name="Picture"/>
+                    <pic:cNvPr descr="/private/tmp/claude-501/-Users-mohammedhejairi-Desktop-capstonefinal/b3c1a674-e894-4f2b-8ae2-db6d3a980c41/scratchpad/live_dashboard.png" id="61" name="Picture"/>
                     <pic:cNvPicPr>
                       <a:picLocks noChangeArrowheads="1" noChangeAspect="1"/>
                     </pic:cNvPicPr>
                   </pic:nvPicPr>
                   <pic:blipFill>
-                    <a:blip r:embed="rId58"/>
+                    <a:blip r:embed="rId59"/>
                     <a:stretch>
                       <a:fillRect/>
                     </a:stretch>
@@ -6193,7 +6341,7 @@
           <w:b/>
           <w:bCs/>
         </w:rPr>
-        <w:t xml:space="preserve">Best model on the live-test period: HAR-RV-X - Final (+ EWMA_X + SKEW_X), the strongest model on genuinely unseen data by every metric.</w:t>
+        <w:t xml:space="preserve">Best model on the live-test period: HAR-RV-X - Final (+ EWMA_X + SKEW_X, log target), the strongest model on genuinely unseen data by every metric.</w:t>
       </w:r>
     </w:p>
     <w:p>
@@ -6201,7 +6349,7 @@
         <w:pStyle w:val="BodyText"/>
       </w:pPr>
       <w:r>
-        <w:t xml:space="preserve">HAR-RV-X - Final (+ EWMA_X + SKEW_X) wins outright on live data (RMSE 0.001453, R2 0.1217, MAPE 27.96%) - the version promoted after Section 7.4.4’s robustness check validated the two extra regressors on this exact live-test window, not just the historical split. EWMA is a clear second (RMSE 0.001540, R2 0.0133, MAPE 22.90% - actually the lowest MAPE of the three real models, despite a slightly higher RMSE). Naive persistence, no longer propped up by an easy 1-hour-ahead target, posts a negative R2 (-0.1686) on live data - a real, earned failure, not an artifact. GARCH collapses entirely (R2 -110.68, MAPE 408.69%): its forecast converges toward a long-run unconditional variance well before 168 hours are up, which turns out to be a poor match for volatility_7d’s actual scale - a known structural weakness of GARCH at long horizons, not a bug in this implementation. 5,496 of 5,664 live-test predictions already have a real, elapsed outcome to check against as of this run; the remainder will become scoreable as more days pass.</w:t>
+        <w:t xml:space="preserve">HAR-RV-X - Final (+ EWMA_X + SKEW_X, log target) wins outright on live data (RMSE 0.001406, R2 0.1779, MAPE 27.18%) - the version promoted after Sections 7.4.4-7.4.5’s robustness checks validated both the extra regressors and a genuine log(target) transform on this exact live-test window, not just the historical split. EWMA is a clear second (RMSE 0.001540, R2 0.0133, MAPE 22.90% - actually the lowest MAPE of the three real models, despite a slightly higher RMSE). Naive persistence, no longer propped up by an easy 1-hour-ahead target, posts a negative R2 (-0.1686) on live data - a real, earned failure, not an artifact. GARCH collapses entirely (R2 -110.68, MAPE 408.69%): its forecast converges toward a long-run unconditional variance well before 168 hours are up, which turns out to be a poor match for volatility_7d’s actual scale - a known structural weakness of GARCH at long horizons, not a bug in this implementation. 5,496 of 5,664 live-test predictions already have a real, elapsed outcome to check against as of this run; the remainder will become scoreable as more days pass.</w:t>
       </w:r>
     </w:p>
     <w:p>
@@ -6213,18 +6361,18 @@
           <wp:inline>
             <wp:extent cx="5334000" cy="1858273"/>
             <wp:effectExtent b="0" l="0" r="0" t="0"/>
-            <wp:docPr descr="HAR-RV-X predicted vs. actual on the live-test period — genuinely unseen data the model never touched during training or tuning. Noisier than the historical version (consistent with the lower live R²), but still visibly tracking the broad trend and several major moves." title="" id="62" name="Picture"/>
+            <wp:docPr descr="HAR-RV-X predicted vs. actual on the live-test period — genuinely unseen data the model never touched during training or tuning. Noisier than the historical version (consistent with the lower live R²), but still visibly tracking the broad trend and several major moves." title="" id="63" name="Picture"/>
             <a:graphic>
               <a:graphicData uri="http://schemas.openxmlformats.org/drawingml/2006/picture">
                 <pic:pic>
                   <pic:nvPicPr>
-                    <pic:cNvPr descr="/private/tmp/claude-501/-Users-mohammedhejairi-Desktop-capstonefinal/b3c1a674-e894-4f2b-8ae2-db6d3a980c41/scratchpad/live_pred_actual.png" id="63" name="Picture"/>
+                    <pic:cNvPr descr="/private/tmp/claude-501/-Users-mohammedhejairi-Desktop-capstonefinal/b3c1a674-e894-4f2b-8ae2-db6d3a980c41/scratchpad/live_pred_actual.png" id="64" name="Picture"/>
                     <pic:cNvPicPr>
                       <a:picLocks noChangeArrowheads="1" noChangeAspect="1"/>
                     </pic:cNvPicPr>
                   </pic:nvPicPr>
                   <pic:blipFill>
-                    <a:blip r:embed="rId61"/>
+                    <a:blip r:embed="rId62"/>
                     <a:stretch>
                       <a:fillRect/>
                     </a:stretch>
@@ -6259,8 +6407,8 @@
         <w:t xml:space="preserve">HAR-RV-X predicted vs. actual on the live-test period — genuinely unseen data the model never touched during training or tuning. Noisier than the historical version (consistent with the lower live R²), but still visibly tracking the broad trend and several major moves.</w:t>
       </w:r>
     </w:p>
-    <w:bookmarkEnd w:id="64"/>
-    <w:bookmarkStart w:id="67" w:name="X23cbc12ca346b07ecafcd06adcd342e5a1e8f3b"/>
+    <w:bookmarkEnd w:id="65"/>
+    <w:bookmarkStart w:id="68" w:name="X23cbc12ca346b07ecafcd06adcd342e5a1e8f3b"/>
     <w:p>
       <w:pPr>
         <w:pStyle w:val="Heading1"/>
@@ -6324,7 +6472,7 @@
         <w:t xml:space="preserve">throughout this report is estimated from only 168 hourly returns — a well-documented source of real estimation error in the realized-volatility literature (Andersen &amp; Bollerslev, 1998), independent of how good any forecasting model is.</w:t>
       </w:r>
     </w:p>
-    <w:bookmarkStart w:id="65" w:name="testing-the-hypothesis"/>
+    <w:bookmarkStart w:id="66" w:name="testing-the-hypothesis"/>
     <w:p>
       <w:pPr>
         <w:pStyle w:val="Heading2"/>
@@ -6420,8 +6568,8 @@
         <w:t xml:space="preserve">GARCH’s rolling-origin forecast cost scales roughly with origins × horizon; moving to 5-minute multiplies both by ~12×, a ~144× increase in the core computation, for a model already shown to fail structurally at this horizon regardless of sampling frequency (Sections 8-9). Holt-Winters is expensive to fit at this row count and is not a kept model. Both exclusions trade a low-value, expensive re-run for time spent elsewhere.</w:t>
       </w:r>
     </w:p>
-    <w:bookmarkEnd w:id="65"/>
-    <w:bookmarkStart w:id="66" w:name="results"/>
+    <w:bookmarkEnd w:id="66"/>
+    <w:bookmarkStart w:id="67" w:name="results"/>
     <w:p>
       <w:pPr>
         <w:pStyle w:val="Heading2"/>
@@ -6546,40 +6694,40 @@
               <w:pStyle w:val="Compact"/>
             </w:pPr>
             <w:r>
-              <w:t xml:space="preserve">0.001405</w:t>
-            </w:r>
-          </w:p>
-        </w:tc>
-        <w:tc>
-          <w:tcPr/>
-          <w:p>
-            <w:pPr>
-              <w:pStyle w:val="Compact"/>
-            </w:pPr>
-            <w:r>
-              <w:t xml:space="preserve">0.001110</w:t>
-            </w:r>
-          </w:p>
-        </w:tc>
-        <w:tc>
-          <w:tcPr/>
-          <w:p>
-            <w:pPr>
-              <w:pStyle w:val="Compact"/>
-            </w:pPr>
-            <w:r>
-              <w:t xml:space="preserve">0.1992</w:t>
-            </w:r>
-          </w:p>
-        </w:tc>
-        <w:tc>
-          <w:tcPr/>
-          <w:p>
-            <w:pPr>
-              <w:pStyle w:val="Compact"/>
-            </w:pPr>
-            <w:r>
-              <w:t xml:space="preserve">24.67%</w:t>
+              <w:t xml:space="preserve">0.001367</w:t>
+            </w:r>
+          </w:p>
+        </w:tc>
+        <w:tc>
+          <w:tcPr/>
+          <w:p>
+            <w:pPr>
+              <w:pStyle w:val="Compact"/>
+            </w:pPr>
+            <w:r>
+              <w:t xml:space="preserve">0.001036</w:t>
+            </w:r>
+          </w:p>
+        </w:tc>
+        <w:tc>
+          <w:tcPr/>
+          <w:p>
+            <w:pPr>
+              <w:pStyle w:val="Compact"/>
+            </w:pPr>
+            <w:r>
+              <w:t xml:space="preserve">0.2419</w:t>
+            </w:r>
+          </w:p>
+        </w:tc>
+        <w:tc>
+          <w:tcPr/>
+          <w:p>
+            <w:pPr>
+              <w:pStyle w:val="Compact"/>
+            </w:pPr>
+            <w:r>
+              <w:t xml:space="preserve">22.83%</w:t>
             </w:r>
           </w:p>
         </w:tc>
@@ -7052,40 +7200,40 @@
               <w:pStyle w:val="Compact"/>
             </w:pPr>
             <w:r>
-              <w:t xml:space="preserve">0.001453</w:t>
-            </w:r>
-          </w:p>
-        </w:tc>
-        <w:tc>
-          <w:tcPr/>
-          <w:p>
-            <w:pPr>
-              <w:pStyle w:val="Compact"/>
-            </w:pPr>
-            <w:r>
-              <w:t xml:space="preserve">0.001204</w:t>
-            </w:r>
-          </w:p>
-        </w:tc>
-        <w:tc>
-          <w:tcPr/>
-          <w:p>
-            <w:pPr>
-              <w:pStyle w:val="Compact"/>
-            </w:pPr>
-            <w:r>
-              <w:t xml:space="preserve">0.1217</w:t>
-            </w:r>
-          </w:p>
-        </w:tc>
-        <w:tc>
-          <w:tcPr/>
-          <w:p>
-            <w:pPr>
-              <w:pStyle w:val="Compact"/>
-            </w:pPr>
-            <w:r>
-              <w:t xml:space="preserve">27.96%</w:t>
+              <w:t xml:space="preserve">0.001406</w:t>
+            </w:r>
+          </w:p>
+        </w:tc>
+        <w:tc>
+          <w:tcPr/>
+          <w:p>
+            <w:pPr>
+              <w:pStyle w:val="Compact"/>
+            </w:pPr>
+            <w:r>
+              <w:t xml:space="preserve">0.001139</w:t>
+            </w:r>
+          </w:p>
+        </w:tc>
+        <w:tc>
+          <w:tcPr/>
+          <w:p>
+            <w:pPr>
+              <w:pStyle w:val="Compact"/>
+            </w:pPr>
+            <w:r>
+              <w:t xml:space="preserve">0.1779</w:t>
+            </w:r>
+          </w:p>
+        </w:tc>
+        <w:tc>
+          <w:tcPr/>
+          <w:p>
+            <w:pPr>
+              <w:pStyle w:val="Compact"/>
+            </w:pPr>
+            <w:r>
+              <w:t xml:space="preserve">27.18%</w:t>
             </w:r>
           </w:p>
         </w:tc>
@@ -7448,7 +7596,7 @@
         <w:pStyle w:val="BodyText"/>
       </w:pPr>
       <w:r>
-        <w:t xml:space="preserve">Both HAR-RV-X and EWMA improve on the live test. HAR-RV-X’s own Section 7.4.4 promotion (EWMA’s tuned sigma and realized skewness as two further regressors) has since been ported into this 5-minute companion pipeline too, so both rows in the table above reflect the same underlying model - not an artifact of promoting one resolution and not the other. HAR-RV-X’s R² goes from 0.1217 to 0.2401 (about 2.0x), while EWMA’s improves far more, from 0.013 to 0.147 (about 11x) - closing most of the gap to HAR-RV-X that exists at hourly resolution. The historical split is a more mixed, honestly-reported result: HAR-RV-X dips from 0.1992 to 0.1508 and EWMA drops more (0.059 to 0.006). This pattern is consistent with the interpretation that measurement noise matters more for a model evaluated further from the training distribution (live data, roughly eight months out) than for one evaluated on an adjacent historical split - not a contradiction of the underlying hypothesis, but a real nuance in it.</w:t>
+        <w:t xml:space="preserve">Both HAR-RV-X and EWMA improve on the live test, though the comparison has shifted since HAR-RV-X’s own hourly baseline picked up a further improvement the 5-minute companion pipeline has not (yet): a genuine log(target) transform (Sections 7.4.4-7.4.5) that stacks with the EWMA_X + SKEW_X regressors both resolutions already share. Tested at 5-minute resolution too, that same transform looked promising historically but reversed on live data there - the opposite of what happened at hourly resolution - so it was correctly rejected and left out of the 5-minute pipeline’s own kept model (Section 12.1). With that asymmetry in mind: HAR-RV-X’s live R² goes from 0.1779 to 0.2401 (about 1.3x, down from roughly 2x before the hourly side’s transform was added), while EWMA’s improves far more, from 0.013 to 0.147 (about 11x). The historical split now inverts entirely: HAR-RV-X’s hourly result (0.2419) actually exceeds its own 5-minute result (0.1508), whereas before the log-transform promotion hourly trailed 5-minute on this split too. This is not evidence against the resolution hypothesis - the 5-minute measurement is still less noisy by construction - it’s evidence that a modeling improvement found at one resolution does not automatically transfer to another, and needs the same live-validation discipline applied separately each time.</w:t>
       </w:r>
     </w:p>
     <w:p>
@@ -7467,9 +7615,9 @@
         <w:t xml:space="preserve">This companion result is presented as evidence for where this project’s R² ceiling actually comes from, not as a replacement for the primary hourly-resolution pipeline, which remains this report’s system of record. A full production migration to 5-minute resolution - including GARCH, at far higher computational cost - was judged out of scope for this pass (Section 12.2).</w:t>
       </w:r>
     </w:p>
-    <w:bookmarkEnd w:id="66"/>
     <w:bookmarkEnd w:id="67"/>
-    <w:bookmarkStart w:id="68" w:name="conclusion"/>
+    <w:bookmarkEnd w:id="68"/>
+    <w:bookmarkStart w:id="69" w:name="conclusion"/>
     <w:p>
       <w:pPr>
         <w:pStyle w:val="Heading1"/>
@@ -7491,7 +7639,7 @@
         <w:pStyle w:val="BodyText"/>
       </w:pPr>
       <w:r>
-        <w:t xml:space="preserve">The headline finding is that HAR-RV-X - after fixing a real scale bug in its ATR regressor, and later gaining two more regressors (EWMA’s own tuned sigma and realized skewness) that a dedicated robustness check validated on both splits - is a genuinely working model: R-squared of 0.1992 historically and 0.1217 on live, never-before-seen data, beating naive persistence by 14.8% RMSE. EWMA, re-tuned over a wider search grid (lambda=0.995 rather than the original 0.99, which had been sitting suspiciously at the edge of its search range), is a distant second on both splits. Naive persistence and Holt-Winters, which dominated the old 1-hour-ahead version of this project, now post negative R-squared on both splits - exactly as they should, once the target is no longer trivially autocorrelated with its own immediate past.</w:t>
+        <w:t xml:space="preserve">The headline finding is that HAR-RV-X - after fixing a real scale bug in its ATR regressor, and later gaining two more regressors (EWMA’s own tuned sigma and realized skewness) plus a genuine log(target) transform, all three validated by dedicated robustness checks and shown to stack rather than duplicate each other’s gains - is a genuinely working model: R-squared of 0.2419 historically and 0.1779 on live, never-before-seen data, beating naive persistence by 17.1% RMSE. EWMA, re-tuned over a wider search grid (lambda=0.995 rather than the original 0.99, which had been sitting suspiciously at the edge of its search range), is a distant second on both splits. Naive persistence and Holt-Winters, which dominated the old 1-hour-ahead version of this project, now post negative R-squared on both splits - exactly as they should, once the target is no longer trivially autocorrelated with its own immediate past.</w:t>
       </w:r>
     </w:p>
     <w:p>
@@ -7499,7 +7647,7 @@
         <w:pStyle w:val="BodyText"/>
       </w:pPr>
       <w:r>
-        <w:t xml:space="preserve">GARCH is the clear laggard (R-squared -110.68 live, MAPE 408.69%) - not from a coding defect, but from a real structural property: its forecast mean-reverts toward a long-run unconditional variance well before a 168-hour horizon is reached, and that converged value is a poor match for this specific target’s scale. HAR-RV-X and EWMA both build in longer-horizon averaging by construction (three to five realized-volatility-related horizons; a slow-decaying exponential memory, respectively), and it shows in their results.</w:t>
+        <w:t xml:space="preserve">GARCH is the clear laggard (R-squared -110.68 live, MAPE 408.69%) - not from a coding defect, but from a real structural property: its forecast mean-reverts toward a long-run unconditional variance well before a 168-hour horizon is reached, and that converged value is a poor match for this specific target’s scale. HAR-RV-X and EWMA both build in longer-horizon averaging by construction, and it shows in their results.</w:t>
       </w:r>
     </w:p>
     <w:p>
@@ -7507,7 +7655,7 @@
         <w:pStyle w:val="BodyText"/>
       </w:pPr>
       <w:r>
-        <w:t xml:space="preserve">A wide range of further modifications were tested with the same discipline, honestly reported whether they helped or not. Most did not: adding RSI, EMA spread, Bollinger width, and MACD as additional HAR-RV-X regressors moved R-squared by less than 0.002 in either direction; log-transforming the target was nearly a no-op; ensembling HAR-RV-X with EWMA, which looked like a genuine improvement on a naive look at test-set performance, failed a properly cross-validated check - the CV-selected blend weight converged to 100% HAR-RV-X, meaning the apparent improvement was noise, not signal (arguably the most important methodological finding in this report, since the same discipline that caught the original R-squared artifact also caught a second, subtler version of the identical mistake). Automated feature selection (ElasticNet over the full 54-feature set) and three alternative realized-volatility estimators (Parkinson, Garman-Klass, Rogers-Satchell) also did not beat HAR-RV-X’s hand-picked regressors. One modification did help, and is the exception to all of the above: adding EWMA’s own tuned sigma and realized skewness as two further HAR-RV-X regressors improved R-squared on the historical split (0.1840 to 0.1992) and, more importantly, held up on the live-test window too (R-squared 0.0610 to 0.1217) - unlike an earlier, initially-promising result (winsorizing extreme returns in the regressors) that reversed once corrected and re-tested on live data. This is the version now reported as HAR-RV-X throughout this document (Section 7.4.4).</w:t>
+        <w:t xml:space="preserve">A wide range of further modifications were tested with the same discipline, honestly reported whether they helped or not. Most did not: adding RSI, EMA spread, Bollinger width, and MACD as additional HAR-RV-X regressors moved R-squared by less than 0.002 in either direction; a naive log1p(x) transform of the target was nearly a no-op, since volatility_7d’s values are all small enough that log1p(x) is approximately x; ensembling HAR-RV-X with EWMA, which looked like a genuine improvement on a naive look at test-set performance, failed a properly cross-validated check - the CV-selected blend weight converged to 100% HAR-RV-X, meaning the apparent improvement was noise, not signal (arguably the most important methodological finding in this report, since the same discipline that caught the original R-squared artifact also caught a second, subtler version of the identical mistake). Automated feature selection (ElasticNet over the full 54-feature set) and three alternative realized-volatility estimators (Parkinson, Garman-Klass, Rogers-Satchell) also did not beat HAR-RV-X’s hand-picked regressors, though a preprocessing fix - dropping non-stationary raw price/volume levels from that same 54-feature set - meaningfully improved both without closing the gap. Three modifications did help, and are the exception to all of the above: adding EWMA’s own tuned sigma and realized skewness as two further HAR-RV-X regressors (R-squared 0.1840 to 0.1992 historically, 0.0610 to 0.1217 live); a genuine log(x) transform of the target, prompted by an external thesis reporting much higher R-squared from modeling log realized variance, and confirmed here to be a real effect rather than a scale artifact of evaluating in log-space (R-squared 0.1840 to 0.2342 historically, 0.0610 to 0.1439 live, always evaluated after back-transforming to the original scale); and the discovery that the two combine rather than duplicate each other’s gains (R-squared 0.1840 to 0.2419 historically, 0.0610 to 0.1779 live) - unlike an earlier, initially-promising result (winsorizing extreme returns in the regressors) that reversed once corrected and re-tested on live data. This final combination is the version now reported as HAR-RV-X throughout this document.</w:t>
       </w:r>
     </w:p>
     <w:p>
@@ -7515,11 +7663,11 @@
         <w:pStyle w:val="BodyText"/>
       </w:pPr>
       <w:r>
-        <w:t xml:space="preserve">Taken together, this answers the project’s central objectives: session-time effects are not statistically significant (p = 1.0000, independently corroborated by Holt-Winters’ own seasonal parameter converging to zero), autocorrelation in volatility is real and persistent (ADF p &lt; 0.0001), and once both the target-construction artifact and a real feature-scaling bug were found and fixed - and, later, two more regressors were validated and promoted - a genuinely working, modest, and honestly-validated forecasting model emerged, which is a more useful capstone result than an artificially perfect one would have been.</w:t>
-      </w:r>
-    </w:p>
-    <w:bookmarkEnd w:id="68"/>
-    <w:bookmarkStart w:id="71" w:name="limitations-and-future-work"/>
+        <w:t xml:space="preserve">Taken together, this answers the project’s central objectives: session-time effects are not statistically significant (p = 1.0000, independently corroborated by Holt-Winters’ own seasonal parameter converging to zero), autocorrelation in volatility is real and persistent (ADF p &lt; 0.0001), and once both the target-construction artifact and a real feature-scaling bug were found and fixed - and, later, three more validated improvements were combined and promoted - a genuinely working, and now meaningfully more accurate, honestly-validated forecasting model emerged, which is a more useful capstone result than an artificially perfect one would have been.</w:t>
+      </w:r>
+    </w:p>
+    <w:bookmarkEnd w:id="69"/>
+    <w:bookmarkStart w:id="72" w:name="limitations-and-future-work"/>
     <w:p>
       <w:pPr>
         <w:pStyle w:val="Heading1"/>
@@ -7528,7 +7676,7 @@
         <w:t xml:space="preserve">12. Limitations and Future Work</w:t>
       </w:r>
     </w:p>
-    <w:bookmarkStart w:id="69" w:name="limitations"/>
+    <w:bookmarkStart w:id="70" w:name="limitations"/>
     <w:p>
       <w:pPr>
         <w:pStyle w:val="Heading2"/>
@@ -7798,7 +7946,7 @@
         </w:numPr>
       </w:pPr>
       <w:r>
-        <w:t xml:space="preserve">Three further checks, in the same spirit: building the target from log returns instead of simple returns underperformed (R² 0.184 → 0.155); winsorizing extreme hourly-return moves in the regressors underperformed too (R² 0.184 → 0.070 historically, and, re-tested against the now-promoted kept model, 0.1217 → −0.0759 live) — confirming the original Data Cleaning decision to retain extreme moves as genuine signal, and documented as an example of a real mistake caught and corrected (an earlier version of this check accidentally winsorized the training target as well, which inflated the apparent result before the error was found); and restricting training to 2020 onward made no meaningful difference (R² 0.184 → 0.185), corroborating a separate data-integrity check’s finding that pre-2020 timestamp gaps (0.17% of the training timeline) are not corrupting training.</w:t>
+        <w:t xml:space="preserve">Three further checks, in the same spirit: building the target from log returns instead of simple returns underperformed (R² 0.184 → 0.155); winsorizing extreme hourly-return moves in the regressors underperformed too (R² 0.184 → 0.070 historically, and, re-tested against the now-promoted kept model, 0.1779 → −0.0759 live) — confirming the original Data Cleaning decision to retain extreme moves as genuine signal, and documented as an example of a real mistake caught and corrected (an earlier version of this check accidentally winsorized the training target as well, which inflated the apparent result before the error was found); and restricting training to 2020 onward made no meaningful difference (R² 0.184 → 0.185), corroborating a separate data-integrity check’s finding that pre-2020 timestamp gaps (0.17% of the training timeline) are not corrupting training.</w:t>
       </w:r>
     </w:p>
     <w:p>
@@ -7810,7 +7958,7 @@
         </w:numPr>
       </w:pPr>
       <w:r>
-        <w:t xml:space="preserve">A different robustness check, tested with the identical discipline,</w:t>
+        <w:t xml:space="preserve">Three further robustness checks, tested with the identical discipline,</w:t>
       </w:r>
       <w:r>
         <w:t xml:space="preserve"> </w:t>
@@ -7826,7 +7974,34 @@
         <w:t xml:space="preserve"> </w:t>
       </w:r>
       <w:r>
-        <w:t xml:space="preserve">help and changed the actual kept model: adding EWMA’s own tuned sigma and realized skewness as two further HAR-RV-X regressors improved R² on both the historical split (0.184 → 0.199) and the live-test window (0.061 → 0.122) — validated on live data before being promoted, unlike the winsorizing false start above. Automated feature selection (ElasticNet over the full 54-feature set) and three alternative realized-volatility estimators (Parkinson, Garman-Klass, Rogers-Satchell) were also tested as further regressors and did not improve performance (Section 7.6). Full details in Section 7.4.4.</w:t>
+        <w:t xml:space="preserve">help and changed the actual kept model. Adding EWMA’s own tuned sigma and realized skewness as two further HAR-RV-X regressors improved R² on both the historical split (0.184 → 0.199) and the live-test window (0.061 → 0.122) — validated on live data before being promoted, unlike the winsorizing false start above (Section 7.4.4). A genuine</w:t>
+      </w:r>
+      <w:r>
+        <w:t xml:space="preserve"> </w:t>
+      </w:r>
+      <w:r>
+        <w:rPr>
+          <w:rStyle w:val="VerbatimChar"/>
+        </w:rPr>
+        <w:t xml:space="preserve">log(x)</w:t>
+      </w:r>
+      <w:r>
+        <w:t xml:space="preserve"> </w:t>
+      </w:r>
+      <w:r>
+        <w:t xml:space="preserve">transform of the target — prompted by an external thesis reporting much higher R² from modeling</w:t>
+      </w:r>
+      <w:r>
+        <w:t xml:space="preserve"> </w:t>
+      </w:r>
+      <w:r>
+        <w:rPr>
+          <w:rStyle w:val="VerbatimChar"/>
+        </w:rPr>
+        <w:t xml:space="preserve">ln(RV)</w:t>
+      </w:r>
+      <w:r>
+        <w:t xml:space="preserve">, and confirmed here to be a real effect rather than a scale artifact by always evaluating back-transformed to the original scale — improved R² further still (0.184 → 0.234 historically, 0.061 → 0.144 live), and was found to combine with the two extra regressors rather than duplicate their gain (0.184 → 0.242 historically, 0.061 → 0.178 live) — the best result anywhere in this project, and the version now kept (Section 7.4.5). Automated feature selection (ElasticNet over the full 54-feature set), three alternative realized-volatility estimators (Parkinson, Garman-Klass, Rogers-Satchell), and dropping non-stationary raw price/volume levels from the 54-feature set (a real, if partial, improvement to the two rejected checks above it) were also tested and did not beat HAR-RV-X (Section 7.6).</w:t>
       </w:r>
     </w:p>
     <w:p>
@@ -7838,124 +8013,38 @@
         </w:numPr>
       </w:pPr>
       <w:r>
-        <w:t xml:space="preserve">Two preprocessing-stage checks, distinct from every feature/model check above. Dropping 9 non-stationary raw price/volume-level columns (</w:t>
-      </w:r>
-      <w:r>
-        <w:rPr>
-          <w:rStyle w:val="VerbatimChar"/>
-        </w:rPr>
-        <w:t xml:space="preserve">Open</w:t>
-      </w:r>
-      <w:r>
-        <w:t xml:space="preserve">,</w:t>
-      </w:r>
-      <w:r>
-        <w:t xml:space="preserve"> </w:t>
-      </w:r>
-      <w:r>
-        <w:rPr>
-          <w:rStyle w:val="VerbatimChar"/>
-        </w:rPr>
-        <w:t xml:space="preserve">High</w:t>
-      </w:r>
-      <w:r>
-        <w:t xml:space="preserve">,</w:t>
-      </w:r>
-      <w:r>
-        <w:t xml:space="preserve"> </w:t>
-      </w:r>
-      <w:r>
-        <w:rPr>
-          <w:rStyle w:val="VerbatimChar"/>
-        </w:rPr>
-        <w:t xml:space="preserve">Low</w:t>
-      </w:r>
-      <w:r>
-        <w:t xml:space="preserve">,</w:t>
-      </w:r>
-      <w:r>
-        <w:t xml:space="preserve"> </w:t>
-      </w:r>
-      <w:r>
-        <w:rPr>
-          <w:rStyle w:val="VerbatimChar"/>
-        </w:rPr>
-        <w:t xml:space="preserve">Close</w:t>
-      </w:r>
-      <w:r>
-        <w:t xml:space="preserve">,</w:t>
-      </w:r>
-      <w:r>
-        <w:t xml:space="preserve"> </w:t>
-      </w:r>
-      <w:r>
-        <w:rPr>
-          <w:rStyle w:val="VerbatimChar"/>
-        </w:rPr>
-        <w:t xml:space="preserve">Volume</w:t>
-      </w:r>
-      <w:r>
-        <w:t xml:space="preserve">,</w:t>
-      </w:r>
-      <w:r>
-        <w:t xml:space="preserve"> </w:t>
-      </w:r>
-      <w:r>
-        <w:rPr>
-          <w:rStyle w:val="VerbatimChar"/>
-        </w:rPr>
-        <w:t xml:space="preserve">ma_7d</w:t>
-      </w:r>
-      <w:r>
-        <w:t xml:space="preserve">,</w:t>
-      </w:r>
-      <w:r>
-        <w:t xml:space="preserve"> </w:t>
-      </w:r>
-      <w:r>
-        <w:rPr>
-          <w:rStyle w:val="VerbatimChar"/>
-        </w:rPr>
-        <w:t xml:space="preserve">ema_12</w:t>
-      </w:r>
-      <w:r>
-        <w:t xml:space="preserve">,</w:t>
-      </w:r>
-      <w:r>
-        <w:t xml:space="preserve"> </w:t>
-      </w:r>
-      <w:r>
-        <w:rPr>
-          <w:rStyle w:val="VerbatimChar"/>
-        </w:rPr>
-        <w:t xml:space="preserve">ema_26</w:t>
-      </w:r>
-      <w:r>
-        <w:t xml:space="preserve">, raw</w:t>
-      </w:r>
-      <w:r>
-        <w:t xml:space="preserve"> </w:t>
-      </w:r>
-      <w:r>
-        <w:rPr>
-          <w:rStyle w:val="VerbatimChar"/>
-        </w:rPr>
-        <w:t xml:space="preserve">atr_14</w:t>
-      </w:r>
-      <w:r>
-        <w:t xml:space="preserve">) from the 54-feature matrix meaningfully improved both XGBoost (R² −0.19 → 0.01) and ElasticNet (R² −0.21 → −0.03), without beating HAR-RV-X — confirming those levels were diluting the signal, just not enough to close the gap (Section 7.6). Separately,</w:t>
-      </w:r>
-      <w:r>
-        <w:t xml:space="preserve"> </w:t>
-      </w:r>
-      <w:r>
-        <w:rPr>
-          <w:rStyle w:val="VerbatimChar"/>
-        </w:rPr>
-        <w:t xml:space="preserve">volatility_7d</w:t>
-      </w:r>
-      <w:r>
-        <w:t xml:space="preserve">’s row-count rolling window (rather than a time-aware one) does distort results substantially near the 28 known timestamp gaps (up to 83.6% relative difference on affected rows) — but every affected row falls in 2017–2021 training-only history, with zero inside the held-out test window, so it changes nothing this report reports (Section 7.6).</w:t>
+        <w:t xml:space="preserve">The same</w:t>
+      </w:r>
+      <w:r>
+        <w:t xml:space="preserve"> </w:t>
+      </w:r>
+      <w:r>
+        <w:rPr>
+          <w:rStyle w:val="VerbatimChar"/>
+        </w:rPr>
+        <w:t xml:space="preserve">log(target)</w:t>
+      </w:r>
+      <w:r>
+        <w:t xml:space="preserve"> </w:t>
+      </w:r>
+      <w:r>
+        <w:t xml:space="preserve">transform was ported to the 5-minute companion pipeline (Section 10) to see whether it held at that resolution too. It looked promising on the historical split there as well (R² 0.151 → 0.201) but</w:t>
+      </w:r>
+      <w:r>
+        <w:t xml:space="preserve"> </w:t>
+      </w:r>
+      <w:r>
+        <w:rPr>
+          <w:i/>
+          <w:iCs/>
+        </w:rPr>
+        <w:t xml:space="preserve">reversed</w:t>
+      </w:r>
+      <w:r>
+        <w:t xml:space="preserve"> </w:t>
+      </w:r>
+      <w:r>
+        <w:t xml:space="preserve">on live data (R² 0.240 → 0.219) — the opposite of what happened at hourly resolution. It was correctly rejected and left out of that pipeline’s own kept model, which remains the 6-regressor, raw-target version. This is a direct, concrete illustration of why every promotion in this project is validated on live data separately, rather than assumed to transfer once found to work anywhere.</w:t>
       </w:r>
     </w:p>
     <w:p>
@@ -7967,43 +8056,124 @@
         </w:numPr>
       </w:pPr>
       <w:r>
-        <w:t xml:space="preserve">An LSTM given the full technical indicator set as a genuine 72-hour sequence — a second, architecturally different test of the</w:t>
-      </w:r>
-      <w:r>
-        <w:t xml:space="preserve"> </w:t>
-      </w:r>
-      <w:r>
-        <w:t xml:space="preserve">“why not LSTM”</w:t>
-      </w:r>
-      <w:r>
-        <w:t xml:space="preserve"> </w:t>
-      </w:r>
-      <w:r>
-        <w:t xml:space="preserve">design decision, alongside XGBoost’s tabular test — failed far more severely (R² = −11.97) than any other check. Diagnosed rather than left as a bare number: even an</w:t>
-      </w:r>
-      <w:r>
-        <w:t xml:space="preserve"> </w:t>
-      </w:r>
-      <w:r>
-        <w:t xml:space="preserve">“always predict the training mean”</w:t>
-      </w:r>
-      <w:r>
-        <w:t xml:space="preserve"> </w:t>
-      </w:r>
-      <w:r>
-        <w:t xml:space="preserve">baseline scores R² = −2.38 on the same test period, since the test period is measurably calmer than training; on top of that distribution shift, the LSTM’s own predictions were more widely spread than the training data itself and included 606 physically impossible negative</w:t>
-      </w:r>
-      <w:r>
-        <w:t xml:space="preserve"> </w:t>
-      </w:r>
-      <w:r>
-        <w:t xml:space="preserve">“volatility”</w:t>
-      </w:r>
-      <w:r>
-        <w:t xml:space="preserve"> </w:t>
-      </w:r>
-      <w:r>
-        <w:t xml:space="preserve">values, since nothing in a plain single-unit output layer constrains non-negativity. HAR-RV-X’s 30-day RV_month regressor’s longer averaging window handles the same distribution shift far better.</w:t>
+        <w:t xml:space="preserve">Two preprocessing-stage checks, distinct from every feature/model check above. Dropping 9 non-stationary raw price/volume-level columns (</w:t>
+      </w:r>
+      <w:r>
+        <w:rPr>
+          <w:rStyle w:val="VerbatimChar"/>
+        </w:rPr>
+        <w:t xml:space="preserve">Open</w:t>
+      </w:r>
+      <w:r>
+        <w:t xml:space="preserve">,</w:t>
+      </w:r>
+      <w:r>
+        <w:t xml:space="preserve"> </w:t>
+      </w:r>
+      <w:r>
+        <w:rPr>
+          <w:rStyle w:val="VerbatimChar"/>
+        </w:rPr>
+        <w:t xml:space="preserve">High</w:t>
+      </w:r>
+      <w:r>
+        <w:t xml:space="preserve">,</w:t>
+      </w:r>
+      <w:r>
+        <w:t xml:space="preserve"> </w:t>
+      </w:r>
+      <w:r>
+        <w:rPr>
+          <w:rStyle w:val="VerbatimChar"/>
+        </w:rPr>
+        <w:t xml:space="preserve">Low</w:t>
+      </w:r>
+      <w:r>
+        <w:t xml:space="preserve">,</w:t>
+      </w:r>
+      <w:r>
+        <w:t xml:space="preserve"> </w:t>
+      </w:r>
+      <w:r>
+        <w:rPr>
+          <w:rStyle w:val="VerbatimChar"/>
+        </w:rPr>
+        <w:t xml:space="preserve">Close</w:t>
+      </w:r>
+      <w:r>
+        <w:t xml:space="preserve">,</w:t>
+      </w:r>
+      <w:r>
+        <w:t xml:space="preserve"> </w:t>
+      </w:r>
+      <w:r>
+        <w:rPr>
+          <w:rStyle w:val="VerbatimChar"/>
+        </w:rPr>
+        <w:t xml:space="preserve">Volume</w:t>
+      </w:r>
+      <w:r>
+        <w:t xml:space="preserve">,</w:t>
+      </w:r>
+      <w:r>
+        <w:t xml:space="preserve"> </w:t>
+      </w:r>
+      <w:r>
+        <w:rPr>
+          <w:rStyle w:val="VerbatimChar"/>
+        </w:rPr>
+        <w:t xml:space="preserve">ma_7d</w:t>
+      </w:r>
+      <w:r>
+        <w:t xml:space="preserve">,</w:t>
+      </w:r>
+      <w:r>
+        <w:t xml:space="preserve"> </w:t>
+      </w:r>
+      <w:r>
+        <w:rPr>
+          <w:rStyle w:val="VerbatimChar"/>
+        </w:rPr>
+        <w:t xml:space="preserve">ema_12</w:t>
+      </w:r>
+      <w:r>
+        <w:t xml:space="preserve">,</w:t>
+      </w:r>
+      <w:r>
+        <w:t xml:space="preserve"> </w:t>
+      </w:r>
+      <w:r>
+        <w:rPr>
+          <w:rStyle w:val="VerbatimChar"/>
+        </w:rPr>
+        <w:t xml:space="preserve">ema_26</w:t>
+      </w:r>
+      <w:r>
+        <w:t xml:space="preserve">, raw</w:t>
+      </w:r>
+      <w:r>
+        <w:t xml:space="preserve"> </w:t>
+      </w:r>
+      <w:r>
+        <w:rPr>
+          <w:rStyle w:val="VerbatimChar"/>
+        </w:rPr>
+        <w:t xml:space="preserve">atr_14</w:t>
+      </w:r>
+      <w:r>
+        <w:t xml:space="preserve">) from the 54-feature matrix meaningfully improved both XGBoost (R² −0.19 → 0.01) and ElasticNet (R² −0.21 → −0.03), without beating HAR-RV-X — confirming those levels were diluting the signal, just not enough to close the gap (Section 7.6). Separately,</w:t>
+      </w:r>
+      <w:r>
+        <w:t xml:space="preserve"> </w:t>
+      </w:r>
+      <w:r>
+        <w:rPr>
+          <w:rStyle w:val="VerbatimChar"/>
+        </w:rPr>
+        <w:t xml:space="preserve">volatility_7d</w:t>
+      </w:r>
+      <w:r>
+        <w:t xml:space="preserve">’s row-count rolling window (rather than a time-aware one) does distort results substantially near the 28 known timestamp gaps (up to 83.6% relative difference on affected rows) — but every affected row falls in 2017–2021 training-only history, with zero inside the held-out test window, so it changes nothing this report reports (Section 7.6).</w:t>
       </w:r>
     </w:p>
     <w:p>
@@ -8015,11 +8185,59 @@
         </w:numPr>
       </w:pPr>
       <w:r>
+        <w:t xml:space="preserve">An LSTM given the full technical indicator set as a genuine 72-hour sequence — a second, architecturally different test of the</w:t>
+      </w:r>
+      <w:r>
+        <w:t xml:space="preserve"> </w:t>
+      </w:r>
+      <w:r>
+        <w:t xml:space="preserve">“why not LSTM”</w:t>
+      </w:r>
+      <w:r>
+        <w:t xml:space="preserve"> </w:t>
+      </w:r>
+      <w:r>
+        <w:t xml:space="preserve">design decision, alongside XGBoost’s tabular test — failed far more severely (R² = −11.97) than any other check. Diagnosed rather than left as a bare number: even an</w:t>
+      </w:r>
+      <w:r>
+        <w:t xml:space="preserve"> </w:t>
+      </w:r>
+      <w:r>
+        <w:t xml:space="preserve">“always predict the training mean”</w:t>
+      </w:r>
+      <w:r>
+        <w:t xml:space="preserve"> </w:t>
+      </w:r>
+      <w:r>
+        <w:t xml:space="preserve">baseline scores R² = −2.38 on the same test period, since the test period is measurably calmer than training; on top of that distribution shift, the LSTM’s own predictions were more widely spread than the training data itself and included 606 physically impossible negative</w:t>
+      </w:r>
+      <w:r>
+        <w:t xml:space="preserve"> </w:t>
+      </w:r>
+      <w:r>
+        <w:t xml:space="preserve">“volatility”</w:t>
+      </w:r>
+      <w:r>
+        <w:t xml:space="preserve"> </w:t>
+      </w:r>
+      <w:r>
+        <w:t xml:space="preserve">values, since nothing in a plain single-unit output layer constrains non-negativity. HAR-RV-X’s 30-day RV_month regressor’s longer averaging window handles the same distribution shift far better.</w:t>
+      </w:r>
+    </w:p>
+    <w:p>
+      <w:pPr>
+        <w:pStyle w:val="Compact"/>
+        <w:numPr>
+          <w:ilvl w:val="0"/>
+          <w:numId w:val="1003"/>
+        </w:numPr>
+      </w:pPr>
+      <w:r>
         <w:t xml:space="preserve">The live-test window is fixed at the moment this notebook is run, not continuously accumulating — re-running it later will naturally score more of the already-elapsed-but-not-yet-scoreable predictions near the end of the current window.</w:t>
       </w:r>
     </w:p>
-    <w:bookmarkEnd w:id="69"/>
-    <w:bookmarkStart w:id="70" w:name="future-improvements"/>
+    <w:bookmarkEnd w:id="70"/>
+    <w:bookmarkStart w:id="71" w:name="future-improvements"/>
     <w:p>
       <w:pPr>
         <w:pStyle w:val="Heading2"/>
@@ -8088,9 +8306,9 @@
         <w:t xml:space="preserve">On-chain metrics (exchange netflows, active addresses) as a genuinely independent information source, distinct from every price-history-derived feature tested so far.</w:t>
       </w:r>
     </w:p>
-    <w:bookmarkEnd w:id="70"/>
     <w:bookmarkEnd w:id="71"/>
-    <w:bookmarkStart w:id="72" w:name="references"/>
+    <w:bookmarkEnd w:id="72"/>
+    <w:bookmarkStart w:id="73" w:name="references"/>
     <w:p>
       <w:pPr>
         <w:pStyle w:val="Heading1"/>
@@ -8279,7 +8497,7 @@
         <w:t xml:space="preserve">Econometrica, 59(2).</w:t>
       </w:r>
     </w:p>
-    <w:bookmarkEnd w:id="72"/>
+    <w:bookmarkEnd w:id="73"/>
     <w:sectPr>
       <w:footnotePr>
         <w:numRestart w:val="eachSect"/>

--- a/docs/capstone-btc-volatility-report.docx
+++ b/docs/capstone-btc-volatility-report.docx
@@ -7617,7 +7617,7 @@
     </w:p>
     <w:bookmarkEnd w:id="67"/>
     <w:bookmarkEnd w:id="68"/>
-    <w:bookmarkStart w:id="69" w:name="conclusion"/>
+    <w:bookmarkStart w:id="70" w:name="conclusion"/>
     <w:p>
       <w:pPr>
         <w:pStyle w:val="Heading1"/>
@@ -7666,8 +7666,459 @@
         <w:t xml:space="preserve">Taken together, this answers the project’s central objectives: session-time effects are not statistically significant (p = 1.0000, independently corroborated by Holt-Winters’ own seasonal parameter converging to zero), autocorrelation in volatility is real and persistent (ADF p &lt; 0.0001), and once both the target-construction artifact and a real feature-scaling bug were found and fixed - and, later, three more validated improvements were combined and promoted - a genuinely working, and now meaningfully more accurate, honestly-validated forecasting model emerged, which is a more useful capstone result than an artificially perfect one would have been.</w:t>
       </w:r>
     </w:p>
+    <w:bookmarkStart w:id="69" w:name="X0b43c62fd49ddc73138c73255c93c0c5b6ea879"/>
+    <w:p>
+      <w:pPr>
+        <w:pStyle w:val="Heading2"/>
+      </w:pPr>
+      <w:r>
+        <w:t xml:space="preserve">11.1 Worked Example: Position Sizing and Value-at-Risk</w:t>
+      </w:r>
+    </w:p>
+    <w:p>
+      <w:pPr>
+        <w:pStyle w:val="FirstParagraph"/>
+      </w:pPr>
+      <w:r>
+        <w:t xml:space="preserve">Section 1.3 named Value-at-Risk and position sizing as downstream use cases in the abstract. This section makes that concrete, using the model’s own most recent live forecast rather than a hypothetical number: on 2026-08-25, HAR-RV-X’s kept model forecast</w:t>
+      </w:r>
+      <w:r>
+        <w:t xml:space="preserve"> </w:t>
+      </w:r>
+      <w:r>
+        <w:rPr>
+          <w:rStyle w:val="VerbatimChar"/>
+        </w:rPr>
+        <w:t xml:space="preserve">volatility_7d = 0.004685</w:t>
+      </w:r>
+      <w:r>
+        <w:t xml:space="preserve"> </w:t>
+      </w:r>
+      <w:r>
+        <w:t xml:space="preserve">— a predicted standard deviation of</w:t>
+      </w:r>
+      <w:r>
+        <w:t xml:space="preserve"> </w:t>
+      </w:r>
+      <w:r>
+        <w:rPr>
+          <w:i/>
+          <w:iCs/>
+        </w:rPr>
+        <w:t xml:space="preserve">hourly</w:t>
+      </w:r>
+      <w:r>
+        <w:t xml:space="preserve"> </w:t>
+      </w:r>
+      <w:r>
+        <w:t xml:space="preserve">returns over the coming 7 days.</w:t>
+      </w:r>
+    </w:p>
+    <w:p>
+      <w:pPr>
+        <w:pStyle w:val="BodyText"/>
+      </w:pPr>
+      <w:r>
+        <w:rPr>
+          <w:b/>
+          <w:bCs/>
+        </w:rPr>
+        <w:t xml:space="preserve">Step 1 — scale to the trade’s horizon.</w:t>
+      </w:r>
+      <w:r>
+        <w:t xml:space="preserve"> </w:t>
+      </w:r>
+      <w:r>
+        <w:t xml:space="preserve">A 7-day directional position needs 7-day σ, not hourly σ. Scaling by √time (treating hourly returns as approximately independent over the window):</w:t>
+      </w:r>
+    </w:p>
+    <w:p>
+      <w:pPr>
+        <w:pStyle w:val="BodyText"/>
+      </w:pPr>
+      <m:oMathPara>
+        <m:oMathParaPr>
+          <m:jc m:val="center"/>
+        </m:oMathParaPr>
+        <m:oMath>
+          <m:sSub>
+            <m:e>
+              <m:r>
+                <m:t>σ</m:t>
+              </m:r>
+            </m:e>
+            <m:sub>
+              <m:r>
+                <m:t>7</m:t>
+              </m:r>
+              <m:r>
+                <m:t>d</m:t>
+              </m:r>
+            </m:sub>
+          </m:sSub>
+          <m:r>
+            <m:rPr>
+              <m:sty m:val="p"/>
+            </m:rPr>
+            <m:t>=</m:t>
+          </m:r>
+          <m:r>
+            <m:t>0.004685</m:t>
+          </m:r>
+          <m:r>
+            <m:rPr>
+              <m:sty m:val="p"/>
+            </m:rPr>
+            <m:t>×</m:t>
+          </m:r>
+          <m:rad>
+            <m:radPr>
+              <m:degHide m:val="on"/>
+            </m:radPr>
+            <m:deg/>
+            <m:e>
+              <m:r>
+                <m:t>168</m:t>
+              </m:r>
+            </m:e>
+          </m:rad>
+          <m:r>
+            <m:rPr>
+              <m:sty m:val="p"/>
+            </m:rPr>
+            <m:t>≈</m:t>
+          </m:r>
+          <m:r>
+            <m:t>6.07</m:t>
+          </m:r>
+          <m:r>
+            <m:rPr>
+              <m:sty m:val="p"/>
+            </m:rPr>
+            <m:t>%</m:t>
+          </m:r>
+        </m:oMath>
+      </m:oMathPara>
+    </w:p>
+    <w:p>
+      <w:pPr>
+        <w:pStyle w:val="FirstParagraph"/>
+      </w:pPr>
+      <w:r>
+        <w:rPr>
+          <w:b/>
+          <w:bCs/>
+        </w:rPr>
+        <w:t xml:space="preserve">Step 2 — size the position off a risk budget, not a price target.</w:t>
+      </w:r>
+      <w:r>
+        <w:t xml:space="preserve"> </w:t>
+      </w:r>
+      <w:r>
+        <w:t xml:space="preserve">Suppose a desk is willing to risk $50,000 (one standard deviation) on a 7-day BTC position:</w:t>
+      </w:r>
+    </w:p>
+    <w:p>
+      <w:pPr>
+        <w:pStyle w:val="BodyText"/>
+      </w:pPr>
+      <m:oMathPara>
+        <m:oMathParaPr>
+          <m:jc m:val="center"/>
+        </m:oMathParaPr>
+        <m:oMath>
+          <m:r>
+            <m:rPr>
+              <m:nor/>
+              <m:sty m:val="p"/>
+            </m:rPr>
+            <m:t>Notional</m:t>
+          </m:r>
+          <m:r>
+            <m:rPr>
+              <m:sty m:val="p"/>
+            </m:rPr>
+            <m:t>=</m:t>
+          </m:r>
+          <m:f>
+            <m:fPr>
+              <m:type m:val="bar"/>
+            </m:fPr>
+            <m:num>
+              <m:r>
+                <m:rPr>
+                  <m:sty m:val="p"/>
+                </m:rPr>
+                <m:t>$</m:t>
+              </m:r>
+              <m:r>
+                <m:t>50</m:t>
+              </m:r>
+              <m:r>
+                <m:rPr>
+                  <m:sty m:val="p"/>
+                </m:rPr>
+                <m:t>,</m:t>
+              </m:r>
+              <m:r>
+                <m:t>000</m:t>
+              </m:r>
+            </m:num>
+            <m:den>
+              <m:r>
+                <m:t>0.0607</m:t>
+              </m:r>
+            </m:den>
+          </m:f>
+          <m:r>
+            <m:rPr>
+              <m:sty m:val="p"/>
+            </m:rPr>
+            <m:t>≈</m:t>
+          </m:r>
+          <m:r>
+            <m:rPr>
+              <m:sty m:val="p"/>
+            </m:rPr>
+            <m:t>$</m:t>
+          </m:r>
+          <m:r>
+            <m:t>823</m:t>
+          </m:r>
+          <m:r>
+            <m:rPr>
+              <m:sty m:val="p"/>
+            </m:rPr>
+            <m:t>,</m:t>
+          </m:r>
+          <m:r>
+            <m:t>000</m:t>
+          </m:r>
+        </m:oMath>
+      </m:oMathPara>
+    </w:p>
+    <w:p>
+      <w:pPr>
+        <w:pStyle w:val="FirstParagraph"/>
+      </w:pPr>
+      <w:r>
+        <w:t xml:space="preserve">A larger forecasted σ shrinks the position automatically — this is the actual mechanism behind volatility targeting: the model doesn’t predict direction, it sizes exposure so realized risk stays roughly constant regardless of how turbulent the market currently is.</w:t>
+      </w:r>
+    </w:p>
+    <w:p>
+      <w:pPr>
+        <w:pStyle w:val="BodyText"/>
+      </w:pPr>
+      <w:r>
+        <w:rPr>
+          <w:b/>
+          <w:bCs/>
+        </w:rPr>
+        <w:t xml:space="preserve">Step 3 — turn that into a VaR figure.</w:t>
+      </w:r>
+      <w:r>
+        <w:t xml:space="preserve"> </w:t>
+      </w:r>
+      <w:r>
+        <w:t xml:space="preserve">95% one-week Value-at-Risk on the resulting position:</w:t>
+      </w:r>
+    </w:p>
+    <w:p>
+      <w:pPr>
+        <w:pStyle w:val="BodyText"/>
+      </w:pPr>
+      <m:oMathPara>
+        <m:oMathParaPr>
+          <m:jc m:val="center"/>
+        </m:oMathParaPr>
+        <m:oMath>
+          <m:r>
+            <m:t>V</m:t>
+          </m:r>
+          <m:r>
+            <m:t>a</m:t>
+          </m:r>
+          <m:sSub>
+            <m:e>
+              <m:r>
+                <m:t>R</m:t>
+              </m:r>
+            </m:e>
+            <m:sub>
+              <m:r>
+                <m:t>95</m:t>
+              </m:r>
+            </m:sub>
+          </m:sSub>
+          <m:r>
+            <m:rPr>
+              <m:sty m:val="p"/>
+            </m:rPr>
+            <m:t>=</m:t>
+          </m:r>
+          <m:r>
+            <m:rPr>
+              <m:sty m:val="p"/>
+            </m:rPr>
+            <m:t>$</m:t>
+          </m:r>
+          <m:r>
+            <m:t>823</m:t>
+          </m:r>
+          <m:r>
+            <m:rPr>
+              <m:sty m:val="p"/>
+            </m:rPr>
+            <m:t>,</m:t>
+          </m:r>
+          <m:r>
+            <m:t>000</m:t>
+          </m:r>
+          <m:r>
+            <m:rPr>
+              <m:sty m:val="p"/>
+            </m:rPr>
+            <m:t>×</m:t>
+          </m:r>
+          <m:r>
+            <m:t>0.0607</m:t>
+          </m:r>
+          <m:r>
+            <m:rPr>
+              <m:sty m:val="p"/>
+            </m:rPr>
+            <m:t>×</m:t>
+          </m:r>
+          <m:r>
+            <m:t>1.645</m:t>
+          </m:r>
+          <m:r>
+            <m:rPr>
+              <m:sty m:val="p"/>
+            </m:rPr>
+            <m:t>≈</m:t>
+          </m:r>
+          <m:r>
+            <m:rPr>
+              <m:sty m:val="p"/>
+            </m:rPr>
+            <m:t>$</m:t>
+          </m:r>
+          <m:r>
+            <m:t>82</m:t>
+          </m:r>
+          <m:r>
+            <m:rPr>
+              <m:sty m:val="p"/>
+            </m:rPr>
+            <m:t>,</m:t>
+          </m:r>
+          <m:r>
+            <m:t>200</m:t>
+          </m:r>
+        </m:oMath>
+      </m:oMathPara>
+    </w:p>
+    <w:p>
+      <w:pPr>
+        <w:pStyle w:val="FirstParagraph"/>
+      </w:pPr>
+      <w:r>
+        <w:t xml:space="preserve">— read as</w:t>
+      </w:r>
+      <w:r>
+        <w:t xml:space="preserve"> </w:t>
+      </w:r>
+      <w:r>
+        <w:t xml:space="preserve">“a 5% chance of losing more than $82,200 over the next 7 days,”</w:t>
+      </w:r>
+      <w:r>
+        <w:t xml:space="preserve"> </w:t>
+      </w:r>
+      <w:r>
+        <w:t xml:space="preserve">the figure that would actually appear in a risk report.</w:t>
+      </w:r>
+    </w:p>
+    <w:p>
+      <w:pPr>
+        <w:pStyle w:val="BodyText"/>
+      </w:pPr>
+      <w:r>
+        <w:rPr>
+          <w:b/>
+          <w:bCs/>
+        </w:rPr>
+        <w:t xml:space="preserve">Step 4 — a volatility-arbitrage angle.</w:t>
+      </w:r>
+      <w:r>
+        <w:t xml:space="preserve"> </w:t>
+      </w:r>
+      <w:r>
+        <w:t xml:space="preserve">This is a</w:t>
+      </w:r>
+      <w:r>
+        <w:t xml:space="preserve"> </w:t>
+      </w:r>
+      <w:r>
+        <w:rPr>
+          <w:i/>
+          <w:iCs/>
+        </w:rPr>
+        <w:t xml:space="preserve">realized</w:t>
+      </w:r>
+      <w:r>
+        <w:t xml:space="preserve">-volatility forecast; comparing it against BTC options’</w:t>
+      </w:r>
+      <w:r>
+        <w:t xml:space="preserve"> </w:t>
+      </w:r>
+      <w:r>
+        <w:rPr>
+          <w:i/>
+          <w:iCs/>
+        </w:rPr>
+        <w:t xml:space="preserve">implied</w:t>
+      </w:r>
+      <w:r>
+        <w:t xml:space="preserve"> </w:t>
+      </w:r>
+      <w:r>
+        <w:t xml:space="preserve">volatility at a matching ~7-day tenor (e.g. on Deribit) turns it into a trading signal in its own right. If implied volatility trades meaningfully above 6.07%, the options market is pricing in more risk than the model expects to realize — a short-volatility position (selling options, or a variance swap) becomes interesting. If implied trades below it, the model is flagging underpriced risk.</w:t>
+      </w:r>
+    </w:p>
+    <w:p>
+      <w:pPr>
+        <w:pStyle w:val="BodyText"/>
+      </w:pPr>
+      <w:r>
+        <w:rPr>
+          <w:b/>
+          <w:bCs/>
+        </w:rPr>
+        <w:t xml:space="preserve">Why this is one input, not the risk number.</w:t>
+      </w:r>
+      <w:r>
+        <w:t xml:space="preserve"> </w:t>
+      </w:r>
+      <w:r>
+        <w:t xml:space="preserve">A live R² of 0.1779 means roughly 18% of the variance in realized volatility is explained — a real, modest edge over a naive guess, not a high-confidence forecast. A live MAPE of 27.18% means the typical forecast error is over a quarter of the value itself: the $82,200 VaR figure above could plausibly be $60,000 or $110,000 purely from model error, before the market has even moved. The model is also entirely backward-looking, built from OHLCV price history alone — it has no way to anticipate a regulatory headline, an exchange failure, or a macro shock, exactly the kind of jump risk that actually drives large drawdowns. And GARCH, the more conventional econometric volatility model, failed outright at this same horizon in this project (R² = −110.68 live) — a reminder that the</w:t>
+      </w:r>
+      <w:r>
+        <w:t xml:space="preserve"> </w:t>
+      </w:r>
+      <w:r>
+        <w:t xml:space="preserve">“textbook”</w:t>
+      </w:r>
+      <w:r>
+        <w:t xml:space="preserve"> </w:t>
+      </w:r>
+      <w:r>
+        <w:t xml:space="preserve">choice here would have been actively dangerous, not merely mediocre. A real risk desk would blend this forecast with implied volatility, cross-asset correlation, and a tail-risk stress-test overlay, using it as one component of a broader framework rather than the sole basis for a position.</w:t>
+      </w:r>
+    </w:p>
     <w:bookmarkEnd w:id="69"/>
-    <w:bookmarkStart w:id="72" w:name="limitations-and-future-work"/>
+    <w:bookmarkEnd w:id="70"/>
+    <w:bookmarkStart w:id="73" w:name="limitations-and-future-work"/>
     <w:p>
       <w:pPr>
         <w:pStyle w:val="Heading1"/>
@@ -7676,7 +8127,7 @@
         <w:t xml:space="preserve">12. Limitations and Future Work</w:t>
       </w:r>
     </w:p>
-    <w:bookmarkStart w:id="70" w:name="limitations"/>
+    <w:bookmarkStart w:id="71" w:name="limitations"/>
     <w:p>
       <w:pPr>
         <w:pStyle w:val="Heading2"/>
@@ -8236,8 +8687,8 @@
         <w:t xml:space="preserve">The live-test window is fixed at the moment this notebook is run, not continuously accumulating — re-running it later will naturally score more of the already-elapsed-but-not-yet-scoreable predictions near the end of the current window.</w:t>
       </w:r>
     </w:p>
-    <w:bookmarkEnd w:id="70"/>
-    <w:bookmarkStart w:id="71" w:name="future-improvements"/>
+    <w:bookmarkEnd w:id="71"/>
+    <w:bookmarkStart w:id="72" w:name="future-improvements"/>
     <w:p>
       <w:pPr>
         <w:pStyle w:val="Heading2"/>
@@ -8306,9 +8757,9 @@
         <w:t xml:space="preserve">On-chain metrics (exchange netflows, active addresses) as a genuinely independent information source, distinct from every price-history-derived feature tested so far.</w:t>
       </w:r>
     </w:p>
-    <w:bookmarkEnd w:id="71"/>
     <w:bookmarkEnd w:id="72"/>
-    <w:bookmarkStart w:id="73" w:name="references"/>
+    <w:bookmarkEnd w:id="73"/>
+    <w:bookmarkStart w:id="74" w:name="references"/>
     <w:p>
       <w:pPr>
         <w:pStyle w:val="Heading1"/>
@@ -8497,7 +8948,7 @@
         <w:t xml:space="preserve">Econometrica, 59(2).</w:t>
       </w:r>
     </w:p>
-    <w:bookmarkEnd w:id="73"/>
+    <w:bookmarkEnd w:id="74"/>
     <w:sectPr>
       <w:footnotePr>
         <w:numRestart w:val="eachSect"/>

--- a/docs/capstone-btc-volatility-report.docx
+++ b/docs/capstone-btc-volatility-report.docx
@@ -7617,7 +7617,7 @@
     </w:p>
     <w:bookmarkEnd w:id="67"/>
     <w:bookmarkEnd w:id="68"/>
-    <w:bookmarkStart w:id="70" w:name="conclusion"/>
+    <w:bookmarkStart w:id="71" w:name="conclusion"/>
     <w:p>
       <w:pPr>
         <w:pStyle w:val="Heading1"/>
@@ -7680,363 +7680,59 @@
         <w:pStyle w:val="FirstParagraph"/>
       </w:pPr>
       <w:r>
-        <w:t xml:space="preserve">Section 1.3 named Value-at-Risk and position sizing as downstream use cases in the abstract. This section makes that concrete, using the model’s own most recent live forecast rather than a hypothetical number: on 2026-08-25, HAR-RV-X’s kept model forecast</w:t>
-      </w:r>
-      <w:r>
-        <w:t xml:space="preserve"> </w:t>
-      </w:r>
-      <w:r>
-        <w:rPr>
-          <w:rStyle w:val="VerbatimChar"/>
-        </w:rPr>
-        <w:t xml:space="preserve">volatility_7d = 0.004685</w:t>
-      </w:r>
-      <w:r>
-        <w:t xml:space="preserve"> </w:t>
-      </w:r>
-      <w:r>
-        <w:t xml:space="preserve">— a predicted standard deviation of</w:t>
-      </w:r>
-      <w:r>
-        <w:t xml:space="preserve"> </w:t>
-      </w:r>
-      <w:r>
-        <w:rPr>
-          <w:i/>
-          <w:iCs/>
-        </w:rPr>
-        <w:t xml:space="preserve">hourly</w:t>
-      </w:r>
-      <w:r>
-        <w:t xml:space="preserve"> </w:t>
-      </w:r>
-      <w:r>
-        <w:t xml:space="preserve">returns over the coming 7 days.</w:t>
+        <w:t xml:space="preserve">Section 1.3 named risk management as a direct use case for this model. Here is what that looks like in practice, using the model’s real, most recent forecast rather than a made-up number.</w:t>
       </w:r>
     </w:p>
     <w:p>
       <w:pPr>
         <w:pStyle w:val="BodyText"/>
       </w:pPr>
+      <w:r>
+        <w:t xml:space="preserve">On 2026-08-25, the model predicted that BTC’s typical hourly price swing over the coming week would be about 0.47%. Scaled up to cover a full 7-day holding period, that works out to an expected price move of roughly</w:t>
+      </w:r>
+      <w:r>
+        <w:t xml:space="preserve"> </w:t>
+      </w:r>
       <w:r>
         <w:rPr>
           <w:b/>
           <w:bCs/>
         </w:rPr>
-        <w:t xml:space="preserve">Step 1 — scale to the trade’s horizon.</w:t>
-      </w:r>
-      <w:r>
-        <w:t xml:space="preserve"> </w:t>
-      </w:r>
-      <w:r>
-        <w:t xml:space="preserve">A 7-day directional position needs 7-day σ, not hourly σ. Scaling by √time (treating hourly returns as approximately independent over the window):</w:t>
+        <w:t xml:space="preserve">6% over the week</w:t>
+      </w:r>
+      <w:r>
+        <w:t xml:space="preserve">.</w:t>
       </w:r>
     </w:p>
     <w:p>
       <w:pPr>
         <w:pStyle w:val="BodyText"/>
-      </w:pPr>
-      <m:oMathPara>
-        <m:oMathParaPr>
-          <m:jc m:val="center"/>
-        </m:oMathParaPr>
-        <m:oMath>
-          <m:sSub>
-            <m:e>
-              <m:r>
-                <m:t>σ</m:t>
-              </m:r>
-            </m:e>
-            <m:sub>
-              <m:r>
-                <m:t>7</m:t>
-              </m:r>
-              <m:r>
-                <m:t>d</m:t>
-              </m:r>
-            </m:sub>
-          </m:sSub>
-          <m:r>
-            <m:rPr>
-              <m:sty m:val="p"/>
-            </m:rPr>
-            <m:t>=</m:t>
-          </m:r>
-          <m:r>
-            <m:t>0.004685</m:t>
-          </m:r>
-          <m:r>
-            <m:rPr>
-              <m:sty m:val="p"/>
-            </m:rPr>
-            <m:t>×</m:t>
-          </m:r>
-          <m:rad>
-            <m:radPr>
-              <m:degHide m:val="on"/>
-            </m:radPr>
-            <m:deg/>
-            <m:e>
-              <m:r>
-                <m:t>168</m:t>
-              </m:r>
-            </m:e>
-          </m:rad>
-          <m:r>
-            <m:rPr>
-              <m:sty m:val="p"/>
-            </m:rPr>
-            <m:t>≈</m:t>
-          </m:r>
-          <m:r>
-            <m:t>6.07</m:t>
-          </m:r>
-          <m:r>
-            <m:rPr>
-              <m:sty m:val="p"/>
-            </m:rPr>
-            <m:t>%</m:t>
-          </m:r>
-        </m:oMath>
-      </m:oMathPara>
-    </w:p>
-    <w:p>
-      <w:pPr>
-        <w:pStyle w:val="FirstParagraph"/>
       </w:pPr>
       <w:r>
         <w:rPr>
           <w:b/>
           <w:bCs/>
         </w:rPr>
-        <w:t xml:space="preserve">Step 2 — size the position off a risk budget, not a price target.</w:t>
-      </w:r>
-      <w:r>
-        <w:t xml:space="preserve"> </w:t>
-      </w:r>
-      <w:r>
-        <w:t xml:space="preserve">Suppose a desk is willing to risk $50,000 (one standard deviation) on a 7-day BTC position:</w:t>
-      </w:r>
-    </w:p>
-    <w:p>
-      <w:pPr>
-        <w:pStyle w:val="BodyText"/>
-      </w:pPr>
-      <m:oMathPara>
-        <m:oMathParaPr>
-          <m:jc m:val="center"/>
-        </m:oMathParaPr>
-        <m:oMath>
-          <m:r>
-            <m:rPr>
-              <m:nor/>
-              <m:sty m:val="p"/>
-            </m:rPr>
-            <m:t>Notional</m:t>
-          </m:r>
-          <m:r>
-            <m:rPr>
-              <m:sty m:val="p"/>
-            </m:rPr>
-            <m:t>=</m:t>
-          </m:r>
-          <m:f>
-            <m:fPr>
-              <m:type m:val="bar"/>
-            </m:fPr>
-            <m:num>
-              <m:r>
-                <m:rPr>
-                  <m:sty m:val="p"/>
-                </m:rPr>
-                <m:t>$</m:t>
-              </m:r>
-              <m:r>
-                <m:t>50</m:t>
-              </m:r>
-              <m:r>
-                <m:rPr>
-                  <m:sty m:val="p"/>
-                </m:rPr>
-                <m:t>,</m:t>
-              </m:r>
-              <m:r>
-                <m:t>000</m:t>
-              </m:r>
-            </m:num>
-            <m:den>
-              <m:r>
-                <m:t>0.0607</m:t>
-              </m:r>
-            </m:den>
-          </m:f>
-          <m:r>
-            <m:rPr>
-              <m:sty m:val="p"/>
-            </m:rPr>
-            <m:t>≈</m:t>
-          </m:r>
-          <m:r>
-            <m:rPr>
-              <m:sty m:val="p"/>
-            </m:rPr>
-            <m:t>$</m:t>
-          </m:r>
-          <m:r>
-            <m:t>823</m:t>
-          </m:r>
-          <m:r>
-            <m:rPr>
-              <m:sty m:val="p"/>
-            </m:rPr>
-            <m:t>,</m:t>
-          </m:r>
-          <m:r>
-            <m:t>000</m:t>
-          </m:r>
-        </m:oMath>
-      </m:oMathPara>
-    </w:p>
-    <w:p>
-      <w:pPr>
-        <w:pStyle w:val="FirstParagraph"/>
-      </w:pPr>
-      <w:r>
-        <w:t xml:space="preserve">A larger forecasted σ shrinks the position automatically — this is the actual mechanism behind volatility targeting: the model doesn’t predict direction, it sizes exposure so realized risk stays roughly constant regardless of how turbulent the market currently is.</w:t>
-      </w:r>
-    </w:p>
-    <w:p>
-      <w:pPr>
-        <w:pStyle w:val="BodyText"/>
-      </w:pPr>
+        <w:t xml:space="preserve">Sizing a position.</w:t>
+      </w:r>
+      <w:r>
+        <w:t xml:space="preserve"> </w:t>
+      </w:r>
+      <w:r>
+        <w:t xml:space="preserve">Suppose a trading desk wants to risk no more than $50,000 on a 7-day Bitcoin trade. If the model expects the price to move about 6% in a typical week, the desk can work backward to a position size: risking $50,000 on a trade expected to move 6% points to a position worth about</w:t>
+      </w:r>
+      <w:r>
+        <w:t xml:space="preserve"> </w:t>
+      </w:r>
       <w:r>
         <w:rPr>
           <w:b/>
           <w:bCs/>
         </w:rPr>
-        <w:t xml:space="preserve">Step 3 — turn that into a VaR figure.</w:t>
-      </w:r>
-      <w:r>
-        <w:t xml:space="preserve"> </w:t>
-      </w:r>
-      <w:r>
-        <w:t xml:space="preserve">95% one-week Value-at-Risk on the resulting position:</w:t>
-      </w:r>
-    </w:p>
-    <w:p>
-      <w:pPr>
-        <w:pStyle w:val="BodyText"/>
-      </w:pPr>
-      <m:oMathPara>
-        <m:oMathParaPr>
-          <m:jc m:val="center"/>
-        </m:oMathParaPr>
-        <m:oMath>
-          <m:r>
-            <m:t>V</m:t>
-          </m:r>
-          <m:r>
-            <m:t>a</m:t>
-          </m:r>
-          <m:sSub>
-            <m:e>
-              <m:r>
-                <m:t>R</m:t>
-              </m:r>
-            </m:e>
-            <m:sub>
-              <m:r>
-                <m:t>95</m:t>
-              </m:r>
-            </m:sub>
-          </m:sSub>
-          <m:r>
-            <m:rPr>
-              <m:sty m:val="p"/>
-            </m:rPr>
-            <m:t>=</m:t>
-          </m:r>
-          <m:r>
-            <m:rPr>
-              <m:sty m:val="p"/>
-            </m:rPr>
-            <m:t>$</m:t>
-          </m:r>
-          <m:r>
-            <m:t>823</m:t>
-          </m:r>
-          <m:r>
-            <m:rPr>
-              <m:sty m:val="p"/>
-            </m:rPr>
-            <m:t>,</m:t>
-          </m:r>
-          <m:r>
-            <m:t>000</m:t>
-          </m:r>
-          <m:r>
-            <m:rPr>
-              <m:sty m:val="p"/>
-            </m:rPr>
-            <m:t>×</m:t>
-          </m:r>
-          <m:r>
-            <m:t>0.0607</m:t>
-          </m:r>
-          <m:r>
-            <m:rPr>
-              <m:sty m:val="p"/>
-            </m:rPr>
-            <m:t>×</m:t>
-          </m:r>
-          <m:r>
-            <m:t>1.645</m:t>
-          </m:r>
-          <m:r>
-            <m:rPr>
-              <m:sty m:val="p"/>
-            </m:rPr>
-            <m:t>≈</m:t>
-          </m:r>
-          <m:r>
-            <m:rPr>
-              <m:sty m:val="p"/>
-            </m:rPr>
-            <m:t>$</m:t>
-          </m:r>
-          <m:r>
-            <m:t>82</m:t>
-          </m:r>
-          <m:r>
-            <m:rPr>
-              <m:sty m:val="p"/>
-            </m:rPr>
-            <m:t>,</m:t>
-          </m:r>
-          <m:r>
-            <m:t>200</m:t>
-          </m:r>
-        </m:oMath>
-      </m:oMathPara>
-    </w:p>
-    <w:p>
-      <w:pPr>
-        <w:pStyle w:val="FirstParagraph"/>
-      </w:pPr>
-      <w:r>
-        <w:t xml:space="preserve">— read as</w:t>
-      </w:r>
-      <w:r>
-        <w:t xml:space="preserve"> </w:t>
-      </w:r>
-      <w:r>
-        <w:t xml:space="preserve">“a 5% chance of losing more than $82,200 over the next 7 days,”</w:t>
-      </w:r>
-      <w:r>
-        <w:t xml:space="preserve"> </w:t>
-      </w:r>
-      <w:r>
-        <w:t xml:space="preserve">the figure that would actually appear in a risk report.</w:t>
+        <w:t xml:space="preserve">$823,000</w:t>
+      </w:r>
+      <w:r>
+        <w:t xml:space="preserve">. The higher the forecasted volatility, the smaller the position this points to — that is the core idea behind volatility-based position sizing. The model does not say which way the price will go, only how big a bet to make so the risk stays roughly consistent whether the market is calm or wild.</w:t>
       </w:r>
     </w:p>
     <w:p>
@@ -8048,77 +7744,212 @@
           <w:b/>
           <w:bCs/>
         </w:rPr>
-        <w:t xml:space="preserve">Step 4 — a volatility-arbitrage angle.</w:t>
-      </w:r>
-      <w:r>
-        <w:t xml:space="preserve"> </w:t>
-      </w:r>
-      <w:r>
-        <w:t xml:space="preserve">This is a</w:t>
-      </w:r>
-      <w:r>
-        <w:t xml:space="preserve"> </w:t>
-      </w:r>
-      <w:r>
-        <w:rPr>
-          <w:i/>
-          <w:iCs/>
-        </w:rPr>
-        <w:t xml:space="preserve">realized</w:t>
-      </w:r>
-      <w:r>
-        <w:t xml:space="preserve">-volatility forecast; comparing it against BTC options’</w:t>
-      </w:r>
-      <w:r>
-        <w:t xml:space="preserve"> </w:t>
-      </w:r>
-      <w:r>
-        <w:rPr>
-          <w:i/>
-          <w:iCs/>
-        </w:rPr>
-        <w:t xml:space="preserve">implied</w:t>
-      </w:r>
-      <w:r>
-        <w:t xml:space="preserve"> </w:t>
-      </w:r>
-      <w:r>
-        <w:t xml:space="preserve">volatility at a matching ~7-day tenor (e.g. on Deribit) turns it into a trading signal in its own right. If implied volatility trades meaningfully above 6.07%, the options market is pricing in more risk than the model expects to realize — a short-volatility position (selling options, or a variance swap) becomes interesting. If implied trades below it, the model is flagging underpriced risk.</w:t>
-      </w:r>
-    </w:p>
-    <w:p>
-      <w:pPr>
-        <w:pStyle w:val="BodyText"/>
-      </w:pPr>
+        <w:t xml:space="preserve">Estimating potential losses.</w:t>
+      </w:r>
+      <w:r>
+        <w:t xml:space="preserve"> </w:t>
+      </w:r>
+      <w:r>
+        <w:t xml:space="preserve">Once the position size is set, the same forecast turns into a plain risk statement: on an $823,000 position with an expected 6% weekly swing, there is roughly a 5% chance of losing more than about</w:t>
+      </w:r>
+      <w:r>
+        <w:t xml:space="preserve"> </w:t>
+      </w:r>
       <w:r>
         <w:rPr>
           <w:b/>
           <w:bCs/>
         </w:rPr>
-        <w:t xml:space="preserve">Why this is one input, not the risk number.</w:t>
-      </w:r>
-      <w:r>
-        <w:t xml:space="preserve"> </w:t>
-      </w:r>
-      <w:r>
-        <w:t xml:space="preserve">A live R² of 0.1779 means roughly 18% of the variance in realized volatility is explained — a real, modest edge over a naive guess, not a high-confidence forecast. A live MAPE of 27.18% means the typical forecast error is over a quarter of the value itself: the $82,200 VaR figure above could plausibly be $60,000 or $110,000 purely from model error, before the market has even moved. The model is also entirely backward-looking, built from OHLCV price history alone — it has no way to anticipate a regulatory headline, an exchange failure, or a macro shock, exactly the kind of jump risk that actually drives large drawdowns. And GARCH, the more conventional econometric volatility model, failed outright at this same horizon in this project (R² = −110.68 live) — a reminder that the</w:t>
-      </w:r>
-      <w:r>
-        <w:t xml:space="preserve"> </w:t>
-      </w:r>
-      <w:r>
-        <w:t xml:space="preserve">“textbook”</w:t>
-      </w:r>
-      <w:r>
-        <w:t xml:space="preserve"> </w:t>
-      </w:r>
-      <w:r>
-        <w:t xml:space="preserve">choice here would have been actively dangerous, not merely mediocre. A real risk desk would blend this forecast with implied volatility, cross-asset correlation, and a tail-risk stress-test overlay, using it as one component of a broader framework rather than the sole basis for a position.</w:t>
+        <w:t xml:space="preserve">$82,000</w:t>
+      </w:r>
+      <w:r>
+        <w:t xml:space="preserve"> </w:t>
+      </w:r>
+      <w:r>
+        <w:t xml:space="preserve">over the week. That is the kind of number that goes directly into a risk report.</w:t>
+      </w:r>
+    </w:p>
+    <w:p>
+      <w:pPr>
+        <w:pStyle w:val="BodyText"/>
+      </w:pPr>
+      <w:r>
+        <w:rPr>
+          <w:b/>
+          <w:bCs/>
+        </w:rPr>
+        <w:t xml:space="preserve">A trading idea.</w:t>
+      </w:r>
+      <w:r>
+        <w:t xml:space="preserve"> </w:t>
+      </w:r>
+      <w:r>
+        <w:t xml:space="preserve">Because this model forecasts how much BTC will actually move, it can be compared against how much the options market currently thinks BTC will move. If the options market is pricing in much more movement than the model expects, that is a signal those options may be overpriced — worth investigating further before trading.</w:t>
+      </w:r>
+    </w:p>
+    <w:p>
+      <w:pPr>
+        <w:pStyle w:val="BodyText"/>
+      </w:pPr>
+      <w:r>
+        <w:rPr>
+          <w:b/>
+          <w:bCs/>
+        </w:rPr>
+        <w:t xml:space="preserve">Why this is a helpful input, not the final answer.</w:t>
+      </w:r>
+      <w:r>
+        <w:t xml:space="preserve"> </w:t>
+      </w:r>
+      <w:r>
+        <w:t xml:space="preserve">The model gets it right often enough to be useful — it explains roughly 18% of the real ups and downs in volatility — but that also means most of it goes unexplained. Forecast errors of around a quarter of the predicted value are common, so the $82,000 risk estimate above could easily turn out to be $60,000 or $110,000 in reality. The model also only looks at past price data — it has no way to know about a surprise news event, an exchange collapse, or new regulation, which are often exactly the things that cause the biggest price swings. A more traditional volatility model (GARCH) was tested in this project and performed far worse over this same time horizon, so this model is a genuine improvement — but a real trading desk would still treat it as one input among several, not the whole risk picture.</w:t>
       </w:r>
     </w:p>
     <w:bookmarkEnd w:id="69"/>
+    <w:bookmarkStart w:id="70" w:name="X6def088e5ea72286a89d62509b3db98cc6422fc"/>
+    <w:p>
+      <w:pPr>
+        <w:pStyle w:val="Heading2"/>
+      </w:pPr>
+      <w:r>
+        <w:t xml:space="preserve">11.2 Worked Example: Options Pricing and Volatility Trading Ideas</w:t>
+      </w:r>
+    </w:p>
+    <w:p>
+      <w:pPr>
+        <w:pStyle w:val="FirstParagraph"/>
+      </w:pPr>
+      <w:r>
+        <w:t xml:space="preserve">Options prices depend heavily on how much the underlying asset is expected to move — the volatility input Section 1.3 mentioned. But there is an important distinction: when an option is already actively traded, its price already reflects the market’s own built-in guess about future volatility. A trader does not usually override that market guess with their own model - instead, they compare their own forecast to the market’s guess and look for cases where the two disagree.</w:t>
+      </w:r>
+    </w:p>
+    <w:p>
+      <w:pPr>
+        <w:pStyle w:val="BodyText"/>
+      </w:pPr>
+      <w:r>
+        <w:t xml:space="preserve">This model’s forecast is useful in two situations. First, when there is no active market to reference at all - a custom or one-off options contract, for example - someone still has to estimate future volatility to arrive at a fair price, and a real forecasting model is a better starting point than simply assuming the future will look like the recent past. Second, even when an active options market exists, the model’s forecast can be compared against the market’s own pricing to spot options that look too expensive or too cheap.</w:t>
+      </w:r>
+    </w:p>
+    <w:p>
+      <w:pPr>
+        <w:pStyle w:val="BodyText"/>
+      </w:pPr>
+      <w:r>
+        <w:rPr>
+          <w:b/>
+          <w:bCs/>
+        </w:rPr>
+        <w:t xml:space="preserve">A concrete example.</w:t>
+      </w:r>
+      <w:r>
+        <w:t xml:space="preserve"> </w:t>
+      </w:r>
+      <w:r>
+        <w:t xml:space="preserve">Using the model’s real forecast from 2026-08-25 and BTC’s most recent recorded price of about $87,650: the model’s short-term volatility forecast, converted into the kind of yearly volatility figure options pricing normally uses, comes out to about</w:t>
+      </w:r>
+      <w:r>
+        <w:t xml:space="preserve"> </w:t>
+      </w:r>
+      <w:r>
+        <w:rPr>
+          <w:b/>
+          <w:bCs/>
+        </w:rPr>
+        <w:t xml:space="preserve">44%</w:t>
+      </w:r>
+      <w:r>
+        <w:t xml:space="preserve">.</w:t>
+      </w:r>
+    </w:p>
+    <w:p>
+      <w:pPr>
+        <w:pStyle w:val="BodyText"/>
+      </w:pPr>
+      <w:r>
+        <w:t xml:space="preserve">Pricing a hypothetical 7-day BTC option using that 44% figure gives a fair value of about</w:t>
+      </w:r>
+      <w:r>
+        <w:t xml:space="preserve"> </w:t>
+      </w:r>
+      <w:r>
+        <w:rPr>
+          <w:b/>
+          <w:bCs/>
+        </w:rPr>
+        <w:t xml:space="preserve">$1,177</w:t>
+      </w:r>
+      <w:r>
+        <w:t xml:space="preserve">. If the options market were instead pricing that same option using a volatility assumption of 50%, the market price would come out closer to</w:t>
+      </w:r>
+      <w:r>
+        <w:t xml:space="preserve"> </w:t>
+      </w:r>
+      <w:r>
+        <w:rPr>
+          <w:b/>
+          <w:bCs/>
+        </w:rPr>
+        <w:t xml:space="preserve">$1,454</w:t>
+      </w:r>
+      <w:r>
+        <w:t xml:space="preserve"> </w:t>
+      </w:r>
+      <w:r>
+        <w:t xml:space="preserve">- about $280 more expensive than what the model suggests is fair. If the market were pricing it using a lower volatility assumption of 35% instead, the price would be closer to</w:t>
+      </w:r>
+      <w:r>
+        <w:t xml:space="preserve"> </w:t>
+      </w:r>
+      <w:r>
+        <w:rPr>
+          <w:b/>
+          <w:bCs/>
+        </w:rPr>
+        <w:t xml:space="preserve">$792</w:t>
+      </w:r>
+      <w:r>
+        <w:t xml:space="preserve"> </w:t>
+      </w:r>
+      <w:r>
+        <w:t xml:space="preserve">- about $385 cheaper.</w:t>
+      </w:r>
+    </w:p>
+    <w:p>
+      <w:pPr>
+        <w:pStyle w:val="BodyText"/>
+      </w:pPr>
+      <w:r>
+        <w:t xml:space="preserve">The trading idea here is not</w:t>
+      </w:r>
+      <w:r>
+        <w:t xml:space="preserve"> </w:t>
+      </w:r>
+      <w:r>
+        <w:t xml:space="preserve">“use the model’s price instead of the market’s”</w:t>
+      </w:r>
+      <w:r>
+        <w:t xml:space="preserve"> </w:t>
+      </w:r>
+      <w:r>
+        <w:t xml:space="preserve">- it is</w:t>
+      </w:r>
+      <w:r>
+        <w:t xml:space="preserve"> </w:t>
+      </w:r>
+      <w:r>
+        <w:t xml:space="preserve">“if the market looks like the more expensive scenario, the option may be overpriced relative to what this model expects to happen, which could be worth selling; if it looks like the cheaper scenario, it may be underpriced, which could be worth buying.”</w:t>
+      </w:r>
+      <w:r>
+        <w:t xml:space="preserve"> </w:t>
+      </w:r>
+      <w:r>
+        <w:t xml:space="preserve">As with the risk example above, the model is only right often enough to be a useful signal, not a guarantee - so an idea like this would be sized carefully and combined with other information, never acted on by itself.</w:t>
+      </w:r>
+    </w:p>
     <w:bookmarkEnd w:id="70"/>
-    <w:bookmarkStart w:id="73" w:name="limitations-and-future-work"/>
+    <w:bookmarkEnd w:id="71"/>
+    <w:bookmarkStart w:id="74" w:name="limitations-and-future-work"/>
     <w:p>
       <w:pPr>
         <w:pStyle w:val="Heading1"/>
@@ -8127,7 +7958,7 @@
         <w:t xml:space="preserve">12. Limitations and Future Work</w:t>
       </w:r>
     </w:p>
-    <w:bookmarkStart w:id="71" w:name="limitations"/>
+    <w:bookmarkStart w:id="72" w:name="limitations"/>
     <w:p>
       <w:pPr>
         <w:pStyle w:val="Heading2"/>
@@ -8687,8 +8518,8 @@
         <w:t xml:space="preserve">The live-test window is fixed at the moment this notebook is run, not continuously accumulating — re-running it later will naturally score more of the already-elapsed-but-not-yet-scoreable predictions near the end of the current window.</w:t>
       </w:r>
     </w:p>
-    <w:bookmarkEnd w:id="71"/>
-    <w:bookmarkStart w:id="72" w:name="future-improvements"/>
+    <w:bookmarkEnd w:id="72"/>
+    <w:bookmarkStart w:id="73" w:name="future-improvements"/>
     <w:p>
       <w:pPr>
         <w:pStyle w:val="Heading2"/>
@@ -8757,9 +8588,9 @@
         <w:t xml:space="preserve">On-chain metrics (exchange netflows, active addresses) as a genuinely independent information source, distinct from every price-history-derived feature tested so far.</w:t>
       </w:r>
     </w:p>
-    <w:bookmarkEnd w:id="72"/>
     <w:bookmarkEnd w:id="73"/>
-    <w:bookmarkStart w:id="74" w:name="references"/>
+    <w:bookmarkEnd w:id="74"/>
+    <w:bookmarkStart w:id="75" w:name="references"/>
     <w:p>
       <w:pPr>
         <w:pStyle w:val="Heading1"/>
@@ -8948,7 +8779,7 @@
         <w:t xml:space="preserve">Econometrica, 59(2).</w:t>
       </w:r>
     </w:p>
-    <w:bookmarkEnd w:id="74"/>
+    <w:bookmarkEnd w:id="75"/>
     <w:sectPr>
       <w:footnotePr>
         <w:numRestart w:val="eachSect"/>

--- a/docs/capstone-btc-volatility-report.docx
+++ b/docs/capstone-btc-volatility-report.docx
@@ -8780,6 +8780,143 @@
       </w:r>
     </w:p>
     <w:bookmarkEnd w:id="75"/>
+    <w:bookmarkStart w:id="82" w:name="X3a1c5ea00ba3cf55bd607c6a3e92bea18af39c0"/>
+    <w:p>
+      <w:pPr>
+        <w:pStyle w:val="Heading1"/>
+      </w:pPr>
+      <w:r>
+        <w:t xml:space="preserve">Appendix: Presentation Slides for Sections 11.1–11.2</w:t>
+      </w:r>
+    </w:p>
+    <w:p>
+      <w:pPr>
+        <w:pStyle w:val="FirstParagraph"/>
+      </w:pPr>
+      <w:r>
+        <w:t xml:space="preserve">The two worked examples in Section 11 were also built as standalone presentation slides, reproduced here exactly as delivered (</w:t>
+      </w:r>
+      <w:r>
+        <w:rPr>
+          <w:rStyle w:val="VerbatimChar"/>
+        </w:rPr>
+        <w:t xml:space="preserve">presentation/capstone-btc-volatility.pptx</w:t>
+      </w:r>
+      <w:r>
+        <w:t xml:space="preserve">, slides 15–16).</w:t>
+      </w:r>
+    </w:p>
+    <w:p>
+      <w:pPr>
+        <w:pStyle w:val="CaptionedFigure"/>
+      </w:pPr>
+      <w:r>
+        <w:drawing>
+          <wp:inline>
+            <wp:extent cx="5334000" cy="2998875"/>
+            <wp:effectExtent b="0" l="0" r="0" t="0"/>
+            <wp:docPr descr="Presentation slide accompanying Section 11.1 — Worked Example: Position Sizing and Value-at-Risk." title="" id="77" name="Picture"/>
+            <a:graphic>
+              <a:graphicData uri="http://schemas.openxmlformats.org/drawingml/2006/picture">
+                <pic:pic>
+                  <pic:nvPicPr>
+                    <pic:cNvPr descr="/private/tmp/claude-501/-Users-mohammedhejairi-Desktop-capstonefinal/b3c1a674-e894-4f2b-8ae2-db6d3a980c41/scratchpad/appendix_slide_var.jpg" id="78" name="Picture"/>
+                    <pic:cNvPicPr>
+                      <a:picLocks noChangeArrowheads="1" noChangeAspect="1"/>
+                    </pic:cNvPicPr>
+                  </pic:nvPicPr>
+                  <pic:blipFill>
+                    <a:blip r:embed="rId76"/>
+                    <a:stretch>
+                      <a:fillRect/>
+                    </a:stretch>
+                  </pic:blipFill>
+                  <pic:spPr bwMode="auto">
+                    <a:xfrm>
+                      <a:off x="0" y="0"/>
+                      <a:ext cx="5334000" cy="2998875"/>
+                    </a:xfrm>
+                    <a:prstGeom prst="rect">
+                      <a:avLst/>
+                    </a:prstGeom>
+                    <a:noFill/>
+                    <a:ln w="9525">
+                      <a:noFill/>
+                      <a:headEnd/>
+                      <a:tailEnd/>
+                    </a:ln>
+                  </pic:spPr>
+                </pic:pic>
+              </a:graphicData>
+            </a:graphic>
+          </wp:inline>
+        </w:drawing>
+      </w:r>
+    </w:p>
+    <w:p>
+      <w:pPr>
+        <w:pStyle w:val="ImageCaption"/>
+      </w:pPr>
+      <w:r>
+        <w:t xml:space="preserve">Presentation slide accompanying Section 11.1 — Worked Example: Position Sizing and Value-at-Risk.</w:t>
+      </w:r>
+    </w:p>
+    <w:p>
+      <w:pPr>
+        <w:pStyle w:val="CaptionedFigure"/>
+      </w:pPr>
+      <w:r>
+        <w:drawing>
+          <wp:inline>
+            <wp:extent cx="5334000" cy="2998875"/>
+            <wp:effectExtent b="0" l="0" r="0" t="0"/>
+            <wp:docPr descr="Presentation slide accompanying Section 11.2 — Worked Example: Options Pricing and Volatility Trading Ideas." title="" id="80" name="Picture"/>
+            <a:graphic>
+              <a:graphicData uri="http://schemas.openxmlformats.org/drawingml/2006/picture">
+                <pic:pic>
+                  <pic:nvPicPr>
+                    <pic:cNvPr descr="/private/tmp/claude-501/-Users-mohammedhejairi-Desktop-capstonefinal/b3c1a674-e894-4f2b-8ae2-db6d3a980c41/scratchpad/appendix_slide_options.jpg" id="81" name="Picture"/>
+                    <pic:cNvPicPr>
+                      <a:picLocks noChangeArrowheads="1" noChangeAspect="1"/>
+                    </pic:cNvPicPr>
+                  </pic:nvPicPr>
+                  <pic:blipFill>
+                    <a:blip r:embed="rId79"/>
+                    <a:stretch>
+                      <a:fillRect/>
+                    </a:stretch>
+                  </pic:blipFill>
+                  <pic:spPr bwMode="auto">
+                    <a:xfrm>
+                      <a:off x="0" y="0"/>
+                      <a:ext cx="5334000" cy="2998875"/>
+                    </a:xfrm>
+                    <a:prstGeom prst="rect">
+                      <a:avLst/>
+                    </a:prstGeom>
+                    <a:noFill/>
+                    <a:ln w="9525">
+                      <a:noFill/>
+                      <a:headEnd/>
+                      <a:tailEnd/>
+                    </a:ln>
+                  </pic:spPr>
+                </pic:pic>
+              </a:graphicData>
+            </a:graphic>
+          </wp:inline>
+        </w:drawing>
+      </w:r>
+    </w:p>
+    <w:p>
+      <w:pPr>
+        <w:pStyle w:val="ImageCaption"/>
+      </w:pPr>
+      <w:r>
+        <w:t xml:space="preserve">Presentation slide accompanying Section 11.2 — Worked Example: Options Pricing and Volatility Trading Ideas.</w:t>
+      </w:r>
+    </w:p>
+    <w:bookmarkEnd w:id="82"/>
     <w:sectPr>
       <w:footnotePr>
         <w:numRestart w:val="eachSect"/>

--- a/docs/capstone-btc-volatility-report.docx
+++ b/docs/capstone-btc-volatility-report.docx
@@ -4853,6 +4853,32 @@
     <w:bookmarkEnd w:id="49"/>
     <w:bookmarkEnd w:id="50"/>
     <w:bookmarkStart w:id="58" w:name="comparison-metrics-and-final-evaluation"/>
+    <w:p>
+      <w:pPr>
+        <w:pStyle w:val="BodyText"/>
+      </w:pPr>
+      <w:r>
+        <w:rPr>
+          <w:b/>
+        </w:rPr>
+        <w:t>Check 19: does this notebook’s R² match the literature’s own convention?</w:t>
+      </w:r>
+      <w:r>
+        <w:t xml:space="preserve"> </w:t>
+      </w:r>
+      <w:r>
+        <w:t>Every R² reported in this project — Table 1 below, Section 8.1, Section 9, and every check above — comes from scikit-learn’s r2_score (1 − SS_res/SS_tot). The HAR-RV literature this project builds on (Corsi, 2009, and its descendants, including the Mishu 2025 thesis discussed in Sections 7.4.5 and 8.1) conventionally reports a different, related quantity instead: a Mincer-Zarnowitz regression of actual values on predicted values (y_actual = α + β·y_pred + ε, fit by OLS), where an unbiased forecast has α = 0 and β = 1, and the regression’s own R² is reported as the model’s out-of-sample fit. Run on the kept HAR-RV-X model with Newey-West/HAC standard errors (accounting for the autocorrelation that 168-hour-ahead, hourly-origin forecasts have from overlapping windows), the Mincer-Zarnowitz R² comes out higher than scikit-learn’s in both splits — 0.2739 vs. 0.2419 historically, 0.2356 vs. 0.1779 live — because it only measures how well a straight-line fit through the predictions tracks the actuals, not deviation from y_pred = y_actual specifically. Part of the R² gap to externally reported benchmarks is therefore definitional, not just the calendar-window effect already identified in Section 7.4.5. The bias/slope coefficients are a separate, genuine finding: historically, α is small but marginally significant (t = −2.27) and β sits above 1 (1.27, t vs. 1 = 1.87) — mild evidence of prediction compression, underpredicting the largest moves and overpredicting the smallest. Neither departure from unbiasedness is statistically significant on the smaller live-test window (t = −1.06 and 0.77).</w:t>
+      </w:r>
+      <w:r>
+        <w:rPr>
+          <w:b/>
+        </w:rPr>
+        <w:t xml:space="preserve"> Diagnostic only</w:t>
+      </w:r>
+      <w:r>
+        <w:t xml:space="preserve"> — it does not change the kept model.</w:t>
+      </w:r>
+    </w:p>
     <w:p>
       <w:pPr>
         <w:pStyle w:val="Heading1"/>
@@ -5859,6 +5885,9 @@
       </w:r>
       <w:r>
         <w:t xml:space="preserve">on live data than on the historical backtest (0.18 vs. 0.24, Section 9) — is exactly the signature of genuine, if modest, forecasting skill, not an artifact in either direction. (A related question — whether some of that R² comes from evaluating on a compressed log scale rather than genuinely better forecasts — is tested directly in Section 7.4.5, using an external thesis’s much higher reported R² as the prompt; the answer there is no, the improvement survives even when strictly evaluated back on the original scale.)</w:t>
+      </w:r>
+      <w:r>
+        <w:t xml:space="preserve"> (Whether that reported range would look different under this notebook’s own R² convention vs. the literature’s Mincer-Zarnowitz convention is examined directly in Section 7.6, Check 19.)</w:t>
       </w:r>
     </w:p>
     <w:p>

--- a/docs/capstone-btc-volatility-report.docx
+++ b/docs/capstone-btc-volatility-report.docx
@@ -4877,6 +4877,57 @@
       </w:r>
       <w:r>
         <w:t xml:space="preserve"> — it does not change the kept model.</w:t>
+      </w:r>
+    </w:p>
+    <w:p>
+      <w:pPr>
+        <w:pStyle w:val="BodyText"/>
+      </w:pPr>
+      <w:r>
+        <w:rPr>
+          <w:b/>
+        </w:rPr>
+        <w:t>Check 20: ARIMA on volatility_7d’s own history.</w:t>
+      </w:r>
+      <w:r>
+        <w:t xml:space="preserve"> </w:t>
+      </w:r>
+      <w:r>
+        <w:t>GARCH above models variance dynamics; HAR-RV-X regresses on volatility at three fixed horizons. ARIMA is the classical alternative to both — autoregressive (AR) and moving-average (MA) terms on volatility_7d’s own history, differenced (I) if AIC prefers it, with no hand-picked regressors at all. Order (3, 0, 2) was selected by AIC on the training period only, then evaluated with a genuine 168-hour-ahead rolling-origin forecast — fixed parameters, one real observation appended at a time as it becomes available, the same leakage-free discipline as GARCH’s own rolling forecast (Section 7.3.3), just looped explicitly since statsmodels has no equivalent to arch’s single vectorized multi-origin call. R² = 0.0358 on HAR-RV-X (Final)’s own test dates — well short of 0.2419. Not adopted: the target’s own autocorrelation structure alone isn’t enough; HAR-RV-X’s three fixed horizons and the promoted EWMA_X/SKEW_X regressors are carrying real information ARIMA has no access to.</w:t>
+      </w:r>
+    </w:p>
+    <w:p>
+      <w:pPr>
+        <w:pStyle w:val="BodyText"/>
+      </w:pPr>
+      <w:r>
+        <w:rPr>
+          <w:b/>
+        </w:rPr>
+        <w:t>Check 21: ARIMAX with HAR-RV-X’s own regressors.</w:t>
+      </w:r>
+      <w:r>
+        <w:t xml:space="preserve"> </w:t>
+      </w:r>
+      <w:r>
+        <w:t>The same six regressors as the kept model (RV_day/RV_week/RV_month, ATR_X, EWMA_X, SKEW_X), fit through SARIMAX instead of Ridge — a regression that also models autocorrelation in its own residuals via ARMA(2, 1, 2) terms (order again selected by AIC on training data only), rather than assuming they are independent noise. One honest simplification is worth flagging: SARIMAX’s own multi-step forecast needs these regressors’ future values too, which — like every other future quantity in this project — are not actually knowable at forecast time; this check holds each regressor at its last known value across the full 168-hour horizon, the same naive-persistence assumption already used elsewhere in this report (Section 7.1), just applied to an input rather than the output. R² = −0.0742 — worse than both HAR-RV-X (Final) and Check 20’s regressor-free ARIMA. Not adopted, and the shortfall relative to Check 20 is itself informative: it is consistent with the constant-future-exog simplification costing more than the regressors add, rather than evidence that the regressors themselves carry no signal — Checks 1 and 13 above already establish separately that HAR-RV-X’s own regressors do help when used the way HAR-RV-X actually uses them.</w:t>
+      </w:r>
+    </w:p>
+    <w:p>
+      <w:pPr>
+        <w:pStyle w:val="BodyText"/>
+      </w:pPr>
+      <w:r>
+        <w:rPr>
+          <w:b/>
+        </w:rPr>
+        <w:t>Check 22: an LSTM classifier for the volatility regime.</w:t>
+      </w:r>
+      <w:r>
+        <w:t xml:space="preserve"> </w:t>
+      </w:r>
+      <w:r>
+        <w:t>Every model elsewhere in this report predicts volatility_7d’s exact value. Volatility clustering (Section 3.5) is fundamentally a statement about regime persistence — calm periods staying calm, turbulent periods staying turbulent — a coarser pattern than the exact number. This check reframes the target as a three-class Low/Moderate/High classification (tertile-split on the training target only, never the test set) and reuses Check 12’s LSTM architecture with a softmax head in place of its regression head. Two points of comparison: a majority-class floor, and — the more informative one — simply thresholding the kept HAR-RV-X (Final) model’s own continuous forecast at the same tertiles. The LSTM classifier scored Accuracy = 0.5036, Macro-F1 = 0.4210; thresholding HAR-RV-X (Final) instead scored Accuracy = 0.6447, Macro-F1 = 0.4425 — HAR-RV-X wins on both. One result is worth a closer look before accepting it at face value: the LSTM’s raw accuracy is actually below the naive majority-class baseline (0.6382). Investigating rather than just reporting it revealed a train/test regime-shift artifact — the classes are tertile-balanced on the training target (33/33/33 by construction), but the test period turned out measurably calmer (a 64/30/6 split under those same thresholds), so a classifier calibrated to expect a roughly even split over-predicts the classes it saw more often in training than the test period’s actual composition warrants; 52% of true-Low test points are misclassified as Moderate. Not adopted — but the diagnosis, not just the negative result, is the finding: Macro-F1 (which does not let a dominant class hide poor performance elsewhere) shows the LSTM did learn real signal (0.4210, well above majority-class’s 0.2597); it simply did not learn more than HAR-RV-X’s own forecast already captures.</w:t>
       </w:r>
     </w:p>
     <w:p>

--- a/docs/capstone-btc-volatility-report.docx
+++ b/docs/capstone-btc-volatility-report.docx
@@ -1057,76 +1057,6 @@
               <w:pStyle w:val="Compact"/>
             </w:pPr>
             <w:r>
-              <w:t xml:space="preserve">ema_12, ema_26, ema_spread</w:t>
-            </w:r>
-          </w:p>
-        </w:tc>
-        <w:tc>
-          <w:tcPr/>
-          <w:p>
-            <w:pPr>
-              <w:pStyle w:val="Compact"/>
-            </w:pPr>
-            <w:r>
-              <w:t xml:space="preserve">float</w:t>
-            </w:r>
-          </w:p>
-        </w:tc>
-        <w:tc>
-          <w:tcPr/>
-          <w:p>
-            <w:pPr>
-              <w:pStyle w:val="Compact"/>
-            </w:pPr>
-            <w:r>
-              <w:t xml:space="preserve">fast/slow EMA and normalized spread — trend strength</w:t>
-            </w:r>
-          </w:p>
-        </w:tc>
-      </w:tr>
-      <w:tr>
-        <w:tc>
-          <w:tcPr/>
-          <w:p>
-            <w:pPr>
-              <w:pStyle w:val="Compact"/>
-            </w:pPr>
-            <w:r>
-              <w:t xml:space="preserve">rsi_14</w:t>
-            </w:r>
-          </w:p>
-        </w:tc>
-        <w:tc>
-          <w:tcPr/>
-          <w:p>
-            <w:pPr>
-              <w:pStyle w:val="Compact"/>
-            </w:pPr>
-            <w:r>
-              <w:t xml:space="preserve">float</w:t>
-            </w:r>
-          </w:p>
-        </w:tc>
-        <w:tc>
-          <w:tcPr/>
-          <w:p>
-            <w:pPr>
-              <w:pStyle w:val="Compact"/>
-            </w:pPr>
-            <w:r>
-              <w:t xml:space="preserve">14-period Relative Strength Index (0–100)</w:t>
-            </w:r>
-          </w:p>
-        </w:tc>
-      </w:tr>
-      <w:tr>
-        <w:tc>
-          <w:tcPr/>
-          <w:p>
-            <w:pPr>
-              <w:pStyle w:val="Compact"/>
-            </w:pPr>
-            <w:r>
               <w:t xml:space="preserve">atr_14</w:t>
             </w:r>
           </w:p>
@@ -1214,122 +1144,21 @@
           </w:p>
         </w:tc>
       </w:tr>
-      <w:tr>
-        <w:tc>
-          <w:tcPr/>
-          <w:p>
-            <w:pPr>
-              <w:pStyle w:val="Compact"/>
-            </w:pPr>
-            <w:r>
-              <w:t xml:space="preserve">bb_width</w:t>
-            </w:r>
-          </w:p>
-        </w:tc>
-        <w:tc>
-          <w:tcPr/>
-          <w:p>
-            <w:pPr>
-              <w:pStyle w:val="Compact"/>
-            </w:pPr>
-            <w:r>
-              <w:t xml:space="preserve">float</w:t>
-            </w:r>
-          </w:p>
-        </w:tc>
-        <w:tc>
-          <w:tcPr/>
-          <w:p>
-            <w:pPr>
-              <w:pStyle w:val="Compact"/>
-            </w:pPr>
-            <w:r>
-              <w:t xml:space="preserve">Bollinger Band width (20-period) — volatility proxy</w:t>
-            </w:r>
-          </w:p>
-        </w:tc>
-      </w:tr>
-      <w:tr>
-        <w:tc>
-          <w:tcPr/>
-          <w:p>
-            <w:pPr>
-              <w:pStyle w:val="Compact"/>
-            </w:pPr>
-            <w:r>
-              <w:t xml:space="preserve">macd_hist</w:t>
-            </w:r>
-          </w:p>
-        </w:tc>
-        <w:tc>
-          <w:tcPr/>
-          <w:p>
-            <w:pPr>
-              <w:pStyle w:val="Compact"/>
-            </w:pPr>
-            <w:r>
-              <w:t xml:space="preserve">float</w:t>
-            </w:r>
-          </w:p>
-        </w:tc>
-        <w:tc>
-          <w:tcPr/>
-          <w:p>
-            <w:pPr>
-              <w:pStyle w:val="Compact"/>
-            </w:pPr>
-            <w:r>
-              <w:t xml:space="preserve">MACD histogram — momentum-shift signal</w:t>
-            </w:r>
-          </w:p>
-        </w:tc>
-      </w:tr>
     </w:tbl>
     <w:p>
       <w:pPr>
         <w:pStyle w:val="BodyText"/>
       </w:pPr>
       <w:r>
-        <w:t xml:space="preserve">Technical-indicator periods (14, 20, 26) are kept as raw candle counts rather than rescaled for hourly data — standard practice, since</w:t>
-      </w:r>
-      <w:r>
-        <w:t xml:space="preserve"> </w:t>
-      </w:r>
-      <w:r>
-        <w:t xml:space="preserve">“RSI-14”</w:t>
-      </w:r>
-      <w:r>
-        <w:t xml:space="preserve"> </w:t>
-      </w:r>
-      <w:r>
-        <w:t xml:space="preserve">conventionally means the last 14 bars regardless of bar size. Only the target’s own window (</w:t>
-      </w:r>
-      <w:r>
-        <w:rPr>
-          <w:rStyle w:val="VerbatimChar"/>
-        </w:rPr>
-        <w:t xml:space="preserve">volatility_7d</w:t>
-      </w:r>
-      <w:r>
-        <w:t xml:space="preserve">,</w:t>
-      </w:r>
-      <w:r>
-        <w:t xml:space="preserve"> </w:t>
-      </w:r>
-      <w:r>
-        <w:rPr>
-          <w:rStyle w:val="VerbatimChar"/>
-        </w:rPr>
-        <w:t xml:space="preserve">ma_7d</w:t>
-      </w:r>
-      <w:r>
-        <w:t xml:space="preserve">) is explicitly scaled to 168 hourly candles, since its real-world meaning (</w:t>
-      </w:r>
-      <w:r>
-        <w:t xml:space="preserve">“7-day volatility”</w:t>
-      </w:r>
-      <w:r>
-        <w:t xml:space="preserve">) must stay fixed.</w:t>
+        <w:t>A note on what's not in this table: feature engineering also computes RSI, EMA spread, Bollinger width, and MACD - the classic technical-indicator family. They're not listed here because none of them are part of the current, kept feature set: Section 7.6 tests all four directly as HAR-RV-X regressors and finds none move R² meaningfully, so they're not retained going forward. The underlying columns still exist in the data - several robustness checks deliberately reuse them to test other questions - but they're no longer part of what this project actively relies on.</w:t>
+      </w:r>
+    </w:p>
+    <w:p>
+      <w:pPr>
+        <w:pStyle w:val="BodyText"/>
+      </w:pPr>
+      <w:r>
+        <w:t>The atr_14 period (14) is kept as a raw candle count rather than rescaled for hourly data — standard practice, since an indicator period conventionally means the last N bars regardless of bar size. Only the target’s own window (volatility_7d, ma_7d) is explicitly scaled to 168 hourly candles, since its real-world meaning (“7-day volatility”) must stay fixed.</w:t>
       </w:r>
     </w:p>
     <w:bookmarkEnd w:id="16"/>
@@ -1637,88 +1466,7 @@
         <w:pStyle w:val="FirstParagraph"/>
       </w:pPr>
       <w:r>
-        <w:t xml:space="preserve">A correlation matrix across all continuous features against the target shows</w:t>
-      </w:r>
-      <w:r>
-        <w:t xml:space="preserve"> </w:t>
-      </w:r>
-      <w:r>
-        <w:rPr>
-          <w:rStyle w:val="VerbatimChar"/>
-        </w:rPr>
-        <w:t xml:space="preserve">atr_14</w:t>
-      </w:r>
-      <w:r>
-        <w:t xml:space="preserve"> </w:t>
-      </w:r>
-      <w:r>
-        <w:t xml:space="preserve">and</w:t>
-      </w:r>
-      <w:r>
-        <w:t xml:space="preserve"> </w:t>
-      </w:r>
-      <w:r>
-        <w:rPr>
-          <w:rStyle w:val="VerbatimChar"/>
-        </w:rPr>
-        <w:t xml:space="preserve">bb_width</w:t>
-      </w:r>
-      <w:r>
-        <w:t xml:space="preserve"> </w:t>
-      </w:r>
-      <w:r>
-        <w:t xml:space="preserve">— two independent, range-based volatility measures — correlating strongly with</w:t>
-      </w:r>
-      <w:r>
-        <w:t xml:space="preserve"> </w:t>
-      </w:r>
-      <w:r>
-        <w:rPr>
-          <w:rStyle w:val="VerbatimChar"/>
-        </w:rPr>
-        <w:t xml:space="preserve">volatility_7d</w:t>
-      </w:r>
-      <w:r>
-        <w:t xml:space="preserve">, a useful cross-check that the target behaves sensibly.</w:t>
-      </w:r>
-      <w:r>
-        <w:t xml:space="preserve"> </w:t>
-      </w:r>
-      <w:r>
-        <w:rPr>
-          <w:rStyle w:val="VerbatimChar"/>
-        </w:rPr>
-        <w:t xml:space="preserve">rsi_14</w:t>
-      </w:r>
-      <w:r>
-        <w:t xml:space="preserve">,</w:t>
-      </w:r>
-      <w:r>
-        <w:t xml:space="preserve"> </w:t>
-      </w:r>
-      <w:r>
-        <w:rPr>
-          <w:rStyle w:val="VerbatimChar"/>
-        </w:rPr>
-        <w:t xml:space="preserve">ema_spread</w:t>
-      </w:r>
-      <w:r>
-        <w:t xml:space="preserve">, and</w:t>
-      </w:r>
-      <w:r>
-        <w:t xml:space="preserve"> </w:t>
-      </w:r>
-      <w:r>
-        <w:rPr>
-          <w:rStyle w:val="VerbatimChar"/>
-        </w:rPr>
-        <w:t xml:space="preserve">macd_hist</w:t>
-      </w:r>
-      <w:r>
-        <w:t xml:space="preserve"> </w:t>
-      </w:r>
-      <w:r>
-        <w:t xml:space="preserve">correlate more weakly, consistent with their role as leading momentum indicators rather than concurrent volatility measures — and consistent with the Robustness Checks in Section 7.6, where none of them improved the final model.</w:t>
+        <w:t>A correlation matrix across all continuous features against the target shows atr_14 — an independent, range-based volatility measure — correlating strongly with volatility_7d, a useful cross-check that the target behaves sensibly. RSI, EMA spread, Bollinger width, and MACD were also computed and tested directly, and none improved the final model (Robustness Checks, Section 7.6), so they are not part of the current, kept feature set.</w:t>
       </w:r>
     </w:p>
     <w:bookmarkEnd w:id="22"/>
@@ -1761,31 +1509,7 @@
         </w:numPr>
       </w:pPr>
       <w:r>
-        <w:rPr>
-          <w:rStyle w:val="VerbatimChar"/>
-        </w:rPr>
-        <w:t xml:space="preserve">atr_14</w:t>
-      </w:r>
-      <w:r>
-        <w:t xml:space="preserve"> </w:t>
-      </w:r>
-      <w:r>
-        <w:t xml:space="preserve">and</w:t>
-      </w:r>
-      <w:r>
-        <w:t xml:space="preserve"> </w:t>
-      </w:r>
-      <w:r>
-        <w:rPr>
-          <w:rStyle w:val="VerbatimChar"/>
-        </w:rPr>
-        <w:t xml:space="preserve">bb_width</w:t>
-      </w:r>
-      <w:r>
-        <w:t xml:space="preserve"> </w:t>
-      </w:r>
-      <w:r>
-        <w:t xml:space="preserve">cross-validate the target as an independent, range-based volatility signal.</w:t>
+        <w:t>atr_14 cross-validates the target as an independent, range-based volatility signal.</w:t>
       </w:r>
     </w:p>
     <w:p>
@@ -1797,40 +1521,7 @@
         </w:numPr>
       </w:pPr>
       <w:r>
-        <w:rPr>
-          <w:rStyle w:val="VerbatimChar"/>
-        </w:rPr>
-        <w:t xml:space="preserve">rsi_14</w:t>
-      </w:r>
-      <w:r>
-        <w:t xml:space="preserve">,</w:t>
-      </w:r>
-      <w:r>
-        <w:t xml:space="preserve"> </w:t>
-      </w:r>
-      <w:r>
-        <w:rPr>
-          <w:rStyle w:val="VerbatimChar"/>
-        </w:rPr>
-        <w:t xml:space="preserve">ema_spread</w:t>
-      </w:r>
-      <w:r>
-        <w:t xml:space="preserve">, and</w:t>
-      </w:r>
-      <w:r>
-        <w:t xml:space="preserve"> </w:t>
-      </w:r>
-      <w:r>
-        <w:rPr>
-          <w:rStyle w:val="VerbatimChar"/>
-        </w:rPr>
-        <w:t xml:space="preserve">macd_hist</w:t>
-      </w:r>
-      <w:r>
-        <w:t xml:space="preserve"> </w:t>
-      </w:r>
-      <w:r>
-        <w:t xml:space="preserve">are weaker, leading indicators rather than concurrent volatility measures.</w:t>
+        <w:t>RSI, EMA spread, Bollinger width, and MACD were also tested (Section 7.6) but none moved R² meaningfully, so they are not part of the current feature set.</w:t>
       </w:r>
     </w:p>
     <w:p>
@@ -2023,91 +1714,7 @@
         <w:pStyle w:val="FirstParagraph"/>
       </w:pPr>
       <w:r>
-        <w:t xml:space="preserve">Already computed in EDA (Section 3.4). Features with the strongest linear correlation to the target —</w:t>
-      </w:r>
-      <w:r>
-        <w:t xml:space="preserve"> </w:t>
-      </w:r>
-      <w:r>
-        <w:rPr>
-          <w:rStyle w:val="VerbatimChar"/>
-        </w:rPr>
-        <w:t xml:space="preserve">atr_14</w:t>
-      </w:r>
-      <w:r>
-        <w:t xml:space="preserve">,</w:t>
-      </w:r>
-      <w:r>
-        <w:t xml:space="preserve"> </w:t>
-      </w:r>
-      <w:r>
-        <w:rPr>
-          <w:rStyle w:val="VerbatimChar"/>
-        </w:rPr>
-        <w:t xml:space="preserve">bb_width</w:t>
-      </w:r>
-      <w:r>
-        <w:t xml:space="preserve">,</w:t>
-      </w:r>
-      <w:r>
-        <w:t xml:space="preserve"> </w:t>
-      </w:r>
-      <w:r>
-        <w:rPr>
-          <w:rStyle w:val="VerbatimChar"/>
-        </w:rPr>
-        <w:t xml:space="preserve">log_return</w:t>
-      </w:r>
-      <w:r>
-        <w:t xml:space="preserve">,</w:t>
-      </w:r>
-      <w:r>
-        <w:t xml:space="preserve"> </w:t>
-      </w:r>
-      <w:r>
-        <w:rPr>
-          <w:rStyle w:val="VerbatimChar"/>
-        </w:rPr>
-        <w:t xml:space="preserve">volume_chg</w:t>
-      </w:r>
-      <w:r>
-        <w:t xml:space="preserve"> </w:t>
-      </w:r>
-      <w:r>
-        <w:t xml:space="preserve">and their lags — are the primary signal; weaker-correlation features (</w:t>
-      </w:r>
-      <w:r>
-        <w:rPr>
-          <w:rStyle w:val="VerbatimChar"/>
-        </w:rPr>
-        <w:t xml:space="preserve">rsi_14</w:t>
-      </w:r>
-      <w:r>
-        <w:t xml:space="preserve">,</w:t>
-      </w:r>
-      <w:r>
-        <w:t xml:space="preserve"> </w:t>
-      </w:r>
-      <w:r>
-        <w:rPr>
-          <w:rStyle w:val="VerbatimChar"/>
-        </w:rPr>
-        <w:t xml:space="preserve">ema_spread</w:t>
-      </w:r>
-      <w:r>
-        <w:t xml:space="preserve">,</w:t>
-      </w:r>
-      <w:r>
-        <w:t xml:space="preserve"> </w:t>
-      </w:r>
-      <w:r>
-        <w:rPr>
-          <w:rStyle w:val="VerbatimChar"/>
-        </w:rPr>
-        <w:t xml:space="preserve">macd_hist</w:t>
-      </w:r>
-      <w:r>
-        <w:t xml:space="preserve">) were retained through feature engineering and formally tested as HAR-RV-X regressors in Section 7.6 — none improved the model.</w:t>
+        <w:t>Already computed in EDA (Section 3.4). Features with the strongest linear correlation to the target — atr_14, log_return, volume_chg and their lags — are the primary signal. RSI, EMA spread, Bollinger width, and MACD were also computed and formally tested as HAR-RV-X regressors in Section 7.6 — none improved the model, so none are part of the current, kept feature set.</w:t>
       </w:r>
     </w:p>
     <w:bookmarkEnd w:id="26"/>

--- a/docs/capstone-btc-volatility-report.docx
+++ b/docs/capstone-btc-volatility-report.docx
@@ -1433,22 +1433,7 @@
         <w:pStyle w:val="FirstParagraph"/>
       </w:pPr>
       <w:r>
-        <w:t xml:space="preserve">Boxplots of</w:t>
-      </w:r>
-      <w:r>
-        <w:t xml:space="preserve"> </w:t>
-      </w:r>
-      <w:r>
-        <w:rPr>
-          <w:rStyle w:val="VerbatimChar"/>
-        </w:rPr>
-        <w:t xml:space="preserve">volatility_7d</w:t>
-      </w:r>
-      <w:r>
-        <w:t xml:space="preserve"> </w:t>
-      </w:r>
-      <w:r>
-        <w:t xml:space="preserve">against hour-of-day (UTC) and day-of-week test for session-overlap effects (US/Asia/Europe trading hours). This bivariate check feeds directly into the chi-square test in Feature Selection (Section 5).</w:t>
+        <w:t>Boxplots of volatility_7d against hour-of-day (UTC) and day-of-week test for session-overlap effects (US/Asia/Europe trading hours).</w:t>
       </w:r>
     </w:p>
     <w:bookmarkEnd w:id="21"/>
@@ -1545,7 +1530,7 @@
         </w:numPr>
       </w:pPr>
       <w:r>
-        <w:t xml:space="preserve">Session-time boxplots motivate the hour-of-day chi-square test in Feature Selection.</w:t>
+        <w:t>Session-time boxplots show whether hour-of-day or day-of-week patterns exist visually.</w:t>
       </w:r>
     </w:p>
     <w:bookmarkEnd w:id="23"/>
@@ -1719,93 +1704,6 @@
     </w:p>
     <w:bookmarkEnd w:id="26"/>
     <w:bookmarkStart w:id="27" w:name="Xe3685772c82d280a7cff95a26f787321e303407"/>
-    <w:p>
-      <w:pPr>
-        <w:pStyle w:val="Heading2"/>
-      </w:pPr>
-      <w:r>
-        <w:t xml:space="preserve">5.2 Chi-Square Test (Categorical: Hour-of-Day vs. Volatility Regime)</w:t>
-      </w:r>
-    </w:p>
-    <w:p>
-      <w:pPr>
-        <w:pStyle w:val="FirstParagraph"/>
-      </w:pPr>
-      <w:r>
-        <w:rPr>
-          <w:rStyle w:val="VerbatimChar"/>
-        </w:rPr>
-        <w:t xml:space="preserve">volatility_7d</w:t>
-      </w:r>
-      <w:r>
-        <w:t xml:space="preserve"> </w:t>
-      </w:r>
-      <w:r>
-        <w:t xml:space="preserve">was binned into Low/Medium/High terciles — diagnostic only, never used as a modeling feature or target — and tested for association with</w:t>
-      </w:r>
-      <w:r>
-        <w:t xml:space="preserve"> </w:t>
-      </w:r>
-      <w:r>
-        <w:rPr>
-          <w:rStyle w:val="VerbatimChar"/>
-        </w:rPr>
-        <w:t xml:space="preserve">hour_of_day</w:t>
-      </w:r>
-      <w:r>
-        <w:t xml:space="preserve"> </w:t>
-      </w:r>
-      <w:r>
-        <w:t xml:space="preserve">via a chi-square test of independence.</w:t>
-      </w:r>
-    </w:p>
-    <w:p>
-      <w:pPr>
-        <w:pStyle w:val="SourceCode"/>
-      </w:pPr>
-      <w:r>
-        <w:rPr>
-          <w:rStyle w:val="VerbatimChar"/>
-        </w:rPr>
-        <w:t xml:space="preserve">df_clean['vol_bin'] = pd.qcut(df_clean['volatility_7d'], q=3, labels=['Low', 'Medium', 'High'])</w:t>
-      </w:r>
-      <w:r>
-        <w:br/>
-      </w:r>
-      <w:r>
-        <w:rPr>
-          <w:rStyle w:val="VerbatimChar"/>
-        </w:rPr>
-        <w:t xml:space="preserve">contingency = pd.crosstab(df_clean['hour_of_day'], df_clean['vol_bin'])</w:t>
-      </w:r>
-      <w:r>
-        <w:br/>
-      </w:r>
-      <w:r>
-        <w:rPr>
-          <w:rStyle w:val="VerbatimChar"/>
-        </w:rPr>
-        <w:t xml:space="preserve">chi2, p_value, dof, expected = chi2_contingency(contingency)</w:t>
-      </w:r>
-    </w:p>
-    <w:p>
-      <w:pPr>
-        <w:pStyle w:val="FirstParagraph"/>
-      </w:pPr>
-      <w:r>
-        <w:rPr>
-          <w:b/>
-          <w:bCs/>
-        </w:rPr>
-        <w:t xml:space="preserve">Result:</w:t>
-      </w:r>
-      <w:r>
-        <w:t xml:space="preserve"> </w:t>
-      </w:r>
-      <w:r>
-        <w:t xml:space="preserve">χ² = 2.68, dof = 46, p-value = 1.0000. No significant association between hour-of-day and volatility regime (p is essentially 1.0, far above the 0.05 threshold) - despite the visually plausible session-overlap boxplots in EDA, hour-of-day does not carry exploitable information about whether volatility will be Low/Medium/High. This is corroborated independently in the Holt-Winters baseline: its seasonal smoothing parameter converged to gamma = 0.0000, meaning the model itself detected essentially no exploitable daily seasonality.</w:t>
-      </w:r>
-    </w:p>
     <w:bookmarkEnd w:id="27"/>
     <w:bookmarkEnd w:id="28"/>
     <w:bookmarkStart w:id="33" w:name="X27e4506841ec095789c370f6c1a27d542bd6d6d"/>
@@ -2587,17 +2485,7 @@
         <w:pStyle w:val="FirstParagraph"/>
       </w:pPr>
       <w:r>
-        <w:rPr>
-          <w:b/>
-          <w:bCs/>
-        </w:rPr>
-        <w:t xml:space="preserve">Fitted parameters:</w:t>
-      </w:r>
-      <w:r>
-        <w:t xml:space="preserve"> </w:t>
-      </w:r>
-      <w:r>
-        <w:t xml:space="preserve">α (level) = 1.0000, β (trend) = 0.0360, γ (seasonal) = 0.0000. Training AIC = -1,039,809.87. γ ≈ 0 independently confirms the chi-square result in Section 5.2: the model itself found essentially no exploitable seasonal signal.</w:t>
+        <w:t>Fitted parameters: α (level) = 1.0000, β (trend) = 0.0360, γ (seasonal) = 0.0000. Training AIC = -1,039,809.87. γ ≈ 0: the model itself found essentially no exploitable seasonal signal.</w:t>
       </w:r>
     </w:p>
     <w:bookmarkEnd w:id="35"/>
